--- a/7_semester/Разработка-требований/ЛР5/ЛР5_Отчет_Буренков_Требования.docx
+++ b/7_semester/Разработка-требований/ЛР5/ЛР5_Отчет_Буренков_Требования.docx
@@ -954,7 +954,7 @@
           <w:i w:val="0"/>
           <w:sz w:val="28"/>
         </w:rPr>
-        <w:t>3</w:t>
+        <w:t>1</w:t>
       </w:r>
     </w:p>
     <w:p>
@@ -991,7 +991,7 @@
           <w:i w:val="0"/>
           <w:sz w:val="28"/>
         </w:rPr>
-        <w:t>4</w:t>
+        <w:t>1</w:t>
       </w:r>
     </w:p>
     <w:p>
@@ -1028,7 +1028,7 @@
           <w:i w:val="0"/>
           <w:sz w:val="28"/>
         </w:rPr>
-        <w:t>4</w:t>
+        <w:t>1</w:t>
       </w:r>
     </w:p>
     <w:p>
@@ -1065,7 +1065,7 @@
           <w:i w:val="0"/>
           <w:sz w:val="28"/>
         </w:rPr>
-        <w:t>4</w:t>
+        <w:t>1</w:t>
       </w:r>
     </w:p>
     <w:p>
@@ -1102,7 +1102,7 @@
           <w:i w:val="0"/>
           <w:sz w:val="28"/>
         </w:rPr>
-        <w:t>4</w:t>
+        <w:t>1</w:t>
       </w:r>
     </w:p>
     <w:p>
@@ -1139,7 +1139,44 @@
           <w:i w:val="0"/>
           <w:sz w:val="28"/>
         </w:rPr>
-        <w:t>4</w:t>
+        <w:t>1</w:t>
+      </w:r>
+    </w:p>
+    <w:p>
+      <w:pPr>
+        <w:tabs>
+          <w:tab w:pos="9354" w:val="right" w:leader="dot"/>
+        </w:tabs>
+        <w:spacing w:lineRule="auto" w:line="360" w:after="0" w:before="0"/>
+        <w:ind w:firstLine="0" w:left="283"/>
+        <w:jc w:val="left"/>
+      </w:pPr>
+      <w:r>
+        <w:rPr>
+          <w:rFonts w:ascii="Times New Roman" w:hAnsi="Times New Roman" w:eastAsia="Times New Roman" w:cs="Times New Roman"/>
+          <w:b w:val="0"/>
+          <w:i w:val="0"/>
+          <w:sz w:val="28"/>
+        </w:rPr>
+        <w:t>1.5 Модель данных</w:t>
+      </w:r>
+      <w:r>
+        <w:rPr>
+          <w:rFonts w:ascii="Times New Roman" w:hAnsi="Times New Roman" w:eastAsia="Times New Roman" w:cs="Times New Roman"/>
+          <w:b w:val="0"/>
+          <w:i w:val="0"/>
+          <w:sz w:val="28"/>
+        </w:rPr>
+        <w:tab/>
+      </w:r>
+      <w:r>
+        <w:rPr>
+          <w:rFonts w:ascii="Times New Roman" w:hAnsi="Times New Roman" w:eastAsia="Times New Roman" w:cs="Times New Roman"/>
+          <w:b w:val="0"/>
+          <w:i w:val="0"/>
+          <w:sz w:val="28"/>
+        </w:rPr>
+        <w:t>1</w:t>
       </w:r>
     </w:p>
     <w:p>
@@ -1176,7 +1213,7 @@
           <w:i w:val="0"/>
           <w:sz w:val="28"/>
         </w:rPr>
-        <w:t>5</w:t>
+        <w:t>1</w:t>
       </w:r>
     </w:p>
     <w:p>
@@ -1213,7 +1250,7 @@
           <w:i w:val="0"/>
           <w:sz w:val="28"/>
         </w:rPr>
-        <w:t>10</w:t>
+        <w:t>1</w:t>
       </w:r>
     </w:p>
     <w:p>
@@ -1251,7 +1288,7 @@
           <w:i w:val="0"/>
           <w:sz w:val="28"/>
         </w:rPr>
-        <w:t>Глоссарий фиксирует термины автоматизированной информационной системы железной дороги, чтобы спецификации вариантов и дополнительная спецификация пользовались одними и теми же словами. Список один, термины стоят по алфавиту, группы терминов не выделяются.</w:t>
+        <w:t>Глоссарий фиксирует термины АИС железной дороги, чтобы спецификации вариантов и дополнительная спецификация пользовались одними словами. Определения сведены в одну таблицу, порядок алфавитный, группы терминов не выделяются.</w:t>
       </w:r>
     </w:p>
     <w:p>
@@ -1306,9 +1343,339 @@
           <w:i w:val="0"/>
           <w:sz w:val="28"/>
         </w:rPr>
-        <w:t>Документ записывает определения основных терминов предметной области пилотного участка: станции, маршруты, рейсы, билеты, смены, обслуживание станции, ремонт и инвентаризация. Определения данных собраны здесь, чтобы в вариантах использования описывать действия, а не заново пояснять слова.</w:t>
+        <w:t>Документ задаёт единые определения терминов пилотного участка. В вариантах использования описывают действия, а не поясняют слова заново.</w:t>
       </w:r>
     </w:p>
+    <w:p>
+      <w:pPr>
+        <w:keepNext/>
+        <w:spacing w:line="240" w:lineRule="auto" w:after="120" w:before="160"/>
+        <w:ind w:firstLine="0" w:left="0"/>
+        <w:jc w:val="left"/>
+      </w:pPr>
+      <w:r>
+        <w:rPr>
+          <w:rFonts w:ascii="Times New Roman" w:hAnsi="Times New Roman" w:eastAsia="Times New Roman" w:cs="Times New Roman"/>
+          <w:b w:val="0"/>
+          <w:i w:val="0"/>
+          <w:sz w:val="28"/>
+        </w:rPr>
+        <w:t>Таблица 1 — Назначение глоссария</w:t>
+      </w:r>
+    </w:p>
+    <w:tbl>
+      <w:tblPr>
+        <w:tblW w:type="dxa" w:w="9354"/>
+        <w:jc w:val="left"/>
+        <w:tblLayout w:type="fixed"/>
+        <w:tblLook w:firstColumn="1" w:firstRow="1" w:lastColumn="0" w:lastRow="0" w:noHBand="0" w:noVBand="1" w:val="04A0"/>
+        <w:tblInd w:w="0" w:type="dxa"/>
+      </w:tblPr>
+      <w:tblGrid>
+        <w:gridCol w:w="2267"/>
+        <w:gridCol w:w="7086"/>
+      </w:tblGrid>
+      <w:tr>
+        <w:tc>
+          <w:tcPr>
+            <w:tcW w:type="dxa" w:w="2268"/>
+            <w:tcBorders>
+              <w:top w:val="single" w:sz="4" w:space="0" w:color="000000"/>
+              <w:left w:val="single" w:sz="4" w:space="0" w:color="000000"/>
+              <w:bottom w:val="single" w:sz="4" w:space="0" w:color="000000"/>
+              <w:right w:val="single" w:sz="4" w:space="0" w:color="000000"/>
+            </w:tcBorders>
+            <w:vAlign w:val="top"/>
+          </w:tcPr>
+          <w:p>
+            <w:pPr>
+              <w:spacing w:line="240" w:lineRule="auto" w:after="0" w:before="0"/>
+              <w:ind w:firstLine="0" w:left="0"/>
+              <w:jc w:val="center"/>
+            </w:pPr>
+            <w:r/>
+            <w:r>
+              <w:rPr>
+                <w:rFonts w:ascii="Times New Roman" w:hAnsi="Times New Roman" w:eastAsia="Times New Roman" w:cs="Times New Roman"/>
+                <w:b/>
+                <w:i w:val="0"/>
+                <w:sz w:val="24"/>
+              </w:rPr>
+              <w:t>Элемент</w:t>
+            </w:r>
+          </w:p>
+        </w:tc>
+        <w:tc>
+          <w:tcPr>
+            <w:tcW w:type="dxa" w:w="7087"/>
+            <w:tcBorders>
+              <w:top w:val="single" w:sz="4" w:space="0" w:color="000000"/>
+              <w:left w:val="single" w:sz="4" w:space="0" w:color="000000"/>
+              <w:bottom w:val="single" w:sz="4" w:space="0" w:color="000000"/>
+              <w:right w:val="single" w:sz="4" w:space="0" w:color="000000"/>
+            </w:tcBorders>
+            <w:vAlign w:val="top"/>
+          </w:tcPr>
+          <w:p>
+            <w:pPr>
+              <w:spacing w:line="240" w:lineRule="auto" w:after="0" w:before="0"/>
+              <w:ind w:firstLine="0" w:left="0"/>
+              <w:jc w:val="center"/>
+            </w:pPr>
+            <w:r/>
+            <w:r>
+              <w:rPr>
+                <w:rFonts w:ascii="Times New Roman" w:hAnsi="Times New Roman" w:eastAsia="Times New Roman" w:cs="Times New Roman"/>
+                <w:b/>
+                <w:i w:val="0"/>
+                <w:sz w:val="24"/>
+              </w:rPr>
+              <w:t>Содержание</w:t>
+            </w:r>
+          </w:p>
+        </w:tc>
+      </w:tr>
+      <w:tr>
+        <w:tc>
+          <w:tcPr>
+            <w:tcW w:type="dxa" w:w="2268"/>
+            <w:tcBorders>
+              <w:top w:val="single" w:sz="4" w:space="0" w:color="000000"/>
+              <w:left w:val="single" w:sz="4" w:space="0" w:color="000000"/>
+              <w:bottom w:val="single" w:sz="4" w:space="0" w:color="000000"/>
+              <w:right w:val="single" w:sz="4" w:space="0" w:color="000000"/>
+            </w:tcBorders>
+            <w:vAlign w:val="top"/>
+          </w:tcPr>
+          <w:p>
+            <w:pPr>
+              <w:spacing w:line="240" w:lineRule="auto" w:after="0" w:before="0"/>
+              <w:ind w:firstLine="0" w:left="0"/>
+              <w:jc w:val="left"/>
+            </w:pPr>
+            <w:r/>
+            <w:r>
+              <w:rPr>
+                <w:rFonts w:ascii="Times New Roman" w:hAnsi="Times New Roman" w:eastAsia="Times New Roman" w:cs="Times New Roman"/>
+                <w:b w:val="0"/>
+                <w:i w:val="0"/>
+                <w:sz w:val="24"/>
+              </w:rPr>
+              <w:t>Предмет</w:t>
+            </w:r>
+          </w:p>
+        </w:tc>
+        <w:tc>
+          <w:tcPr>
+            <w:tcW w:type="dxa" w:w="7087"/>
+            <w:tcBorders>
+              <w:top w:val="single" w:sz="4" w:space="0" w:color="000000"/>
+              <w:left w:val="single" w:sz="4" w:space="0" w:color="000000"/>
+              <w:bottom w:val="single" w:sz="4" w:space="0" w:color="000000"/>
+              <w:right w:val="single" w:sz="4" w:space="0" w:color="000000"/>
+            </w:tcBorders>
+            <w:vAlign w:val="top"/>
+          </w:tcPr>
+          <w:p>
+            <w:pPr>
+              <w:spacing w:line="240" w:lineRule="auto" w:after="0" w:before="0"/>
+              <w:ind w:firstLine="0" w:left="0"/>
+              <w:jc w:val="left"/>
+            </w:pPr>
+            <w:r/>
+            <w:r>
+              <w:rPr>
+                <w:rFonts w:ascii="Times New Roman" w:hAnsi="Times New Roman" w:eastAsia="Times New Roman" w:cs="Times New Roman"/>
+                <w:b w:val="0"/>
+                <w:i w:val="0"/>
+                <w:sz w:val="24"/>
+              </w:rPr>
+              <w:t>АИС железной дороги, пилотный участок одного перевозчика</w:t>
+            </w:r>
+          </w:p>
+        </w:tc>
+      </w:tr>
+      <w:tr>
+        <w:tc>
+          <w:tcPr>
+            <w:tcW w:type="dxa" w:w="2268"/>
+            <w:tcBorders>
+              <w:top w:val="single" w:sz="4" w:space="0" w:color="000000"/>
+              <w:left w:val="single" w:sz="4" w:space="0" w:color="000000"/>
+              <w:bottom w:val="single" w:sz="4" w:space="0" w:color="000000"/>
+              <w:right w:val="single" w:sz="4" w:space="0" w:color="000000"/>
+            </w:tcBorders>
+            <w:vAlign w:val="top"/>
+          </w:tcPr>
+          <w:p>
+            <w:pPr>
+              <w:spacing w:line="240" w:lineRule="auto" w:after="0" w:before="0"/>
+              <w:ind w:firstLine="0" w:left="0"/>
+              <w:jc w:val="left"/>
+            </w:pPr>
+            <w:r/>
+            <w:r>
+              <w:rPr>
+                <w:rFonts w:ascii="Times New Roman" w:hAnsi="Times New Roman" w:eastAsia="Times New Roman" w:cs="Times New Roman"/>
+                <w:b w:val="0"/>
+                <w:i w:val="0"/>
+                <w:sz w:val="24"/>
+              </w:rPr>
+              <w:t>Что фиксирует</w:t>
+            </w:r>
+          </w:p>
+        </w:tc>
+        <w:tc>
+          <w:tcPr>
+            <w:tcW w:type="dxa" w:w="7087"/>
+            <w:tcBorders>
+              <w:top w:val="single" w:sz="4" w:space="0" w:color="000000"/>
+              <w:left w:val="single" w:sz="4" w:space="0" w:color="000000"/>
+              <w:bottom w:val="single" w:sz="4" w:space="0" w:color="000000"/>
+              <w:right w:val="single" w:sz="4" w:space="0" w:color="000000"/>
+            </w:tcBorders>
+            <w:vAlign w:val="top"/>
+          </w:tcPr>
+          <w:p>
+            <w:pPr>
+              <w:spacing w:line="240" w:lineRule="auto" w:after="0" w:before="0"/>
+              <w:ind w:firstLine="0" w:left="0"/>
+              <w:jc w:val="left"/>
+            </w:pPr>
+            <w:r/>
+            <w:r>
+              <w:rPr>
+                <w:rFonts w:ascii="Times New Roman" w:hAnsi="Times New Roman" w:eastAsia="Times New Roman" w:cs="Times New Roman"/>
+                <w:b w:val="0"/>
+                <w:i w:val="0"/>
+                <w:sz w:val="24"/>
+              </w:rPr>
+              <w:t>Термины предметной области, роли персонала, составные части системы</w:t>
+            </w:r>
+          </w:p>
+        </w:tc>
+      </w:tr>
+      <w:tr>
+        <w:tc>
+          <w:tcPr>
+            <w:tcW w:type="dxa" w:w="2268"/>
+            <w:tcBorders>
+              <w:top w:val="single" w:sz="4" w:space="0" w:color="000000"/>
+              <w:left w:val="single" w:sz="4" w:space="0" w:color="000000"/>
+              <w:bottom w:val="single" w:sz="4" w:space="0" w:color="000000"/>
+              <w:right w:val="single" w:sz="4" w:space="0" w:color="000000"/>
+            </w:tcBorders>
+            <w:vAlign w:val="top"/>
+          </w:tcPr>
+          <w:p>
+            <w:pPr>
+              <w:spacing w:line="240" w:lineRule="auto" w:after="0" w:before="0"/>
+              <w:ind w:firstLine="0" w:left="0"/>
+              <w:jc w:val="left"/>
+            </w:pPr>
+            <w:r/>
+            <w:r>
+              <w:rPr>
+                <w:rFonts w:ascii="Times New Roman" w:hAnsi="Times New Roman" w:eastAsia="Times New Roman" w:cs="Times New Roman"/>
+                <w:b w:val="0"/>
+                <w:i w:val="0"/>
+                <w:sz w:val="24"/>
+              </w:rPr>
+              <w:t>Зачем</w:t>
+            </w:r>
+          </w:p>
+        </w:tc>
+        <w:tc>
+          <w:tcPr>
+            <w:tcW w:type="dxa" w:w="7087"/>
+            <w:tcBorders>
+              <w:top w:val="single" w:sz="4" w:space="0" w:color="000000"/>
+              <w:left w:val="single" w:sz="4" w:space="0" w:color="000000"/>
+              <w:bottom w:val="single" w:sz="4" w:space="0" w:color="000000"/>
+              <w:right w:val="single" w:sz="4" w:space="0" w:color="000000"/>
+            </w:tcBorders>
+            <w:vAlign w:val="top"/>
+          </w:tcPr>
+          <w:p>
+            <w:pPr>
+              <w:spacing w:line="240" w:lineRule="auto" w:after="0" w:before="0"/>
+              <w:ind w:firstLine="0" w:left="0"/>
+              <w:jc w:val="left"/>
+            </w:pPr>
+            <w:r/>
+            <w:r>
+              <w:rPr>
+                <w:rFonts w:ascii="Times New Roman" w:hAnsi="Times New Roman" w:eastAsia="Times New Roman" w:cs="Times New Roman"/>
+                <w:b w:val="0"/>
+                <w:i w:val="0"/>
+                <w:sz w:val="24"/>
+              </w:rPr>
+              <w:t>Одинаковые слова в концепции, UC-1–UC-9 и дополнительной спецификации</w:t>
+            </w:r>
+          </w:p>
+        </w:tc>
+      </w:tr>
+      <w:tr>
+        <w:tc>
+          <w:tcPr>
+            <w:tcW w:type="dxa" w:w="2268"/>
+            <w:tcBorders>
+              <w:top w:val="single" w:sz="4" w:space="0" w:color="000000"/>
+              <w:left w:val="single" w:sz="4" w:space="0" w:color="000000"/>
+              <w:bottom w:val="single" w:sz="4" w:space="0" w:color="000000"/>
+              <w:right w:val="single" w:sz="4" w:space="0" w:color="000000"/>
+            </w:tcBorders>
+            <w:vAlign w:val="top"/>
+          </w:tcPr>
+          <w:p>
+            <w:pPr>
+              <w:spacing w:line="240" w:lineRule="auto" w:after="0" w:before="0"/>
+              <w:ind w:firstLine="0" w:left="0"/>
+              <w:jc w:val="left"/>
+            </w:pPr>
+            <w:r/>
+            <w:r>
+              <w:rPr>
+                <w:rFonts w:ascii="Times New Roman" w:hAnsi="Times New Roman" w:eastAsia="Times New Roman" w:cs="Times New Roman"/>
+                <w:b w:val="0"/>
+                <w:i w:val="0"/>
+                <w:sz w:val="24"/>
+              </w:rPr>
+              <w:t>Форма списка</w:t>
+            </w:r>
+          </w:p>
+        </w:tc>
+        <w:tc>
+          <w:tcPr>
+            <w:tcW w:type="dxa" w:w="7087"/>
+            <w:tcBorders>
+              <w:top w:val="single" w:sz="4" w:space="0" w:color="000000"/>
+              <w:left w:val="single" w:sz="4" w:space="0" w:color="000000"/>
+              <w:bottom w:val="single" w:sz="4" w:space="0" w:color="000000"/>
+              <w:right w:val="single" w:sz="4" w:space="0" w:color="000000"/>
+            </w:tcBorders>
+            <w:vAlign w:val="top"/>
+          </w:tcPr>
+          <w:p>
+            <w:pPr>
+              <w:spacing w:line="240" w:lineRule="auto" w:after="0" w:before="0"/>
+              <w:ind w:firstLine="0" w:left="0"/>
+              <w:jc w:val="left"/>
+            </w:pPr>
+            <w:r/>
+            <w:r>
+              <w:rPr>
+                <w:rFonts w:ascii="Times New Roman" w:hAnsi="Times New Roman" w:eastAsia="Times New Roman" w:cs="Times New Roman"/>
+                <w:b w:val="0"/>
+                <w:i w:val="0"/>
+                <w:sz w:val="24"/>
+              </w:rPr>
+              <w:t>Одна таблица «термин — определение», по алфавиту, без групп</w:t>
+            </w:r>
+          </w:p>
+        </w:tc>
+      </w:tr>
+    </w:tbl>
     <w:p>
       <w:pPr>
         <w:keepNext/>
@@ -1339,9 +1706,219 @@
           <w:i w:val="0"/>
           <w:sz w:val="28"/>
         </w:rPr>
-        <w:t>В глоссарий входят термины предметной области, составные части системы и роли персонала. Пассажир назван как лицо на купоне, отдельного термина публичного кабинета нет. Грузовые перевозки, управление движением, найм, закупка запчастей, склад и интернет-магазин в список не включаются.</w:t>
+        <w:t>Границы включаемых и исключаемых терминов приведены в таблице 2.</w:t>
       </w:r>
     </w:p>
+    <w:p>
+      <w:pPr>
+        <w:keepNext/>
+        <w:spacing w:line="240" w:lineRule="auto" w:after="120" w:before="160"/>
+        <w:ind w:firstLine="0" w:left="0"/>
+        <w:jc w:val="left"/>
+      </w:pPr>
+      <w:r>
+        <w:rPr>
+          <w:rFonts w:ascii="Times New Roman" w:hAnsi="Times New Roman" w:eastAsia="Times New Roman" w:cs="Times New Roman"/>
+          <w:b w:val="0"/>
+          <w:i w:val="0"/>
+          <w:sz w:val="28"/>
+        </w:rPr>
+        <w:t>Таблица 2 — Границы глоссария</w:t>
+      </w:r>
+    </w:p>
+    <w:tbl>
+      <w:tblPr>
+        <w:tblW w:type="dxa" w:w="9354"/>
+        <w:jc w:val="left"/>
+        <w:tblLayout w:type="fixed"/>
+        <w:tblLook w:firstColumn="1" w:firstRow="1" w:lastColumn="0" w:lastRow="0" w:noHBand="0" w:noVBand="1" w:val="04A0"/>
+        <w:tblInd w:w="0" w:type="dxa"/>
+      </w:tblPr>
+      <w:tblGrid>
+        <w:gridCol w:w="4677"/>
+        <w:gridCol w:w="4677"/>
+      </w:tblGrid>
+      <w:tr>
+        <w:tc>
+          <w:tcPr>
+            <w:tcW w:type="dxa" w:w="4677"/>
+            <w:tcBorders>
+              <w:top w:val="single" w:sz="4" w:space="0" w:color="000000"/>
+              <w:left w:val="single" w:sz="4" w:space="0" w:color="000000"/>
+              <w:bottom w:val="single" w:sz="4" w:space="0" w:color="000000"/>
+              <w:right w:val="single" w:sz="4" w:space="0" w:color="000000"/>
+            </w:tcBorders>
+            <w:vAlign w:val="top"/>
+          </w:tcPr>
+          <w:p>
+            <w:pPr>
+              <w:spacing w:line="240" w:lineRule="auto" w:after="0" w:before="0"/>
+              <w:ind w:firstLine="0" w:left="0"/>
+              <w:jc w:val="center"/>
+            </w:pPr>
+            <w:r/>
+            <w:r>
+              <w:rPr>
+                <w:rFonts w:ascii="Times New Roman" w:hAnsi="Times New Roman" w:eastAsia="Times New Roman" w:cs="Times New Roman"/>
+                <w:b/>
+                <w:i w:val="0"/>
+                <w:sz w:val="24"/>
+              </w:rPr>
+              <w:t>Входит</w:t>
+            </w:r>
+          </w:p>
+        </w:tc>
+        <w:tc>
+          <w:tcPr>
+            <w:tcW w:type="dxa" w:w="4677"/>
+            <w:tcBorders>
+              <w:top w:val="single" w:sz="4" w:space="0" w:color="000000"/>
+              <w:left w:val="single" w:sz="4" w:space="0" w:color="000000"/>
+              <w:bottom w:val="single" w:sz="4" w:space="0" w:color="000000"/>
+              <w:right w:val="single" w:sz="4" w:space="0" w:color="000000"/>
+            </w:tcBorders>
+            <w:vAlign w:val="top"/>
+          </w:tcPr>
+          <w:p>
+            <w:pPr>
+              <w:spacing w:line="240" w:lineRule="auto" w:after="0" w:before="0"/>
+              <w:ind w:firstLine="0" w:left="0"/>
+              <w:jc w:val="center"/>
+            </w:pPr>
+            <w:r/>
+            <w:r>
+              <w:rPr>
+                <w:rFonts w:ascii="Times New Roman" w:hAnsi="Times New Roman" w:eastAsia="Times New Roman" w:cs="Times New Roman"/>
+                <w:b/>
+                <w:i w:val="0"/>
+                <w:sz w:val="24"/>
+              </w:rPr>
+              <w:t>Не входит</w:t>
+            </w:r>
+          </w:p>
+        </w:tc>
+      </w:tr>
+      <w:tr>
+        <w:tc>
+          <w:tcPr>
+            <w:tcW w:type="dxa" w:w="4677"/>
+            <w:tcBorders>
+              <w:top w:val="single" w:sz="4" w:space="0" w:color="000000"/>
+              <w:left w:val="single" w:sz="4" w:space="0" w:color="000000"/>
+              <w:bottom w:val="single" w:sz="4" w:space="0" w:color="000000"/>
+              <w:right w:val="single" w:sz="4" w:space="0" w:color="000000"/>
+            </w:tcBorders>
+            <w:vAlign w:val="top"/>
+          </w:tcPr>
+          <w:p>
+            <w:pPr>
+              <w:spacing w:line="240" w:lineRule="auto" w:after="0" w:before="0"/>
+              <w:ind w:firstLine="0" w:left="0"/>
+              <w:jc w:val="left"/>
+            </w:pPr>
+            <w:r/>
+            <w:r>
+              <w:rPr>
+                <w:rFonts w:ascii="Times New Roman" w:hAnsi="Times New Roman" w:eastAsia="Times New Roman" w:cs="Times New Roman"/>
+                <w:b w:val="0"/>
+                <w:i w:val="0"/>
+                <w:sz w:val="24"/>
+              </w:rPr>
+              <w:t>Станции, маршруты, рейсы, фонд мест, билетный контур, смены, обслуживание станции, ремонт, инвентаризация, роли персонала</w:t>
+            </w:r>
+          </w:p>
+        </w:tc>
+        <w:tc>
+          <w:tcPr>
+            <w:tcW w:type="dxa" w:w="4677"/>
+            <w:tcBorders>
+              <w:top w:val="single" w:sz="4" w:space="0" w:color="000000"/>
+              <w:left w:val="single" w:sz="4" w:space="0" w:color="000000"/>
+              <w:bottom w:val="single" w:sz="4" w:space="0" w:color="000000"/>
+              <w:right w:val="single" w:sz="4" w:space="0" w:color="000000"/>
+            </w:tcBorders>
+            <w:vAlign w:val="top"/>
+          </w:tcPr>
+          <w:p>
+            <w:pPr>
+              <w:spacing w:line="240" w:lineRule="auto" w:after="0" w:before="0"/>
+              <w:ind w:firstLine="0" w:left="0"/>
+              <w:jc w:val="left"/>
+            </w:pPr>
+            <w:r/>
+            <w:r>
+              <w:rPr>
+                <w:rFonts w:ascii="Times New Roman" w:hAnsi="Times New Roman" w:eastAsia="Times New Roman" w:cs="Times New Roman"/>
+                <w:b w:val="0"/>
+                <w:i w:val="0"/>
+                <w:sz w:val="24"/>
+              </w:rPr>
+              <w:t>Грузовые перевозки, управление движением, найм, закупка запчастей, склад, интернет-магазин, публичный кабинет пассажира</w:t>
+            </w:r>
+          </w:p>
+        </w:tc>
+      </w:tr>
+      <w:tr>
+        <w:tc>
+          <w:tcPr>
+            <w:tcW w:type="dxa" w:w="4677"/>
+            <w:tcBorders>
+              <w:top w:val="single" w:sz="4" w:space="0" w:color="000000"/>
+              <w:left w:val="single" w:sz="4" w:space="0" w:color="000000"/>
+              <w:bottom w:val="single" w:sz="4" w:space="0" w:color="000000"/>
+              <w:right w:val="single" w:sz="4" w:space="0" w:color="000000"/>
+            </w:tcBorders>
+            <w:vAlign w:val="top"/>
+          </w:tcPr>
+          <w:p>
+            <w:pPr>
+              <w:spacing w:line="240" w:lineRule="auto" w:after="0" w:before="0"/>
+              <w:ind w:firstLine="0" w:left="0"/>
+              <w:jc w:val="left"/>
+            </w:pPr>
+            <w:r/>
+            <w:r>
+              <w:rPr>
+                <w:rFonts w:ascii="Times New Roman" w:hAnsi="Times New Roman" w:eastAsia="Times New Roman" w:cs="Times New Roman"/>
+                <w:b w:val="0"/>
+                <w:i w:val="0"/>
+                <w:sz w:val="24"/>
+              </w:rPr>
+              <w:t>Пассажир — только как лицо на купоне</w:t>
+            </w:r>
+          </w:p>
+        </w:tc>
+        <w:tc>
+          <w:tcPr>
+            <w:tcW w:type="dxa" w:w="4677"/>
+            <w:tcBorders>
+              <w:top w:val="single" w:sz="4" w:space="0" w:color="000000"/>
+              <w:left w:val="single" w:sz="4" w:space="0" w:color="000000"/>
+              <w:bottom w:val="single" w:sz="4" w:space="0" w:color="000000"/>
+              <w:right w:val="single" w:sz="4" w:space="0" w:color="000000"/>
+            </w:tcBorders>
+            <w:vAlign w:val="top"/>
+          </w:tcPr>
+          <w:p>
+            <w:pPr>
+              <w:spacing w:line="240" w:lineRule="auto" w:after="0" w:before="0"/>
+              <w:ind w:firstLine="0" w:left="0"/>
+              <w:jc w:val="left"/>
+            </w:pPr>
+            <w:r/>
+            <w:r>
+              <w:rPr>
+                <w:rFonts w:ascii="Times New Roman" w:hAnsi="Times New Roman" w:eastAsia="Times New Roman" w:cs="Times New Roman"/>
+                <w:b w:val="0"/>
+                <w:i w:val="0"/>
+                <w:sz w:val="24"/>
+              </w:rPr>
+              <w:t>Отдельный термин рабочего места пассажира</w:t>
+            </w:r>
+          </w:p>
+        </w:tc>
+      </w:tr>
+    </w:tbl>
     <w:p>
       <w:pPr>
         <w:keepNext/>
@@ -1372,9 +1949,549 @@
           <w:i w:val="0"/>
           <w:sz w:val="28"/>
         </w:rPr>
-        <w:t>Документ о концепции и границах задаёт пороги БЦ-1, БЦ-2 и БЦ-3. Спецификация вариантов UC-1–UC-9 задаёт шаги кассы, диспетчера, дежурного, контролёра и администратора справочников. Дополнительная спецификация задаёт правила ремонта, инвентаризации и общие ограничения. Бизнес-правила дополнительной спецификации в определениях не переписываются другими числами.</w:t>
+        <w:t>Связь глоссария с документами проекта и пороги БЦ из концепции — в таблицах 3 и 4.</w:t>
       </w:r>
     </w:p>
+    <w:p>
+      <w:pPr>
+        <w:keepNext/>
+        <w:spacing w:line="240" w:lineRule="auto" w:after="120" w:before="160"/>
+        <w:ind w:firstLine="0" w:left="0"/>
+        <w:jc w:val="left"/>
+      </w:pPr>
+      <w:r>
+        <w:rPr>
+          <w:rFonts w:ascii="Times New Roman" w:hAnsi="Times New Roman" w:eastAsia="Times New Roman" w:cs="Times New Roman"/>
+          <w:b w:val="0"/>
+          <w:i w:val="0"/>
+          <w:sz w:val="28"/>
+        </w:rPr>
+        <w:t>Таблица 3 — Связанные документы</w:t>
+      </w:r>
+    </w:p>
+    <w:tbl>
+      <w:tblPr>
+        <w:tblW w:type="dxa" w:w="9354"/>
+        <w:jc w:val="left"/>
+        <w:tblLayout w:type="fixed"/>
+        <w:tblLook w:firstColumn="1" w:firstRow="1" w:lastColumn="0" w:lastRow="0" w:noHBand="0" w:noVBand="1" w:val="04A0"/>
+        <w:tblInd w:w="0" w:type="dxa"/>
+      </w:tblPr>
+      <w:tblGrid>
+        <w:gridCol w:w="3118"/>
+        <w:gridCol w:w="6236"/>
+      </w:tblGrid>
+      <w:tr>
+        <w:tc>
+          <w:tcPr>
+            <w:tcW w:type="dxa" w:w="3118"/>
+            <w:tcBorders>
+              <w:top w:val="single" w:sz="4" w:space="0" w:color="000000"/>
+              <w:left w:val="single" w:sz="4" w:space="0" w:color="000000"/>
+              <w:bottom w:val="single" w:sz="4" w:space="0" w:color="000000"/>
+              <w:right w:val="single" w:sz="4" w:space="0" w:color="000000"/>
+            </w:tcBorders>
+            <w:vAlign w:val="top"/>
+          </w:tcPr>
+          <w:p>
+            <w:pPr>
+              <w:spacing w:line="240" w:lineRule="auto" w:after="0" w:before="0"/>
+              <w:ind w:firstLine="0" w:left="0"/>
+              <w:jc w:val="center"/>
+            </w:pPr>
+            <w:r/>
+            <w:r>
+              <w:rPr>
+                <w:rFonts w:ascii="Times New Roman" w:hAnsi="Times New Roman" w:eastAsia="Times New Roman" w:cs="Times New Roman"/>
+                <w:b/>
+                <w:i w:val="0"/>
+                <w:sz w:val="24"/>
+              </w:rPr>
+              <w:t>Документ</w:t>
+            </w:r>
+          </w:p>
+        </w:tc>
+        <w:tc>
+          <w:tcPr>
+            <w:tcW w:type="dxa" w:w="6236"/>
+            <w:tcBorders>
+              <w:top w:val="single" w:sz="4" w:space="0" w:color="000000"/>
+              <w:left w:val="single" w:sz="4" w:space="0" w:color="000000"/>
+              <w:bottom w:val="single" w:sz="4" w:space="0" w:color="000000"/>
+              <w:right w:val="single" w:sz="4" w:space="0" w:color="000000"/>
+            </w:tcBorders>
+            <w:vAlign w:val="top"/>
+          </w:tcPr>
+          <w:p>
+            <w:pPr>
+              <w:spacing w:line="240" w:lineRule="auto" w:after="0" w:before="0"/>
+              <w:ind w:firstLine="0" w:left="0"/>
+              <w:jc w:val="center"/>
+            </w:pPr>
+            <w:r/>
+            <w:r>
+              <w:rPr>
+                <w:rFonts w:ascii="Times New Roman" w:hAnsi="Times New Roman" w:eastAsia="Times New Roman" w:cs="Times New Roman"/>
+                <w:b/>
+                <w:i w:val="0"/>
+                <w:sz w:val="24"/>
+              </w:rPr>
+              <w:t>Что задаёт для глоссария</w:t>
+            </w:r>
+          </w:p>
+        </w:tc>
+      </w:tr>
+      <w:tr>
+        <w:tc>
+          <w:tcPr>
+            <w:tcW w:type="dxa" w:w="3118"/>
+            <w:tcBorders>
+              <w:top w:val="single" w:sz="4" w:space="0" w:color="000000"/>
+              <w:left w:val="single" w:sz="4" w:space="0" w:color="000000"/>
+              <w:bottom w:val="single" w:sz="4" w:space="0" w:color="000000"/>
+              <w:right w:val="single" w:sz="4" w:space="0" w:color="000000"/>
+            </w:tcBorders>
+            <w:vAlign w:val="top"/>
+          </w:tcPr>
+          <w:p>
+            <w:pPr>
+              <w:spacing w:line="240" w:lineRule="auto" w:after="0" w:before="0"/>
+              <w:ind w:firstLine="0" w:left="0"/>
+              <w:jc w:val="left"/>
+            </w:pPr>
+            <w:r/>
+            <w:r>
+              <w:rPr>
+                <w:rFonts w:ascii="Times New Roman" w:hAnsi="Times New Roman" w:eastAsia="Times New Roman" w:cs="Times New Roman"/>
+                <w:b w:val="0"/>
+                <w:i w:val="0"/>
+                <w:sz w:val="24"/>
+              </w:rPr>
+              <w:t>Концепция и границы</w:t>
+            </w:r>
+          </w:p>
+        </w:tc>
+        <w:tc>
+          <w:tcPr>
+            <w:tcW w:type="dxa" w:w="6236"/>
+            <w:tcBorders>
+              <w:top w:val="single" w:sz="4" w:space="0" w:color="000000"/>
+              <w:left w:val="single" w:sz="4" w:space="0" w:color="000000"/>
+              <w:bottom w:val="single" w:sz="4" w:space="0" w:color="000000"/>
+              <w:right w:val="single" w:sz="4" w:space="0" w:color="000000"/>
+            </w:tcBorders>
+            <w:vAlign w:val="top"/>
+          </w:tcPr>
+          <w:p>
+            <w:pPr>
+              <w:spacing w:line="240" w:lineRule="auto" w:after="0" w:before="0"/>
+              <w:ind w:firstLine="0" w:left="0"/>
+              <w:jc w:val="left"/>
+            </w:pPr>
+            <w:r/>
+            <w:r>
+              <w:rPr>
+                <w:rFonts w:ascii="Times New Roman" w:hAnsi="Times New Roman" w:eastAsia="Times New Roman" w:cs="Times New Roman"/>
+                <w:b w:val="0"/>
+                <w:i w:val="0"/>
+                <w:sz w:val="24"/>
+              </w:rPr>
+              <w:t>Пороги БЦ-1, БЦ-2, БЦ-3; границы пилотного участка</w:t>
+            </w:r>
+          </w:p>
+        </w:tc>
+      </w:tr>
+      <w:tr>
+        <w:tc>
+          <w:tcPr>
+            <w:tcW w:type="dxa" w:w="3118"/>
+            <w:tcBorders>
+              <w:top w:val="single" w:sz="4" w:space="0" w:color="000000"/>
+              <w:left w:val="single" w:sz="4" w:space="0" w:color="000000"/>
+              <w:bottom w:val="single" w:sz="4" w:space="0" w:color="000000"/>
+              <w:right w:val="single" w:sz="4" w:space="0" w:color="000000"/>
+            </w:tcBorders>
+            <w:vAlign w:val="top"/>
+          </w:tcPr>
+          <w:p>
+            <w:pPr>
+              <w:spacing w:line="240" w:lineRule="auto" w:after="0" w:before="0"/>
+              <w:ind w:firstLine="0" w:left="0"/>
+              <w:jc w:val="left"/>
+            </w:pPr>
+            <w:r/>
+            <w:r>
+              <w:rPr>
+                <w:rFonts w:ascii="Times New Roman" w:hAnsi="Times New Roman" w:eastAsia="Times New Roman" w:cs="Times New Roman"/>
+                <w:b w:val="0"/>
+                <w:i w:val="0"/>
+                <w:sz w:val="24"/>
+              </w:rPr>
+              <w:t>Спецификация UC-1–UC-9</w:t>
+            </w:r>
+          </w:p>
+        </w:tc>
+        <w:tc>
+          <w:tcPr>
+            <w:tcW w:type="dxa" w:w="6236"/>
+            <w:tcBorders>
+              <w:top w:val="single" w:sz="4" w:space="0" w:color="000000"/>
+              <w:left w:val="single" w:sz="4" w:space="0" w:color="000000"/>
+              <w:bottom w:val="single" w:sz="4" w:space="0" w:color="000000"/>
+              <w:right w:val="single" w:sz="4" w:space="0" w:color="000000"/>
+            </w:tcBorders>
+            <w:vAlign w:val="top"/>
+          </w:tcPr>
+          <w:p>
+            <w:pPr>
+              <w:spacing w:line="240" w:lineRule="auto" w:after="0" w:before="0"/>
+              <w:ind w:firstLine="0" w:left="0"/>
+              <w:jc w:val="left"/>
+            </w:pPr>
+            <w:r/>
+            <w:r>
+              <w:rPr>
+                <w:rFonts w:ascii="Times New Roman" w:hAnsi="Times New Roman" w:eastAsia="Times New Roman" w:cs="Times New Roman"/>
+                <w:b w:val="0"/>
+                <w:i w:val="0"/>
+                <w:sz w:val="24"/>
+              </w:rPr>
+              <w:t>Шаги кассы, диспетчера, дежурного, контролёра, администратора справочников</w:t>
+            </w:r>
+          </w:p>
+        </w:tc>
+      </w:tr>
+      <w:tr>
+        <w:tc>
+          <w:tcPr>
+            <w:tcW w:type="dxa" w:w="3118"/>
+            <w:tcBorders>
+              <w:top w:val="single" w:sz="4" w:space="0" w:color="000000"/>
+              <w:left w:val="single" w:sz="4" w:space="0" w:color="000000"/>
+              <w:bottom w:val="single" w:sz="4" w:space="0" w:color="000000"/>
+              <w:right w:val="single" w:sz="4" w:space="0" w:color="000000"/>
+            </w:tcBorders>
+            <w:vAlign w:val="top"/>
+          </w:tcPr>
+          <w:p>
+            <w:pPr>
+              <w:spacing w:line="240" w:lineRule="auto" w:after="0" w:before="0"/>
+              <w:ind w:firstLine="0" w:left="0"/>
+              <w:jc w:val="left"/>
+            </w:pPr>
+            <w:r/>
+            <w:r>
+              <w:rPr>
+                <w:rFonts w:ascii="Times New Roman" w:hAnsi="Times New Roman" w:eastAsia="Times New Roman" w:cs="Times New Roman"/>
+                <w:b w:val="0"/>
+                <w:i w:val="0"/>
+                <w:sz w:val="24"/>
+              </w:rPr>
+              <w:t>Дополнительная спецификация</w:t>
+            </w:r>
+          </w:p>
+        </w:tc>
+        <w:tc>
+          <w:tcPr>
+            <w:tcW w:type="dxa" w:w="6236"/>
+            <w:tcBorders>
+              <w:top w:val="single" w:sz="4" w:space="0" w:color="000000"/>
+              <w:left w:val="single" w:sz="4" w:space="0" w:color="000000"/>
+              <w:bottom w:val="single" w:sz="4" w:space="0" w:color="000000"/>
+              <w:right w:val="single" w:sz="4" w:space="0" w:color="000000"/>
+            </w:tcBorders>
+            <w:vAlign w:val="top"/>
+          </w:tcPr>
+          <w:p>
+            <w:pPr>
+              <w:spacing w:line="240" w:lineRule="auto" w:after="0" w:before="0"/>
+              <w:ind w:firstLine="0" w:left="0"/>
+              <w:jc w:val="left"/>
+            </w:pPr>
+            <w:r/>
+            <w:r>
+              <w:rPr>
+                <w:rFonts w:ascii="Times New Roman" w:hAnsi="Times New Roman" w:eastAsia="Times New Roman" w:cs="Times New Roman"/>
+                <w:b w:val="0"/>
+                <w:i w:val="0"/>
+                <w:sz w:val="24"/>
+              </w:rPr>
+              <w:t>Правила ремонта, инвентаризации и общие ограничения</w:t>
+            </w:r>
+          </w:p>
+        </w:tc>
+      </w:tr>
+    </w:tbl>
+    <w:p>
+      <w:pPr>
+        <w:keepNext/>
+        <w:spacing w:line="240" w:lineRule="auto" w:after="120" w:before="160"/>
+        <w:ind w:firstLine="0" w:left="0"/>
+        <w:jc w:val="left"/>
+      </w:pPr>
+      <w:r>
+        <w:rPr>
+          <w:rFonts w:ascii="Times New Roman" w:hAnsi="Times New Roman" w:eastAsia="Times New Roman" w:cs="Times New Roman"/>
+          <w:b w:val="0"/>
+          <w:i w:val="0"/>
+          <w:sz w:val="28"/>
+        </w:rPr>
+        <w:t>Таблица 4 — Бизнес-цели из концепции</w:t>
+      </w:r>
+    </w:p>
+    <w:tbl>
+      <w:tblPr>
+        <w:tblW w:type="dxa" w:w="9354"/>
+        <w:jc w:val="left"/>
+        <w:tblLayout w:type="fixed"/>
+        <w:tblLook w:firstColumn="1" w:firstRow="1" w:lastColumn="0" w:lastRow="0" w:noHBand="0" w:noVBand="1" w:val="04A0"/>
+        <w:tblInd w:w="0" w:type="dxa"/>
+      </w:tblPr>
+      <w:tblGrid>
+        <w:gridCol w:w="1417"/>
+        <w:gridCol w:w="7937"/>
+      </w:tblGrid>
+      <w:tr>
+        <w:tc>
+          <w:tcPr>
+            <w:tcW w:type="dxa" w:w="1417"/>
+            <w:tcBorders>
+              <w:top w:val="single" w:sz="4" w:space="0" w:color="000000"/>
+              <w:left w:val="single" w:sz="4" w:space="0" w:color="000000"/>
+              <w:bottom w:val="single" w:sz="4" w:space="0" w:color="000000"/>
+              <w:right w:val="single" w:sz="4" w:space="0" w:color="000000"/>
+            </w:tcBorders>
+            <w:vAlign w:val="top"/>
+          </w:tcPr>
+          <w:p>
+            <w:pPr>
+              <w:spacing w:line="240" w:lineRule="auto" w:after="0" w:before="0"/>
+              <w:ind w:firstLine="0" w:left="0"/>
+              <w:jc w:val="center"/>
+            </w:pPr>
+            <w:r/>
+            <w:r>
+              <w:rPr>
+                <w:rFonts w:ascii="Times New Roman" w:hAnsi="Times New Roman" w:eastAsia="Times New Roman" w:cs="Times New Roman"/>
+                <w:b/>
+                <w:i w:val="0"/>
+                <w:sz w:val="24"/>
+              </w:rPr>
+              <w:t>Код</w:t>
+            </w:r>
+          </w:p>
+        </w:tc>
+        <w:tc>
+          <w:tcPr>
+            <w:tcW w:type="dxa" w:w="7937"/>
+            <w:tcBorders>
+              <w:top w:val="single" w:sz="4" w:space="0" w:color="000000"/>
+              <w:left w:val="single" w:sz="4" w:space="0" w:color="000000"/>
+              <w:bottom w:val="single" w:sz="4" w:space="0" w:color="000000"/>
+              <w:right w:val="single" w:sz="4" w:space="0" w:color="000000"/>
+            </w:tcBorders>
+            <w:vAlign w:val="top"/>
+          </w:tcPr>
+          <w:p>
+            <w:pPr>
+              <w:spacing w:line="240" w:lineRule="auto" w:after="0" w:before="0"/>
+              <w:ind w:firstLine="0" w:left="0"/>
+              <w:jc w:val="center"/>
+            </w:pPr>
+            <w:r/>
+            <w:r>
+              <w:rPr>
+                <w:rFonts w:ascii="Times New Roman" w:hAnsi="Times New Roman" w:eastAsia="Times New Roman" w:cs="Times New Roman"/>
+                <w:b/>
+                <w:i w:val="0"/>
+                <w:sz w:val="24"/>
+              </w:rPr>
+              <w:t>Порог</w:t>
+            </w:r>
+          </w:p>
+        </w:tc>
+      </w:tr>
+      <w:tr>
+        <w:tc>
+          <w:tcPr>
+            <w:tcW w:type="dxa" w:w="1417"/>
+            <w:tcBorders>
+              <w:top w:val="single" w:sz="4" w:space="0" w:color="000000"/>
+              <w:left w:val="single" w:sz="4" w:space="0" w:color="000000"/>
+              <w:bottom w:val="single" w:sz="4" w:space="0" w:color="000000"/>
+              <w:right w:val="single" w:sz="4" w:space="0" w:color="000000"/>
+            </w:tcBorders>
+            <w:vAlign w:val="top"/>
+          </w:tcPr>
+          <w:p>
+            <w:pPr>
+              <w:spacing w:line="240" w:lineRule="auto" w:after="0" w:before="0"/>
+              <w:ind w:firstLine="0" w:left="0"/>
+              <w:jc w:val="left"/>
+            </w:pPr>
+            <w:r/>
+            <w:r>
+              <w:rPr>
+                <w:rFonts w:ascii="Times New Roman" w:hAnsi="Times New Roman" w:eastAsia="Times New Roman" w:cs="Times New Roman"/>
+                <w:b w:val="0"/>
+                <w:i w:val="0"/>
+                <w:sz w:val="24"/>
+              </w:rPr>
+              <w:t>БЦ-1</w:t>
+            </w:r>
+          </w:p>
+        </w:tc>
+        <w:tc>
+          <w:tcPr>
+            <w:tcW w:type="dxa" w:w="7937"/>
+            <w:tcBorders>
+              <w:top w:val="single" w:sz="4" w:space="0" w:color="000000"/>
+              <w:left w:val="single" w:sz="4" w:space="0" w:color="000000"/>
+              <w:bottom w:val="single" w:sz="4" w:space="0" w:color="000000"/>
+              <w:right w:val="single" w:sz="4" w:space="0" w:color="000000"/>
+            </w:tcBorders>
+            <w:vAlign w:val="top"/>
+          </w:tcPr>
+          <w:p>
+            <w:pPr>
+              <w:spacing w:line="240" w:lineRule="auto" w:after="0" w:before="0"/>
+              <w:ind w:firstLine="0" w:left="0"/>
+              <w:jc w:val="left"/>
+            </w:pPr>
+            <w:r/>
+            <w:r>
+              <w:rPr>
+                <w:rFonts w:ascii="Times New Roman" w:hAnsi="Times New Roman" w:eastAsia="Times New Roman" w:cs="Times New Roman"/>
+                <w:b w:val="0"/>
+                <w:i w:val="0"/>
+                <w:sz w:val="24"/>
+              </w:rPr>
+              <w:t>Оформление билета ≤ 3 мин в 90 % случаев за три месяца</w:t>
+            </w:r>
+          </w:p>
+        </w:tc>
+      </w:tr>
+      <w:tr>
+        <w:tc>
+          <w:tcPr>
+            <w:tcW w:type="dxa" w:w="1417"/>
+            <w:tcBorders>
+              <w:top w:val="single" w:sz="4" w:space="0" w:color="000000"/>
+              <w:left w:val="single" w:sz="4" w:space="0" w:color="000000"/>
+              <w:bottom w:val="single" w:sz="4" w:space="0" w:color="000000"/>
+              <w:right w:val="single" w:sz="4" w:space="0" w:color="000000"/>
+            </w:tcBorders>
+            <w:vAlign w:val="top"/>
+          </w:tcPr>
+          <w:p>
+            <w:pPr>
+              <w:spacing w:line="240" w:lineRule="auto" w:after="0" w:before="0"/>
+              <w:ind w:firstLine="0" w:left="0"/>
+              <w:jc w:val="left"/>
+            </w:pPr>
+            <w:r/>
+            <w:r>
+              <w:rPr>
+                <w:rFonts w:ascii="Times New Roman" w:hAnsi="Times New Roman" w:eastAsia="Times New Roman" w:cs="Times New Roman"/>
+                <w:b w:val="0"/>
+                <w:i w:val="0"/>
+                <w:sz w:val="24"/>
+              </w:rPr>
+              <w:t>БЦ-2</w:t>
+            </w:r>
+          </w:p>
+        </w:tc>
+        <w:tc>
+          <w:tcPr>
+            <w:tcW w:type="dxa" w:w="7937"/>
+            <w:tcBorders>
+              <w:top w:val="single" w:sz="4" w:space="0" w:color="000000"/>
+              <w:left w:val="single" w:sz="4" w:space="0" w:color="000000"/>
+              <w:bottom w:val="single" w:sz="4" w:space="0" w:color="000000"/>
+              <w:right w:val="single" w:sz="4" w:space="0" w:color="000000"/>
+            </w:tcBorders>
+            <w:vAlign w:val="top"/>
+          </w:tcPr>
+          <w:p>
+            <w:pPr>
+              <w:spacing w:line="240" w:lineRule="auto" w:after="0" w:before="0"/>
+              <w:ind w:firstLine="0" w:left="0"/>
+              <w:jc w:val="left"/>
+            </w:pPr>
+            <w:r/>
+            <w:r>
+              <w:rPr>
+                <w:rFonts w:ascii="Times New Roman" w:hAnsi="Times New Roman" w:eastAsia="Times New Roman" w:cs="Times New Roman"/>
+                <w:b w:val="0"/>
+                <w:i w:val="0"/>
+                <w:sz w:val="24"/>
+              </w:rPr>
+              <w:t>Не более одного инцидента двойной продажи места в месяц</w:t>
+            </w:r>
+          </w:p>
+        </w:tc>
+      </w:tr>
+      <w:tr>
+        <w:tc>
+          <w:tcPr>
+            <w:tcW w:type="dxa" w:w="1417"/>
+            <w:tcBorders>
+              <w:top w:val="single" w:sz="4" w:space="0" w:color="000000"/>
+              <w:left w:val="single" w:sz="4" w:space="0" w:color="000000"/>
+              <w:bottom w:val="single" w:sz="4" w:space="0" w:color="000000"/>
+              <w:right w:val="single" w:sz="4" w:space="0" w:color="000000"/>
+            </w:tcBorders>
+            <w:vAlign w:val="top"/>
+          </w:tcPr>
+          <w:p>
+            <w:pPr>
+              <w:spacing w:line="240" w:lineRule="auto" w:after="0" w:before="0"/>
+              <w:ind w:firstLine="0" w:left="0"/>
+              <w:jc w:val="left"/>
+            </w:pPr>
+            <w:r/>
+            <w:r>
+              <w:rPr>
+                <w:rFonts w:ascii="Times New Roman" w:hAnsi="Times New Roman" w:eastAsia="Times New Roman" w:cs="Times New Roman"/>
+                <w:b w:val="0"/>
+                <w:i w:val="0"/>
+                <w:sz w:val="24"/>
+              </w:rPr>
+              <w:t>БЦ-3</w:t>
+            </w:r>
+          </w:p>
+        </w:tc>
+        <w:tc>
+          <w:tcPr>
+            <w:tcW w:type="dxa" w:w="7937"/>
+            <w:tcBorders>
+              <w:top w:val="single" w:sz="4" w:space="0" w:color="000000"/>
+              <w:left w:val="single" w:sz="4" w:space="0" w:color="000000"/>
+              <w:bottom w:val="single" w:sz="4" w:space="0" w:color="000000"/>
+              <w:right w:val="single" w:sz="4" w:space="0" w:color="000000"/>
+            </w:tcBorders>
+            <w:vAlign w:val="top"/>
+          </w:tcPr>
+          <w:p>
+            <w:pPr>
+              <w:spacing w:line="240" w:lineRule="auto" w:after="0" w:before="0"/>
+              <w:ind w:firstLine="0" w:left="0"/>
+              <w:jc w:val="left"/>
+            </w:pPr>
+            <w:r/>
+            <w:r>
+              <w:rPr>
+                <w:rFonts w:ascii="Times New Roman" w:hAnsi="Times New Roman" w:eastAsia="Times New Roman" w:cs="Times New Roman"/>
+                <w:b w:val="0"/>
+                <w:i w:val="0"/>
+                <w:sz w:val="24"/>
+              </w:rPr>
+              <w:t>После отмены рейса новые продажи закрыты ≤ 5 мин в 95 % случаев</w:t>
+            </w:r>
+          </w:p>
+        </w:tc>
+      </w:tr>
+    </w:tbl>
     <w:p>
       <w:pPr>
         <w:keepNext/>
@@ -1405,9 +2522,1199 @@
           <w:i w:val="0"/>
           <w:sz w:val="28"/>
         </w:rPr>
-        <w:t>Определение стоит сразу под термином. Порядок алфавитный. Предметная область одна, поэтому список не делится на группы.</w:t>
+        <w:t>Раздел 1.5 показывает модель данных предметной области. Раздел 2 содержит одну таблицу определений: в первой колонке термин, во второй — определение. Порядок алфавитный. Числа БЦ в определениях совпадают с таблицей 4.</w:t>
       </w:r>
     </w:p>
+    <w:p>
+      <w:pPr>
+        <w:keepNext/>
+        <w:spacing w:lineRule="auto" w:line="360" w:after="40" w:before="120"/>
+        <w:ind w:firstLine="709" w:left="0"/>
+        <w:jc w:val="left"/>
+      </w:pPr>
+      <w:r>
+        <w:rPr>
+          <w:rFonts w:ascii="Times New Roman" w:hAnsi="Times New Roman" w:eastAsia="Times New Roman" w:cs="Times New Roman"/>
+          <w:b/>
+          <w:i w:val="0"/>
+          <w:sz w:val="28"/>
+        </w:rPr>
+        <w:t>1.5 Модель данных</w:t>
+      </w:r>
+    </w:p>
+    <w:p>
+      <w:pPr>
+        <w:spacing w:lineRule="auto" w:line="360" w:after="0" w:before="0"/>
+        <w:ind w:firstLine="709" w:left="0"/>
+        <w:jc w:val="both"/>
+      </w:pPr>
+      <w:r>
+        <w:rPr>
+          <w:rFonts w:ascii="Times New Roman" w:hAnsi="Times New Roman" w:eastAsia="Times New Roman" w:cs="Times New Roman"/>
+          <w:b w:val="0"/>
+          <w:i w:val="0"/>
+          <w:sz w:val="28"/>
+        </w:rPr>
+        <w:t>На рисунке 1 приведена модель сущностей АИС железной дороги. Состав сущностей и ключевые атрибуты совпадают со слоем данных прототипа лабораторных работ 6–8 (станции, схемы вагонов, маршруты, рейсы, фонд мест, билеты, смена, обслуживание станции, заявки на ремонт, инвентаризация). Пассажир хранится только как поле билета.</w:t>
+      </w:r>
+    </w:p>
+    <w:p>
+      <w:pPr>
+        <w:keepNext/>
+        <w:spacing w:line="240" w:lineRule="auto" w:after="0" w:before="160"/>
+        <w:ind w:firstLine="0" w:left="0"/>
+        <w:jc w:val="center"/>
+      </w:pPr>
+      <w:r>
+        <w:drawing>
+          <wp:inline xmlns:a="http://schemas.openxmlformats.org/drawingml/2006/main" xmlns:pic="http://schemas.openxmlformats.org/drawingml/2006/picture">
+            <wp:extent cx="5832000" cy="6871572"/>
+            <wp:docPr id="1" name="Picture 1"/>
+            <wp:cNvGraphicFramePr>
+              <a:graphicFrameLocks noChangeAspect="1"/>
+            </wp:cNvGraphicFramePr>
+            <a:graphic>
+              <a:graphicData uri="http://schemas.openxmlformats.org/drawingml/2006/picture">
+                <pic:pic>
+                  <pic:nvPicPr>
+                    <pic:cNvPr id="0" name="er_model.png"/>
+                    <pic:cNvPicPr/>
+                  </pic:nvPicPr>
+                  <pic:blipFill>
+                    <a:blip r:embed="rId13"/>
+                    <a:stretch>
+                      <a:fillRect/>
+                    </a:stretch>
+                  </pic:blipFill>
+                  <pic:spPr>
+                    <a:xfrm>
+                      <a:off x="0" y="0"/>
+                      <a:ext cx="5832000" cy="6871572"/>
+                    </a:xfrm>
+                    <a:prstGeom prst="rect"/>
+                  </pic:spPr>
+                </pic:pic>
+              </a:graphicData>
+            </a:graphic>
+          </wp:inline>
+        </w:drawing>
+      </w:r>
+    </w:p>
+    <w:p>
+      <w:pPr>
+        <w:spacing w:line="240" w:lineRule="auto" w:after="160" w:before="80"/>
+        <w:ind w:firstLine="0" w:left="0"/>
+        <w:jc w:val="center"/>
+      </w:pPr>
+      <w:r>
+        <w:rPr>
+          <w:rFonts w:ascii="Times New Roman" w:hAnsi="Times New Roman" w:eastAsia="Times New Roman" w:cs="Times New Roman"/>
+          <w:b w:val="0"/>
+          <w:i w:val="0"/>
+          <w:sz w:val="28"/>
+        </w:rPr>
+        <w:t>Рисунок 1 — Модель данных АИС железной дороги</w:t>
+      </w:r>
+    </w:p>
+    <w:p>
+      <w:pPr>
+        <w:keepNext/>
+        <w:spacing w:line="240" w:lineRule="auto" w:after="120" w:before="160"/>
+        <w:ind w:firstLine="0" w:left="0"/>
+        <w:jc w:val="left"/>
+      </w:pPr>
+      <w:r>
+        <w:rPr>
+          <w:rFonts w:ascii="Times New Roman" w:hAnsi="Times New Roman" w:eastAsia="Times New Roman" w:cs="Times New Roman"/>
+          <w:b w:val="0"/>
+          <w:i w:val="0"/>
+          <w:sz w:val="28"/>
+        </w:rPr>
+        <w:t>Таблица 5 — Сущности модели данных</w:t>
+      </w:r>
+    </w:p>
+    <w:tbl>
+      <w:tblPr>
+        <w:tblW w:type="dxa" w:w="9354"/>
+        <w:jc w:val="left"/>
+        <w:tblLayout w:type="fixed"/>
+        <w:tblLook w:firstColumn="1" w:firstRow="1" w:lastColumn="0" w:lastRow="0" w:noHBand="0" w:noVBand="1" w:val="04A0"/>
+        <w:tblInd w:w="0" w:type="dxa"/>
+      </w:tblPr>
+      <w:tblGrid>
+        <w:gridCol w:w="2040"/>
+        <w:gridCol w:w="4081"/>
+        <w:gridCol w:w="3231"/>
+      </w:tblGrid>
+      <w:tr>
+        <w:tc>
+          <w:tcPr>
+            <w:tcW w:type="dxa" w:w="2041"/>
+            <w:tcBorders>
+              <w:top w:val="single" w:sz="4" w:space="0" w:color="000000"/>
+              <w:left w:val="single" w:sz="4" w:space="0" w:color="000000"/>
+              <w:bottom w:val="single" w:sz="4" w:space="0" w:color="000000"/>
+              <w:right w:val="single" w:sz="4" w:space="0" w:color="000000"/>
+            </w:tcBorders>
+            <w:vAlign w:val="top"/>
+          </w:tcPr>
+          <w:p>
+            <w:pPr>
+              <w:spacing w:line="240" w:lineRule="auto" w:after="0" w:before="0"/>
+              <w:ind w:firstLine="0" w:left="0"/>
+              <w:jc w:val="center"/>
+            </w:pPr>
+            <w:r/>
+            <w:r>
+              <w:rPr>
+                <w:rFonts w:ascii="Times New Roman" w:hAnsi="Times New Roman" w:eastAsia="Times New Roman" w:cs="Times New Roman"/>
+                <w:b/>
+                <w:i w:val="0"/>
+                <w:sz w:val="20"/>
+              </w:rPr>
+              <w:t>Сущность</w:t>
+            </w:r>
+          </w:p>
+        </w:tc>
+        <w:tc>
+          <w:tcPr>
+            <w:tcW w:type="dxa" w:w="4082"/>
+            <w:tcBorders>
+              <w:top w:val="single" w:sz="4" w:space="0" w:color="000000"/>
+              <w:left w:val="single" w:sz="4" w:space="0" w:color="000000"/>
+              <w:bottom w:val="single" w:sz="4" w:space="0" w:color="000000"/>
+              <w:right w:val="single" w:sz="4" w:space="0" w:color="000000"/>
+            </w:tcBorders>
+            <w:vAlign w:val="top"/>
+          </w:tcPr>
+          <w:p>
+            <w:pPr>
+              <w:spacing w:line="240" w:lineRule="auto" w:after="0" w:before="0"/>
+              <w:ind w:firstLine="0" w:left="0"/>
+              <w:jc w:val="center"/>
+            </w:pPr>
+            <w:r/>
+            <w:r>
+              <w:rPr>
+                <w:rFonts w:ascii="Times New Roman" w:hAnsi="Times New Roman" w:eastAsia="Times New Roman" w:cs="Times New Roman"/>
+                <w:b/>
+                <w:i w:val="0"/>
+                <w:sz w:val="20"/>
+              </w:rPr>
+              <w:t>Ключевые атрибуты</w:t>
+            </w:r>
+          </w:p>
+        </w:tc>
+        <w:tc>
+          <w:tcPr>
+            <w:tcW w:type="dxa" w:w="3231"/>
+            <w:tcBorders>
+              <w:top w:val="single" w:sz="4" w:space="0" w:color="000000"/>
+              <w:left w:val="single" w:sz="4" w:space="0" w:color="000000"/>
+              <w:bottom w:val="single" w:sz="4" w:space="0" w:color="000000"/>
+              <w:right w:val="single" w:sz="4" w:space="0" w:color="000000"/>
+            </w:tcBorders>
+            <w:vAlign w:val="top"/>
+          </w:tcPr>
+          <w:p>
+            <w:pPr>
+              <w:spacing w:line="240" w:lineRule="auto" w:after="0" w:before="0"/>
+              <w:ind w:firstLine="0" w:left="0"/>
+              <w:jc w:val="center"/>
+            </w:pPr>
+            <w:r/>
+            <w:r>
+              <w:rPr>
+                <w:rFonts w:ascii="Times New Roman" w:hAnsi="Times New Roman" w:eastAsia="Times New Roman" w:cs="Times New Roman"/>
+                <w:b/>
+                <w:i w:val="0"/>
+                <w:sz w:val="20"/>
+              </w:rPr>
+              <w:t>Связи</w:t>
+            </w:r>
+          </w:p>
+        </w:tc>
+      </w:tr>
+      <w:tr>
+        <w:tc>
+          <w:tcPr>
+            <w:tcW w:type="dxa" w:w="2041"/>
+            <w:tcBorders>
+              <w:top w:val="single" w:sz="4" w:space="0" w:color="000000"/>
+              <w:left w:val="single" w:sz="4" w:space="0" w:color="000000"/>
+              <w:bottom w:val="single" w:sz="4" w:space="0" w:color="000000"/>
+              <w:right w:val="single" w:sz="4" w:space="0" w:color="000000"/>
+            </w:tcBorders>
+            <w:vAlign w:val="top"/>
+          </w:tcPr>
+          <w:p>
+            <w:pPr>
+              <w:spacing w:line="240" w:lineRule="auto" w:after="0" w:before="0"/>
+              <w:ind w:firstLine="0" w:left="0"/>
+              <w:jc w:val="left"/>
+            </w:pPr>
+            <w:r/>
+            <w:r>
+              <w:rPr>
+                <w:rFonts w:ascii="Times New Roman" w:hAnsi="Times New Roman" w:eastAsia="Times New Roman" w:cs="Times New Roman"/>
+                <w:b/>
+                <w:i w:val="0"/>
+                <w:sz w:val="20"/>
+              </w:rPr>
+              <w:t>Станция</w:t>
+            </w:r>
+          </w:p>
+        </w:tc>
+        <w:tc>
+          <w:tcPr>
+            <w:tcW w:type="dxa" w:w="4082"/>
+            <w:tcBorders>
+              <w:top w:val="single" w:sz="4" w:space="0" w:color="000000"/>
+              <w:left w:val="single" w:sz="4" w:space="0" w:color="000000"/>
+              <w:bottom w:val="single" w:sz="4" w:space="0" w:color="000000"/>
+              <w:right w:val="single" w:sz="4" w:space="0" w:color="000000"/>
+            </w:tcBorders>
+            <w:vAlign w:val="top"/>
+          </w:tcPr>
+          <w:p>
+            <w:pPr>
+              <w:spacing w:line="240" w:lineRule="auto" w:after="0" w:before="0"/>
+              <w:ind w:firstLine="0" w:left="0"/>
+              <w:jc w:val="left"/>
+            </w:pPr>
+            <w:r/>
+            <w:r>
+              <w:rPr>
+                <w:rFonts w:ascii="Times New Roman" w:hAnsi="Times New Roman" w:eastAsia="Times New Roman" w:cs="Times New Roman"/>
+                <w:b w:val="0"/>
+                <w:i w:val="0"/>
+                <w:sz w:val="20"/>
+              </w:rPr>
+              <w:t>код, название</w:t>
+            </w:r>
+          </w:p>
+        </w:tc>
+        <w:tc>
+          <w:tcPr>
+            <w:tcW w:type="dxa" w:w="3231"/>
+            <w:tcBorders>
+              <w:top w:val="single" w:sz="4" w:space="0" w:color="000000"/>
+              <w:left w:val="single" w:sz="4" w:space="0" w:color="000000"/>
+              <w:bottom w:val="single" w:sz="4" w:space="0" w:color="000000"/>
+              <w:right w:val="single" w:sz="4" w:space="0" w:color="000000"/>
+            </w:tcBorders>
+            <w:vAlign w:val="top"/>
+          </w:tcPr>
+          <w:p>
+            <w:pPr>
+              <w:spacing w:line="240" w:lineRule="auto" w:after="0" w:before="0"/>
+              <w:ind w:firstLine="0" w:left="0"/>
+              <w:jc w:val="left"/>
+            </w:pPr>
+            <w:r/>
+            <w:r>
+              <w:rPr>
+                <w:rFonts w:ascii="Times New Roman" w:hAnsi="Times New Roman" w:eastAsia="Times New Roman" w:cs="Times New Roman"/>
+                <w:b w:val="0"/>
+                <w:i w:val="0"/>
+                <w:sz w:val="20"/>
+              </w:rPr>
+              <w:t>входит в состав маршрута</w:t>
+            </w:r>
+          </w:p>
+        </w:tc>
+      </w:tr>
+      <w:tr>
+        <w:tc>
+          <w:tcPr>
+            <w:tcW w:type="dxa" w:w="2041"/>
+            <w:tcBorders>
+              <w:top w:val="single" w:sz="4" w:space="0" w:color="000000"/>
+              <w:left w:val="single" w:sz="4" w:space="0" w:color="000000"/>
+              <w:bottom w:val="single" w:sz="4" w:space="0" w:color="000000"/>
+              <w:right w:val="single" w:sz="4" w:space="0" w:color="000000"/>
+            </w:tcBorders>
+            <w:vAlign w:val="top"/>
+          </w:tcPr>
+          <w:p>
+            <w:pPr>
+              <w:spacing w:line="240" w:lineRule="auto" w:after="0" w:before="0"/>
+              <w:ind w:firstLine="0" w:left="0"/>
+              <w:jc w:val="left"/>
+            </w:pPr>
+            <w:r/>
+            <w:r>
+              <w:rPr>
+                <w:rFonts w:ascii="Times New Roman" w:hAnsi="Times New Roman" w:eastAsia="Times New Roman" w:cs="Times New Roman"/>
+                <w:b/>
+                <w:i w:val="0"/>
+                <w:sz w:val="20"/>
+              </w:rPr>
+              <w:t>Схема вагона</w:t>
+            </w:r>
+          </w:p>
+        </w:tc>
+        <w:tc>
+          <w:tcPr>
+            <w:tcW w:type="dxa" w:w="4082"/>
+            <w:tcBorders>
+              <w:top w:val="single" w:sz="4" w:space="0" w:color="000000"/>
+              <w:left w:val="single" w:sz="4" w:space="0" w:color="000000"/>
+              <w:bottom w:val="single" w:sz="4" w:space="0" w:color="000000"/>
+              <w:right w:val="single" w:sz="4" w:space="0" w:color="000000"/>
+            </w:tcBorders>
+            <w:vAlign w:val="top"/>
+          </w:tcPr>
+          <w:p>
+            <w:pPr>
+              <w:spacing w:line="240" w:lineRule="auto" w:after="0" w:before="0"/>
+              <w:ind w:firstLine="0" w:left="0"/>
+              <w:jc w:val="left"/>
+            </w:pPr>
+            <w:r/>
+            <w:r>
+              <w:rPr>
+                <w:rFonts w:ascii="Times New Roman" w:hAnsi="Times New Roman" w:eastAsia="Times New Roman" w:cs="Times New Roman"/>
+                <w:b w:val="0"/>
+                <w:i w:val="0"/>
+                <w:sz w:val="20"/>
+              </w:rPr>
+              <w:t>тип, номера мест</w:t>
+            </w:r>
+          </w:p>
+        </w:tc>
+        <w:tc>
+          <w:tcPr>
+            <w:tcW w:type="dxa" w:w="3231"/>
+            <w:tcBorders>
+              <w:top w:val="single" w:sz="4" w:space="0" w:color="000000"/>
+              <w:left w:val="single" w:sz="4" w:space="0" w:color="000000"/>
+              <w:bottom w:val="single" w:sz="4" w:space="0" w:color="000000"/>
+              <w:right w:val="single" w:sz="4" w:space="0" w:color="000000"/>
+            </w:tcBorders>
+            <w:vAlign w:val="top"/>
+          </w:tcPr>
+          <w:p>
+            <w:pPr>
+              <w:spacing w:line="240" w:lineRule="auto" w:after="0" w:before="0"/>
+              <w:ind w:firstLine="0" w:left="0"/>
+              <w:jc w:val="left"/>
+            </w:pPr>
+            <w:r/>
+            <w:r>
+              <w:rPr>
+                <w:rFonts w:ascii="Times New Roman" w:hAnsi="Times New Roman" w:eastAsia="Times New Roman" w:cs="Times New Roman"/>
+                <w:b w:val="0"/>
+                <w:i w:val="0"/>
+                <w:sz w:val="20"/>
+              </w:rPr>
+              <w:t>используется при публикации рейса</w:t>
+            </w:r>
+          </w:p>
+        </w:tc>
+      </w:tr>
+      <w:tr>
+        <w:tc>
+          <w:tcPr>
+            <w:tcW w:type="dxa" w:w="2041"/>
+            <w:tcBorders>
+              <w:top w:val="single" w:sz="4" w:space="0" w:color="000000"/>
+              <w:left w:val="single" w:sz="4" w:space="0" w:color="000000"/>
+              <w:bottom w:val="single" w:sz="4" w:space="0" w:color="000000"/>
+              <w:right w:val="single" w:sz="4" w:space="0" w:color="000000"/>
+            </w:tcBorders>
+            <w:vAlign w:val="top"/>
+          </w:tcPr>
+          <w:p>
+            <w:pPr>
+              <w:spacing w:line="240" w:lineRule="auto" w:after="0" w:before="0"/>
+              <w:ind w:firstLine="0" w:left="0"/>
+              <w:jc w:val="left"/>
+            </w:pPr>
+            <w:r/>
+            <w:r>
+              <w:rPr>
+                <w:rFonts w:ascii="Times New Roman" w:hAnsi="Times New Roman" w:eastAsia="Times New Roman" w:cs="Times New Roman"/>
+                <w:b/>
+                <w:i w:val="0"/>
+                <w:sz w:val="20"/>
+              </w:rPr>
+              <w:t>Маршрут</w:t>
+            </w:r>
+          </w:p>
+        </w:tc>
+        <w:tc>
+          <w:tcPr>
+            <w:tcW w:type="dxa" w:w="4082"/>
+            <w:tcBorders>
+              <w:top w:val="single" w:sz="4" w:space="0" w:color="000000"/>
+              <w:left w:val="single" w:sz="4" w:space="0" w:color="000000"/>
+              <w:bottom w:val="single" w:sz="4" w:space="0" w:color="000000"/>
+              <w:right w:val="single" w:sz="4" w:space="0" w:color="000000"/>
+            </w:tcBorders>
+            <w:vAlign w:val="top"/>
+          </w:tcPr>
+          <w:p>
+            <w:pPr>
+              <w:spacing w:line="240" w:lineRule="auto" w:after="0" w:before="0"/>
+              <w:ind w:firstLine="0" w:left="0"/>
+              <w:jc w:val="left"/>
+            </w:pPr>
+            <w:r/>
+            <w:r>
+              <w:rPr>
+                <w:rFonts w:ascii="Times New Roman" w:hAnsi="Times New Roman" w:eastAsia="Times New Roman" w:cs="Times New Roman"/>
+                <w:b w:val="0"/>
+                <w:i w:val="0"/>
+                <w:sz w:val="20"/>
+              </w:rPr>
+              <w:t>код, название, время хода</w:t>
+            </w:r>
+          </w:p>
+        </w:tc>
+        <w:tc>
+          <w:tcPr>
+            <w:tcW w:type="dxa" w:w="3231"/>
+            <w:tcBorders>
+              <w:top w:val="single" w:sz="4" w:space="0" w:color="000000"/>
+              <w:left w:val="single" w:sz="4" w:space="0" w:color="000000"/>
+              <w:bottom w:val="single" w:sz="4" w:space="0" w:color="000000"/>
+              <w:right w:val="single" w:sz="4" w:space="0" w:color="000000"/>
+            </w:tcBorders>
+            <w:vAlign w:val="top"/>
+          </w:tcPr>
+          <w:p>
+            <w:pPr>
+              <w:spacing w:line="240" w:lineRule="auto" w:after="0" w:before="0"/>
+              <w:ind w:firstLine="0" w:left="0"/>
+              <w:jc w:val="left"/>
+            </w:pPr>
+            <w:r/>
+            <w:r>
+              <w:rPr>
+                <w:rFonts w:ascii="Times New Roman" w:hAnsi="Times New Roman" w:eastAsia="Times New Roman" w:cs="Times New Roman"/>
+                <w:b w:val="0"/>
+                <w:i w:val="0"/>
+                <w:sz w:val="20"/>
+              </w:rPr>
+              <w:t>состоит из станций; задаёт рейс</w:t>
+            </w:r>
+          </w:p>
+        </w:tc>
+      </w:tr>
+      <w:tr>
+        <w:tc>
+          <w:tcPr>
+            <w:tcW w:type="dxa" w:w="2041"/>
+            <w:tcBorders>
+              <w:top w:val="single" w:sz="4" w:space="0" w:color="000000"/>
+              <w:left w:val="single" w:sz="4" w:space="0" w:color="000000"/>
+              <w:bottom w:val="single" w:sz="4" w:space="0" w:color="000000"/>
+              <w:right w:val="single" w:sz="4" w:space="0" w:color="000000"/>
+            </w:tcBorders>
+            <w:vAlign w:val="top"/>
+          </w:tcPr>
+          <w:p>
+            <w:pPr>
+              <w:spacing w:line="240" w:lineRule="auto" w:after="0" w:before="0"/>
+              <w:ind w:firstLine="0" w:left="0"/>
+              <w:jc w:val="left"/>
+            </w:pPr>
+            <w:r/>
+            <w:r>
+              <w:rPr>
+                <w:rFonts w:ascii="Times New Roman" w:hAnsi="Times New Roman" w:eastAsia="Times New Roman" w:cs="Times New Roman"/>
+                <w:b/>
+                <w:i w:val="0"/>
+                <w:sz w:val="20"/>
+              </w:rPr>
+              <w:t>Состав маршрута</w:t>
+            </w:r>
+          </w:p>
+        </w:tc>
+        <w:tc>
+          <w:tcPr>
+            <w:tcW w:type="dxa" w:w="4082"/>
+            <w:tcBorders>
+              <w:top w:val="single" w:sz="4" w:space="0" w:color="000000"/>
+              <w:left w:val="single" w:sz="4" w:space="0" w:color="000000"/>
+              <w:bottom w:val="single" w:sz="4" w:space="0" w:color="000000"/>
+              <w:right w:val="single" w:sz="4" w:space="0" w:color="000000"/>
+            </w:tcBorders>
+            <w:vAlign w:val="top"/>
+          </w:tcPr>
+          <w:p>
+            <w:pPr>
+              <w:spacing w:line="240" w:lineRule="auto" w:after="0" w:before="0"/>
+              <w:ind w:firstLine="0" w:left="0"/>
+              <w:jc w:val="left"/>
+            </w:pPr>
+            <w:r/>
+            <w:r>
+              <w:rPr>
+                <w:rFonts w:ascii="Times New Roman" w:hAnsi="Times New Roman" w:eastAsia="Times New Roman" w:cs="Times New Roman"/>
+                <w:b w:val="0"/>
+                <w:i w:val="0"/>
+                <w:sz w:val="20"/>
+              </w:rPr>
+              <w:t>маршрут, станция, порядок</w:t>
+            </w:r>
+          </w:p>
+        </w:tc>
+        <w:tc>
+          <w:tcPr>
+            <w:tcW w:type="dxa" w:w="3231"/>
+            <w:tcBorders>
+              <w:top w:val="single" w:sz="4" w:space="0" w:color="000000"/>
+              <w:left w:val="single" w:sz="4" w:space="0" w:color="000000"/>
+              <w:bottom w:val="single" w:sz="4" w:space="0" w:color="000000"/>
+              <w:right w:val="single" w:sz="4" w:space="0" w:color="000000"/>
+            </w:tcBorders>
+            <w:vAlign w:val="top"/>
+          </w:tcPr>
+          <w:p>
+            <w:pPr>
+              <w:spacing w:line="240" w:lineRule="auto" w:after="0" w:before="0"/>
+              <w:ind w:firstLine="0" w:left="0"/>
+              <w:jc w:val="left"/>
+            </w:pPr>
+            <w:r/>
+            <w:r>
+              <w:rPr>
+                <w:rFonts w:ascii="Times New Roman" w:hAnsi="Times New Roman" w:eastAsia="Times New Roman" w:cs="Times New Roman"/>
+                <w:b w:val="0"/>
+                <w:i w:val="0"/>
+                <w:sz w:val="20"/>
+              </w:rPr>
+              <w:t>связывает маршрут и станции</w:t>
+            </w:r>
+          </w:p>
+        </w:tc>
+      </w:tr>
+      <w:tr>
+        <w:tc>
+          <w:tcPr>
+            <w:tcW w:type="dxa" w:w="2041"/>
+            <w:tcBorders>
+              <w:top w:val="single" w:sz="4" w:space="0" w:color="000000"/>
+              <w:left w:val="single" w:sz="4" w:space="0" w:color="000000"/>
+              <w:bottom w:val="single" w:sz="4" w:space="0" w:color="000000"/>
+              <w:right w:val="single" w:sz="4" w:space="0" w:color="000000"/>
+            </w:tcBorders>
+            <w:vAlign w:val="top"/>
+          </w:tcPr>
+          <w:p>
+            <w:pPr>
+              <w:spacing w:line="240" w:lineRule="auto" w:after="0" w:before="0"/>
+              <w:ind w:firstLine="0" w:left="0"/>
+              <w:jc w:val="left"/>
+            </w:pPr>
+            <w:r/>
+            <w:r>
+              <w:rPr>
+                <w:rFonts w:ascii="Times New Roman" w:hAnsi="Times New Roman" w:eastAsia="Times New Roman" w:cs="Times New Roman"/>
+                <w:b/>
+                <w:i w:val="0"/>
+                <w:sz w:val="20"/>
+              </w:rPr>
+              <w:t>Рейс</w:t>
+            </w:r>
+          </w:p>
+        </w:tc>
+        <w:tc>
+          <w:tcPr>
+            <w:tcW w:type="dxa" w:w="4082"/>
+            <w:tcBorders>
+              <w:top w:val="single" w:sz="4" w:space="0" w:color="000000"/>
+              <w:left w:val="single" w:sz="4" w:space="0" w:color="000000"/>
+              <w:bottom w:val="single" w:sz="4" w:space="0" w:color="000000"/>
+              <w:right w:val="single" w:sz="4" w:space="0" w:color="000000"/>
+            </w:tcBorders>
+            <w:vAlign w:val="top"/>
+          </w:tcPr>
+          <w:p>
+            <w:pPr>
+              <w:spacing w:line="240" w:lineRule="auto" w:after="0" w:before="0"/>
+              <w:ind w:firstLine="0" w:left="0"/>
+              <w:jc w:val="left"/>
+            </w:pPr>
+            <w:r/>
+            <w:r>
+              <w:rPr>
+                <w:rFonts w:ascii="Times New Roman" w:hAnsi="Times New Roman" w:eastAsia="Times New Roman" w:cs="Times New Roman"/>
+                <w:b w:val="0"/>
+                <w:i w:val="0"/>
+                <w:sz w:val="20"/>
+              </w:rPr>
+              <w:t>номер, дата, маршрут, схема, время, открыт, отменён</w:t>
+            </w:r>
+          </w:p>
+        </w:tc>
+        <w:tc>
+          <w:tcPr>
+            <w:tcW w:type="dxa" w:w="3231"/>
+            <w:tcBorders>
+              <w:top w:val="single" w:sz="4" w:space="0" w:color="000000"/>
+              <w:left w:val="single" w:sz="4" w:space="0" w:color="000000"/>
+              <w:bottom w:val="single" w:sz="4" w:space="0" w:color="000000"/>
+              <w:right w:val="single" w:sz="4" w:space="0" w:color="000000"/>
+            </w:tcBorders>
+            <w:vAlign w:val="top"/>
+          </w:tcPr>
+          <w:p>
+            <w:pPr>
+              <w:spacing w:line="240" w:lineRule="auto" w:after="0" w:before="0"/>
+              <w:ind w:firstLine="0" w:left="0"/>
+              <w:jc w:val="left"/>
+            </w:pPr>
+            <w:r/>
+            <w:r>
+              <w:rPr>
+                <w:rFonts w:ascii="Times New Roman" w:hAnsi="Times New Roman" w:eastAsia="Times New Roman" w:cs="Times New Roman"/>
+                <w:b w:val="0"/>
+                <w:i w:val="0"/>
+                <w:sz w:val="20"/>
+              </w:rPr>
+              <w:t>создаёт фонд мест; продаются билеты</w:t>
+            </w:r>
+          </w:p>
+        </w:tc>
+      </w:tr>
+      <w:tr>
+        <w:tc>
+          <w:tcPr>
+            <w:tcW w:type="dxa" w:w="2041"/>
+            <w:tcBorders>
+              <w:top w:val="single" w:sz="4" w:space="0" w:color="000000"/>
+              <w:left w:val="single" w:sz="4" w:space="0" w:color="000000"/>
+              <w:bottom w:val="single" w:sz="4" w:space="0" w:color="000000"/>
+              <w:right w:val="single" w:sz="4" w:space="0" w:color="000000"/>
+            </w:tcBorders>
+            <w:vAlign w:val="top"/>
+          </w:tcPr>
+          <w:p>
+            <w:pPr>
+              <w:spacing w:line="240" w:lineRule="auto" w:after="0" w:before="0"/>
+              <w:ind w:firstLine="0" w:left="0"/>
+              <w:jc w:val="left"/>
+            </w:pPr>
+            <w:r/>
+            <w:r>
+              <w:rPr>
+                <w:rFonts w:ascii="Times New Roman" w:hAnsi="Times New Roman" w:eastAsia="Times New Roman" w:cs="Times New Roman"/>
+                <w:b/>
+                <w:i w:val="0"/>
+                <w:sz w:val="20"/>
+              </w:rPr>
+              <w:t>Место (фонд)</w:t>
+            </w:r>
+          </w:p>
+        </w:tc>
+        <w:tc>
+          <w:tcPr>
+            <w:tcW w:type="dxa" w:w="4082"/>
+            <w:tcBorders>
+              <w:top w:val="single" w:sz="4" w:space="0" w:color="000000"/>
+              <w:left w:val="single" w:sz="4" w:space="0" w:color="000000"/>
+              <w:bottom w:val="single" w:sz="4" w:space="0" w:color="000000"/>
+              <w:right w:val="single" w:sz="4" w:space="0" w:color="000000"/>
+            </w:tcBorders>
+            <w:vAlign w:val="top"/>
+          </w:tcPr>
+          <w:p>
+            <w:pPr>
+              <w:spacing w:line="240" w:lineRule="auto" w:after="0" w:before="0"/>
+              <w:ind w:firstLine="0" w:left="0"/>
+              <w:jc w:val="left"/>
+            </w:pPr>
+            <w:r/>
+            <w:r>
+              <w:rPr>
+                <w:rFonts w:ascii="Times New Roman" w:hAnsi="Times New Roman" w:eastAsia="Times New Roman" w:cs="Times New Roman"/>
+                <w:b w:val="0"/>
+                <w:i w:val="0"/>
+                <w:sz w:val="20"/>
+              </w:rPr>
+              <w:t>рейс, номер места, свободно</w:t>
+            </w:r>
+          </w:p>
+        </w:tc>
+        <w:tc>
+          <w:tcPr>
+            <w:tcW w:type="dxa" w:w="3231"/>
+            <w:tcBorders>
+              <w:top w:val="single" w:sz="4" w:space="0" w:color="000000"/>
+              <w:left w:val="single" w:sz="4" w:space="0" w:color="000000"/>
+              <w:bottom w:val="single" w:sz="4" w:space="0" w:color="000000"/>
+              <w:right w:val="single" w:sz="4" w:space="0" w:color="000000"/>
+            </w:tcBorders>
+            <w:vAlign w:val="top"/>
+          </w:tcPr>
+          <w:p>
+            <w:pPr>
+              <w:spacing w:line="240" w:lineRule="auto" w:after="0" w:before="0"/>
+              <w:ind w:firstLine="0" w:left="0"/>
+              <w:jc w:val="left"/>
+            </w:pPr>
+            <w:r/>
+            <w:r>
+              <w:rPr>
+                <w:rFonts w:ascii="Times New Roman" w:hAnsi="Times New Roman" w:eastAsia="Times New Roman" w:cs="Times New Roman"/>
+                <w:b w:val="0"/>
+                <w:i w:val="0"/>
+                <w:sz w:val="20"/>
+              </w:rPr>
+              <w:t>одно место — не больше одного действующего билета</w:t>
+            </w:r>
+          </w:p>
+        </w:tc>
+      </w:tr>
+      <w:tr>
+        <w:tc>
+          <w:tcPr>
+            <w:tcW w:type="dxa" w:w="2041"/>
+            <w:tcBorders>
+              <w:top w:val="single" w:sz="4" w:space="0" w:color="000000"/>
+              <w:left w:val="single" w:sz="4" w:space="0" w:color="000000"/>
+              <w:bottom w:val="single" w:sz="4" w:space="0" w:color="000000"/>
+              <w:right w:val="single" w:sz="4" w:space="0" w:color="000000"/>
+            </w:tcBorders>
+            <w:vAlign w:val="top"/>
+          </w:tcPr>
+          <w:p>
+            <w:pPr>
+              <w:spacing w:line="240" w:lineRule="auto" w:after="0" w:before="0"/>
+              <w:ind w:firstLine="0" w:left="0"/>
+              <w:jc w:val="left"/>
+            </w:pPr>
+            <w:r/>
+            <w:r>
+              <w:rPr>
+                <w:rFonts w:ascii="Times New Roman" w:hAnsi="Times New Roman" w:eastAsia="Times New Roman" w:cs="Times New Roman"/>
+                <w:b/>
+                <w:i w:val="0"/>
+                <w:sz w:val="20"/>
+              </w:rPr>
+              <w:t>Билет</w:t>
+            </w:r>
+          </w:p>
+        </w:tc>
+        <w:tc>
+          <w:tcPr>
+            <w:tcW w:type="dxa" w:w="4082"/>
+            <w:tcBorders>
+              <w:top w:val="single" w:sz="4" w:space="0" w:color="000000"/>
+              <w:left w:val="single" w:sz="4" w:space="0" w:color="000000"/>
+              <w:bottom w:val="single" w:sz="4" w:space="0" w:color="000000"/>
+              <w:right w:val="single" w:sz="4" w:space="0" w:color="000000"/>
+            </w:tcBorders>
+            <w:vAlign w:val="top"/>
+          </w:tcPr>
+          <w:p>
+            <w:pPr>
+              <w:spacing w:line="240" w:lineRule="auto" w:after="0" w:before="0"/>
+              <w:ind w:firstLine="0" w:left="0"/>
+              <w:jc w:val="left"/>
+            </w:pPr>
+            <w:r/>
+            <w:r>
+              <w:rPr>
+                <w:rFonts w:ascii="Times New Roman" w:hAnsi="Times New Roman" w:eastAsia="Times New Roman" w:cs="Times New Roman"/>
+                <w:b w:val="0"/>
+                <w:i w:val="0"/>
+                <w:sz w:val="20"/>
+              </w:rPr>
+              <w:t>номер, рейс, место, пассажир, цена, посадка, возврат</w:t>
+            </w:r>
+          </w:p>
+        </w:tc>
+        <w:tc>
+          <w:tcPr>
+            <w:tcW w:type="dxa" w:w="3231"/>
+            <w:tcBorders>
+              <w:top w:val="single" w:sz="4" w:space="0" w:color="000000"/>
+              <w:left w:val="single" w:sz="4" w:space="0" w:color="000000"/>
+              <w:bottom w:val="single" w:sz="4" w:space="0" w:color="000000"/>
+              <w:right w:val="single" w:sz="4" w:space="0" w:color="000000"/>
+            </w:tcBorders>
+            <w:vAlign w:val="top"/>
+          </w:tcPr>
+          <w:p>
+            <w:pPr>
+              <w:spacing w:line="240" w:lineRule="auto" w:after="0" w:before="0"/>
+              <w:ind w:firstLine="0" w:left="0"/>
+              <w:jc w:val="left"/>
+            </w:pPr>
+            <w:r/>
+            <w:r>
+              <w:rPr>
+                <w:rFonts w:ascii="Times New Roman" w:hAnsi="Times New Roman" w:eastAsia="Times New Roman" w:cs="Times New Roman"/>
+                <w:b w:val="0"/>
+                <w:i w:val="0"/>
+                <w:sz w:val="20"/>
+              </w:rPr>
+              <w:t>продажа / возврат / посадка</w:t>
+            </w:r>
+          </w:p>
+        </w:tc>
+      </w:tr>
+      <w:tr>
+        <w:tc>
+          <w:tcPr>
+            <w:tcW w:type="dxa" w:w="2041"/>
+            <w:tcBorders>
+              <w:top w:val="single" w:sz="4" w:space="0" w:color="000000"/>
+              <w:left w:val="single" w:sz="4" w:space="0" w:color="000000"/>
+              <w:bottom w:val="single" w:sz="4" w:space="0" w:color="000000"/>
+              <w:right w:val="single" w:sz="4" w:space="0" w:color="000000"/>
+            </w:tcBorders>
+            <w:vAlign w:val="top"/>
+          </w:tcPr>
+          <w:p>
+            <w:pPr>
+              <w:spacing w:line="240" w:lineRule="auto" w:after="0" w:before="0"/>
+              <w:ind w:firstLine="0" w:left="0"/>
+              <w:jc w:val="left"/>
+            </w:pPr>
+            <w:r/>
+            <w:r>
+              <w:rPr>
+                <w:rFonts w:ascii="Times New Roman" w:hAnsi="Times New Roman" w:eastAsia="Times New Roman" w:cs="Times New Roman"/>
+                <w:b/>
+                <w:i w:val="0"/>
+                <w:sz w:val="20"/>
+              </w:rPr>
+              <w:t>Смена</w:t>
+            </w:r>
+          </w:p>
+        </w:tc>
+        <w:tc>
+          <w:tcPr>
+            <w:tcW w:type="dxa" w:w="4082"/>
+            <w:tcBorders>
+              <w:top w:val="single" w:sz="4" w:space="0" w:color="000000"/>
+              <w:left w:val="single" w:sz="4" w:space="0" w:color="000000"/>
+              <w:bottom w:val="single" w:sz="4" w:space="0" w:color="000000"/>
+              <w:right w:val="single" w:sz="4" w:space="0" w:color="000000"/>
+            </w:tcBorders>
+            <w:vAlign w:val="top"/>
+          </w:tcPr>
+          <w:p>
+            <w:pPr>
+              <w:spacing w:line="240" w:lineRule="auto" w:after="0" w:before="0"/>
+              <w:ind w:firstLine="0" w:left="0"/>
+              <w:jc w:val="left"/>
+            </w:pPr>
+            <w:r/>
+            <w:r>
+              <w:rPr>
+                <w:rFonts w:ascii="Times New Roman" w:hAnsi="Times New Roman" w:eastAsia="Times New Roman" w:cs="Times New Roman"/>
+                <w:b w:val="0"/>
+                <w:i w:val="0"/>
+                <w:sz w:val="20"/>
+              </w:rPr>
+              <w:t>роль, сотрудник, открыта, черновик</w:t>
+            </w:r>
+          </w:p>
+        </w:tc>
+        <w:tc>
+          <w:tcPr>
+            <w:tcW w:type="dxa" w:w="3231"/>
+            <w:tcBorders>
+              <w:top w:val="single" w:sz="4" w:space="0" w:color="000000"/>
+              <w:left w:val="single" w:sz="4" w:space="0" w:color="000000"/>
+              <w:bottom w:val="single" w:sz="4" w:space="0" w:color="000000"/>
+              <w:right w:val="single" w:sz="4" w:space="0" w:color="000000"/>
+            </w:tcBorders>
+            <w:vAlign w:val="top"/>
+          </w:tcPr>
+          <w:p>
+            <w:pPr>
+              <w:spacing w:line="240" w:lineRule="auto" w:after="0" w:before="0"/>
+              <w:ind w:firstLine="0" w:left="0"/>
+              <w:jc w:val="left"/>
+            </w:pPr>
+            <w:r/>
+            <w:r>
+              <w:rPr>
+                <w:rFonts w:ascii="Times New Roman" w:hAnsi="Times New Roman" w:eastAsia="Times New Roman" w:cs="Times New Roman"/>
+                <w:b w:val="0"/>
+                <w:i w:val="0"/>
+                <w:sz w:val="20"/>
+              </w:rPr>
+              <w:t>нужна для продажи, возврата и посадки</w:t>
+            </w:r>
+          </w:p>
+        </w:tc>
+      </w:tr>
+      <w:tr>
+        <w:tc>
+          <w:tcPr>
+            <w:tcW w:type="dxa" w:w="2041"/>
+            <w:tcBorders>
+              <w:top w:val="single" w:sz="4" w:space="0" w:color="000000"/>
+              <w:left w:val="single" w:sz="4" w:space="0" w:color="000000"/>
+              <w:bottom w:val="single" w:sz="4" w:space="0" w:color="000000"/>
+              <w:right w:val="single" w:sz="4" w:space="0" w:color="000000"/>
+            </w:tcBorders>
+            <w:vAlign w:val="top"/>
+          </w:tcPr>
+          <w:p>
+            <w:pPr>
+              <w:spacing w:line="240" w:lineRule="auto" w:after="0" w:before="0"/>
+              <w:ind w:firstLine="0" w:left="0"/>
+              <w:jc w:val="left"/>
+            </w:pPr>
+            <w:r/>
+            <w:r>
+              <w:rPr>
+                <w:rFonts w:ascii="Times New Roman" w:hAnsi="Times New Roman" w:eastAsia="Times New Roman" w:cs="Times New Roman"/>
+                <w:b/>
+                <w:i w:val="0"/>
+                <w:sz w:val="20"/>
+              </w:rPr>
+              <w:t>Обслуживание станции</w:t>
+            </w:r>
+          </w:p>
+        </w:tc>
+        <w:tc>
+          <w:tcPr>
+            <w:tcW w:type="dxa" w:w="4082"/>
+            <w:tcBorders>
+              <w:top w:val="single" w:sz="4" w:space="0" w:color="000000"/>
+              <w:left w:val="single" w:sz="4" w:space="0" w:color="000000"/>
+              <w:bottom w:val="single" w:sz="4" w:space="0" w:color="000000"/>
+              <w:right w:val="single" w:sz="4" w:space="0" w:color="000000"/>
+            </w:tcBorders>
+            <w:vAlign w:val="top"/>
+          </w:tcPr>
+          <w:p>
+            <w:pPr>
+              <w:spacing w:line="240" w:lineRule="auto" w:after="0" w:before="0"/>
+              <w:ind w:firstLine="0" w:left="0"/>
+              <w:jc w:val="left"/>
+            </w:pPr>
+            <w:r/>
+            <w:r>
+              <w:rPr>
+                <w:rFonts w:ascii="Times New Roman" w:hAnsi="Times New Roman" w:eastAsia="Times New Roman" w:cs="Times New Roman"/>
+                <w:b w:val="0"/>
+                <w:i w:val="0"/>
+                <w:sz w:val="20"/>
+              </w:rPr>
+              <w:t>сутки, готовность касс / платформ / зала / проходов</w:t>
+            </w:r>
+          </w:p>
+        </w:tc>
+        <w:tc>
+          <w:tcPr>
+            <w:tcW w:type="dxa" w:w="3231"/>
+            <w:tcBorders>
+              <w:top w:val="single" w:sz="4" w:space="0" w:color="000000"/>
+              <w:left w:val="single" w:sz="4" w:space="0" w:color="000000"/>
+              <w:bottom w:val="single" w:sz="4" w:space="0" w:color="000000"/>
+              <w:right w:val="single" w:sz="4" w:space="0" w:color="000000"/>
+            </w:tcBorders>
+            <w:vAlign w:val="top"/>
+          </w:tcPr>
+          <w:p>
+            <w:pPr>
+              <w:spacing w:line="240" w:lineRule="auto" w:after="0" w:before="0"/>
+              <w:ind w:firstLine="0" w:left="0"/>
+              <w:jc w:val="left"/>
+            </w:pPr>
+            <w:r/>
+            <w:r>
+              <w:rPr>
+                <w:rFonts w:ascii="Times New Roman" w:hAnsi="Times New Roman" w:eastAsia="Times New Roman" w:cs="Times New Roman"/>
+                <w:b w:val="0"/>
+                <w:i w:val="0"/>
+                <w:sz w:val="20"/>
+              </w:rPr>
+              <w:t>разрешает смены; порождает ремонт</w:t>
+            </w:r>
+          </w:p>
+        </w:tc>
+      </w:tr>
+      <w:tr>
+        <w:tc>
+          <w:tcPr>
+            <w:tcW w:type="dxa" w:w="2041"/>
+            <w:tcBorders>
+              <w:top w:val="single" w:sz="4" w:space="0" w:color="000000"/>
+              <w:left w:val="single" w:sz="4" w:space="0" w:color="000000"/>
+              <w:bottom w:val="single" w:sz="4" w:space="0" w:color="000000"/>
+              <w:right w:val="single" w:sz="4" w:space="0" w:color="000000"/>
+            </w:tcBorders>
+            <w:vAlign w:val="top"/>
+          </w:tcPr>
+          <w:p>
+            <w:pPr>
+              <w:spacing w:line="240" w:lineRule="auto" w:after="0" w:before="0"/>
+              <w:ind w:firstLine="0" w:left="0"/>
+              <w:jc w:val="left"/>
+            </w:pPr>
+            <w:r/>
+            <w:r>
+              <w:rPr>
+                <w:rFonts w:ascii="Times New Roman" w:hAnsi="Times New Roman" w:eastAsia="Times New Roman" w:cs="Times New Roman"/>
+                <w:b/>
+                <w:i w:val="0"/>
+                <w:sz w:val="20"/>
+              </w:rPr>
+              <w:t>Заявка на ремонт</w:t>
+            </w:r>
+          </w:p>
+        </w:tc>
+        <w:tc>
+          <w:tcPr>
+            <w:tcW w:type="dxa" w:w="4082"/>
+            <w:tcBorders>
+              <w:top w:val="single" w:sz="4" w:space="0" w:color="000000"/>
+              <w:left w:val="single" w:sz="4" w:space="0" w:color="000000"/>
+              <w:bottom w:val="single" w:sz="4" w:space="0" w:color="000000"/>
+              <w:right w:val="single" w:sz="4" w:space="0" w:color="000000"/>
+            </w:tcBorders>
+            <w:vAlign w:val="top"/>
+          </w:tcPr>
+          <w:p>
+            <w:pPr>
+              <w:spacing w:line="240" w:lineRule="auto" w:after="0" w:before="0"/>
+              <w:ind w:firstLine="0" w:left="0"/>
+              <w:jc w:val="left"/>
+            </w:pPr>
+            <w:r/>
+            <w:r>
+              <w:rPr>
+                <w:rFonts w:ascii="Times New Roman" w:hAnsi="Times New Roman" w:eastAsia="Times New Roman" w:cs="Times New Roman"/>
+                <w:b w:val="0"/>
+                <w:i w:val="0"/>
+                <w:sz w:val="20"/>
+              </w:rPr>
+              <w:t>объект, описание, закрыта</w:t>
+            </w:r>
+          </w:p>
+        </w:tc>
+        <w:tc>
+          <w:tcPr>
+            <w:tcW w:type="dxa" w:w="3231"/>
+            <w:tcBorders>
+              <w:top w:val="single" w:sz="4" w:space="0" w:color="000000"/>
+              <w:left w:val="single" w:sz="4" w:space="0" w:color="000000"/>
+              <w:bottom w:val="single" w:sz="4" w:space="0" w:color="000000"/>
+              <w:right w:val="single" w:sz="4" w:space="0" w:color="000000"/>
+            </w:tcBorders>
+            <w:vAlign w:val="top"/>
+          </w:tcPr>
+          <w:p>
+            <w:pPr>
+              <w:spacing w:line="240" w:lineRule="auto" w:after="0" w:before="0"/>
+              <w:ind w:firstLine="0" w:left="0"/>
+              <w:jc w:val="left"/>
+            </w:pPr>
+            <w:r/>
+            <w:r>
+              <w:rPr>
+                <w:rFonts w:ascii="Times New Roman" w:hAnsi="Times New Roman" w:eastAsia="Times New Roman" w:cs="Times New Roman"/>
+                <w:b w:val="0"/>
+                <w:i w:val="0"/>
+                <w:sz w:val="20"/>
+              </w:rPr>
+              <w:t>по неготовому объекту станции</w:t>
+            </w:r>
+          </w:p>
+        </w:tc>
+      </w:tr>
+      <w:tr>
+        <w:tc>
+          <w:tcPr>
+            <w:tcW w:type="dxa" w:w="2041"/>
+            <w:tcBorders>
+              <w:top w:val="single" w:sz="4" w:space="0" w:color="000000"/>
+              <w:left w:val="single" w:sz="4" w:space="0" w:color="000000"/>
+              <w:bottom w:val="single" w:sz="4" w:space="0" w:color="000000"/>
+              <w:right w:val="single" w:sz="4" w:space="0" w:color="000000"/>
+            </w:tcBorders>
+            <w:vAlign w:val="top"/>
+          </w:tcPr>
+          <w:p>
+            <w:pPr>
+              <w:spacing w:line="240" w:lineRule="auto" w:after="0" w:before="0"/>
+              <w:ind w:firstLine="0" w:left="0"/>
+              <w:jc w:val="left"/>
+            </w:pPr>
+            <w:r/>
+            <w:r>
+              <w:rPr>
+                <w:rFonts w:ascii="Times New Roman" w:hAnsi="Times New Roman" w:eastAsia="Times New Roman" w:cs="Times New Roman"/>
+                <w:b/>
+                <w:i w:val="0"/>
+                <w:sz w:val="20"/>
+              </w:rPr>
+              <w:t>Инвентаризация</w:t>
+            </w:r>
+          </w:p>
+        </w:tc>
+        <w:tc>
+          <w:tcPr>
+            <w:tcW w:type="dxa" w:w="4082"/>
+            <w:tcBorders>
+              <w:top w:val="single" w:sz="4" w:space="0" w:color="000000"/>
+              <w:left w:val="single" w:sz="4" w:space="0" w:color="000000"/>
+              <w:bottom w:val="single" w:sz="4" w:space="0" w:color="000000"/>
+              <w:right w:val="single" w:sz="4" w:space="0" w:color="000000"/>
+            </w:tcBorders>
+            <w:vAlign w:val="top"/>
+          </w:tcPr>
+          <w:p>
+            <w:pPr>
+              <w:spacing w:line="240" w:lineRule="auto" w:after="0" w:before="0"/>
+              <w:ind w:firstLine="0" w:left="0"/>
+              <w:jc w:val="left"/>
+            </w:pPr>
+            <w:r/>
+            <w:r>
+              <w:rPr>
+                <w:rFonts w:ascii="Times New Roman" w:hAnsi="Times New Roman" w:eastAsia="Times New Roman" w:cs="Times New Roman"/>
+                <w:b w:val="0"/>
+                <w:i w:val="0"/>
+                <w:sz w:val="20"/>
+              </w:rPr>
+              <w:t>дата, объект, факт</w:t>
+            </w:r>
+          </w:p>
+        </w:tc>
+        <w:tc>
+          <w:tcPr>
+            <w:tcW w:type="dxa" w:w="3231"/>
+            <w:tcBorders>
+              <w:top w:val="single" w:sz="4" w:space="0" w:color="000000"/>
+              <w:left w:val="single" w:sz="4" w:space="0" w:color="000000"/>
+              <w:bottom w:val="single" w:sz="4" w:space="0" w:color="000000"/>
+              <w:right w:val="single" w:sz="4" w:space="0" w:color="000000"/>
+            </w:tcBorders>
+            <w:vAlign w:val="top"/>
+          </w:tcPr>
+          <w:p>
+            <w:pPr>
+              <w:spacing w:line="240" w:lineRule="auto" w:after="0" w:before="0"/>
+              <w:ind w:firstLine="0" w:left="0"/>
+              <w:jc w:val="left"/>
+            </w:pPr>
+            <w:r/>
+            <w:r>
+              <w:rPr>
+                <w:rFonts w:ascii="Times New Roman" w:hAnsi="Times New Roman" w:eastAsia="Times New Roman" w:cs="Times New Roman"/>
+                <w:b w:val="0"/>
+                <w:i w:val="0"/>
+                <w:sz w:val="20"/>
+              </w:rPr>
+              <w:t>один раз на дату и объект</w:t>
+            </w:r>
+          </w:p>
+        </w:tc>
+      </w:tr>
+    </w:tbl>
     <w:p>
       <w:r>
         <w:br w:type="page"/>
@@ -1432,23 +3739,6 @@
     </w:p>
     <w:p>
       <w:pPr>
-        <w:keepNext/>
-        <w:spacing w:lineRule="auto" w:line="360" w:after="40" w:before="160"/>
-        <w:ind w:firstLine="709" w:left="0"/>
-        <w:jc w:val="both"/>
-      </w:pPr>
-      <w:r>
-        <w:rPr>
-          <w:rFonts w:ascii="Times New Roman" w:hAnsi="Times New Roman" w:eastAsia="Times New Roman" w:cs="Times New Roman"/>
-          <w:b/>
-          <w:i w:val="0"/>
-          <w:sz w:val="28"/>
-        </w:rPr>
-        <w:t>Администратор справочников</w:t>
-      </w:r>
-    </w:p>
-    <w:p>
-      <w:pPr>
         <w:spacing w:lineRule="auto" w:line="360" w:after="0" w:before="0"/>
         <w:ind w:firstLine="709" w:left="0"/>
         <w:jc w:val="both"/>
@@ -1460,31 +3750,15 @@
           <w:i w:val="0"/>
           <w:sz w:val="28"/>
         </w:rPr>
-        <w:t>Сотрудник, который ведёт единые справочники станций и схем пассажирских вагонов пилотного участка (UC-6). Учётные записи персонала эта роль не заводит. Аварийное закрытие смены администратор может выполнить отдельно от ведения справочника.</w:t>
+        <w:t>В таблице 6 приведены 36 терминов предметной области в алфавитном порядке. Термины согласованы с сущностями таблицы 5 и рисунка 1.</w:t>
       </w:r>
     </w:p>
     <w:p>
       <w:pPr>
         <w:keepNext/>
-        <w:spacing w:lineRule="auto" w:line="360" w:after="40" w:before="160"/>
-        <w:ind w:firstLine="709" w:left="0"/>
-        <w:jc w:val="both"/>
-      </w:pPr>
-      <w:r>
-        <w:rPr>
-          <w:rFonts w:ascii="Times New Roman" w:hAnsi="Times New Roman" w:eastAsia="Times New Roman" w:cs="Times New Roman"/>
-          <w:b/>
-          <w:i w:val="0"/>
-          <w:sz w:val="28"/>
-        </w:rPr>
-        <w:t>АИС железной дороги</w:t>
-      </w:r>
-    </w:p>
-    <w:p>
-      <w:pPr>
-        <w:spacing w:lineRule="auto" w:line="360" w:after="0" w:before="0"/>
-        <w:ind w:firstLine="709" w:left="0"/>
-        <w:jc w:val="both"/>
+        <w:spacing w:line="240" w:lineRule="auto" w:after="120" w:before="160"/>
+        <w:ind w:firstLine="0" w:left="0"/>
+        <w:jc w:val="left"/>
       </w:pPr>
       <w:r>
         <w:rPr>
@@ -1493,1131 +3767,2242 @@
           <w:i w:val="0"/>
           <w:sz w:val="28"/>
         </w:rPr>
-        <w:t>Автоматизированная информационная система пилотного участка одного перевозчика. Внутри границ: справочники, маршруты, рейсы, краткий билетный контур, смены, обслуживание станции, заявки на ремонт и инвентаризация.</w:t>
+        <w:t>Таблица 6 — Определения терминов</w:t>
       </w:r>
     </w:p>
-    <w:p>
-      <w:pPr>
-        <w:keepNext/>
-        <w:spacing w:lineRule="auto" w:line="360" w:after="40" w:before="160"/>
-        <w:ind w:firstLine="709" w:left="0"/>
-        <w:jc w:val="both"/>
-      </w:pPr>
-      <w:r>
-        <w:rPr>
-          <w:rFonts w:ascii="Times New Roman" w:hAnsi="Times New Roman" w:eastAsia="Times New Roman" w:cs="Times New Roman"/>
-          <w:b/>
-          <w:i w:val="0"/>
-          <w:sz w:val="28"/>
-        </w:rPr>
-        <w:t>Билет</w:t>
-      </w:r>
-    </w:p>
-    <w:p>
-      <w:pPr>
-        <w:spacing w:lineRule="auto" w:line="360" w:after="0" w:before="0"/>
-        <w:ind w:firstLine="709" w:left="0"/>
-        <w:jc w:val="both"/>
-      </w:pPr>
-      <w:r>
-        <w:rPr>
-          <w:rFonts w:ascii="Times New Roman" w:hAnsi="Times New Roman" w:eastAsia="Times New Roman" w:cs="Times New Roman"/>
-          <w:b w:val="0"/>
-          <w:i w:val="0"/>
-          <w:sz w:val="28"/>
-        </w:rPr>
-        <w:t>Запись о проданном месте на рейсе. Действующий документ поездки — билет, проведённый в системе и напечатанный купоном. На одно место приходится не больше одного действующего билета.</w:t>
-      </w:r>
-    </w:p>
-    <w:p>
-      <w:pPr>
-        <w:keepNext/>
-        <w:spacing w:lineRule="auto" w:line="360" w:after="40" w:before="160"/>
-        <w:ind w:firstLine="709" w:left="0"/>
-        <w:jc w:val="both"/>
-      </w:pPr>
-      <w:r>
-        <w:rPr>
-          <w:rFonts w:ascii="Times New Roman" w:hAnsi="Times New Roman" w:eastAsia="Times New Roman" w:cs="Times New Roman"/>
-          <w:b/>
-          <w:i w:val="0"/>
-          <w:sz w:val="28"/>
-        </w:rPr>
-        <w:t>БЦ-1</w:t>
-      </w:r>
-    </w:p>
-    <w:p>
-      <w:pPr>
-        <w:spacing w:lineRule="auto" w:line="360" w:after="0" w:before="0"/>
-        <w:ind w:firstLine="709" w:left="0"/>
-        <w:jc w:val="both"/>
-      </w:pPr>
-      <w:r>
-        <w:rPr>
-          <w:rFonts w:ascii="Times New Roman" w:hAnsi="Times New Roman" w:eastAsia="Times New Roman" w:cs="Times New Roman"/>
-          <w:b w:val="0"/>
-          <w:i w:val="0"/>
-          <w:sz w:val="28"/>
-        </w:rPr>
-        <w:t>Бизнес-цель документа концепции: оформление билета занимает не более 3 минут в 90 % случаев за три месяца.</w:t>
-      </w:r>
-    </w:p>
-    <w:p>
-      <w:pPr>
-        <w:keepNext/>
-        <w:spacing w:lineRule="auto" w:line="360" w:after="40" w:before="160"/>
-        <w:ind w:firstLine="709" w:left="0"/>
-        <w:jc w:val="both"/>
-      </w:pPr>
-      <w:r>
-        <w:rPr>
-          <w:rFonts w:ascii="Times New Roman" w:hAnsi="Times New Roman" w:eastAsia="Times New Roman" w:cs="Times New Roman"/>
-          <w:b/>
-          <w:i w:val="0"/>
-          <w:sz w:val="28"/>
-        </w:rPr>
-        <w:t>БЦ-2</w:t>
-      </w:r>
-    </w:p>
-    <w:p>
-      <w:pPr>
-        <w:spacing w:lineRule="auto" w:line="360" w:after="0" w:before="0"/>
-        <w:ind w:firstLine="709" w:left="0"/>
-        <w:jc w:val="both"/>
-      </w:pPr>
-      <w:r>
-        <w:rPr>
-          <w:rFonts w:ascii="Times New Roman" w:hAnsi="Times New Roman" w:eastAsia="Times New Roman" w:cs="Times New Roman"/>
-          <w:b w:val="0"/>
-          <w:i w:val="0"/>
-          <w:sz w:val="28"/>
-        </w:rPr>
-        <w:t>Бизнес-цель документа концепции: не более одного инцидента двойной продажи одного места в месяц.</w:t>
-      </w:r>
-    </w:p>
-    <w:p>
-      <w:pPr>
-        <w:keepNext/>
-        <w:spacing w:lineRule="auto" w:line="360" w:after="40" w:before="160"/>
-        <w:ind w:firstLine="709" w:left="0"/>
-        <w:jc w:val="both"/>
-      </w:pPr>
-      <w:r>
-        <w:rPr>
-          <w:rFonts w:ascii="Times New Roman" w:hAnsi="Times New Roman" w:eastAsia="Times New Roman" w:cs="Times New Roman"/>
-          <w:b/>
-          <w:i w:val="0"/>
-          <w:sz w:val="28"/>
-        </w:rPr>
-        <w:t>БЦ-3</w:t>
-      </w:r>
-    </w:p>
-    <w:p>
-      <w:pPr>
-        <w:spacing w:lineRule="auto" w:line="360" w:after="0" w:before="0"/>
-        <w:ind w:firstLine="709" w:left="0"/>
-        <w:jc w:val="both"/>
-      </w:pPr>
-      <w:r>
-        <w:rPr>
-          <w:rFonts w:ascii="Times New Roman" w:hAnsi="Times New Roman" w:eastAsia="Times New Roman" w:cs="Times New Roman"/>
-          <w:b w:val="0"/>
-          <w:i w:val="0"/>
-          <w:sz w:val="28"/>
-        </w:rPr>
-        <w:t>Бизнес-цель документа концепции: после отмены рейса новые продажи закрыты не позднее чем через 5 минут в 95 % случаев.</w:t>
-      </w:r>
-    </w:p>
-    <w:p>
-      <w:pPr>
-        <w:keepNext/>
-        <w:spacing w:lineRule="auto" w:line="360" w:after="40" w:before="160"/>
-        <w:ind w:firstLine="709" w:left="0"/>
-        <w:jc w:val="both"/>
-      </w:pPr>
-      <w:r>
-        <w:rPr>
-          <w:rFonts w:ascii="Times New Roman" w:hAnsi="Times New Roman" w:eastAsia="Times New Roman" w:cs="Times New Roman"/>
-          <w:b/>
-          <w:i w:val="0"/>
-          <w:sz w:val="28"/>
-        </w:rPr>
-        <w:t>Вагон</w:t>
-      </w:r>
-    </w:p>
-    <w:p>
-      <w:pPr>
-        <w:spacing w:lineRule="auto" w:line="360" w:after="0" w:before="0"/>
-        <w:ind w:firstLine="709" w:left="0"/>
-        <w:jc w:val="both"/>
-      </w:pPr>
-      <w:r>
-        <w:rPr>
-          <w:rFonts w:ascii="Times New Roman" w:hAnsi="Times New Roman" w:eastAsia="Times New Roman" w:cs="Times New Roman"/>
-          <w:b w:val="0"/>
-          <w:i w:val="0"/>
-          <w:sz w:val="28"/>
-        </w:rPr>
-        <w:t>Пассажирский вагон рейса. Состав мест вагона задаёт схема вагона из справочника.</w:t>
-      </w:r>
-    </w:p>
-    <w:p>
-      <w:pPr>
-        <w:keepNext/>
-        <w:spacing w:lineRule="auto" w:line="360" w:after="40" w:before="160"/>
-        <w:ind w:firstLine="709" w:left="0"/>
-        <w:jc w:val="both"/>
-      </w:pPr>
-      <w:r>
-        <w:rPr>
-          <w:rFonts w:ascii="Times New Roman" w:hAnsi="Times New Roman" w:eastAsia="Times New Roman" w:cs="Times New Roman"/>
-          <w:b/>
-          <w:i w:val="0"/>
-          <w:sz w:val="28"/>
-        </w:rPr>
-        <w:t>Возврат билета</w:t>
-      </w:r>
-    </w:p>
-    <w:p>
-      <w:pPr>
-        <w:spacing w:lineRule="auto" w:line="360" w:after="0" w:before="0"/>
-        <w:ind w:firstLine="709" w:left="0"/>
-        <w:jc w:val="both"/>
-      </w:pPr>
-      <w:r>
-        <w:rPr>
-          <w:rFonts w:ascii="Times New Roman" w:hAnsi="Times New Roman" w:eastAsia="Times New Roman" w:cs="Times New Roman"/>
-          <w:b w:val="0"/>
-          <w:i w:val="0"/>
-          <w:sz w:val="28"/>
-        </w:rPr>
-        <w:t>Гашение билета кассиром до отправления и до отметки посадки (UC-5). Если рейс не отменён, место снова свободно. При отменённом рейсе место в продажу не возвращается. Массовая выплата в этот термин не входит.</w:t>
-      </w:r>
-    </w:p>
-    <w:p>
-      <w:pPr>
-        <w:keepNext/>
-        <w:spacing w:lineRule="auto" w:line="360" w:after="40" w:before="160"/>
-        <w:ind w:firstLine="709" w:left="0"/>
-        <w:jc w:val="both"/>
-      </w:pPr>
-      <w:r>
-        <w:rPr>
-          <w:rFonts w:ascii="Times New Roman" w:hAnsi="Times New Roman" w:eastAsia="Times New Roman" w:cs="Times New Roman"/>
-          <w:b/>
-          <w:i w:val="0"/>
-          <w:sz w:val="28"/>
-        </w:rPr>
-        <w:t>Дежурный по станции</w:t>
-      </w:r>
-    </w:p>
-    <w:p>
-      <w:pPr>
-        <w:spacing w:lineRule="auto" w:line="360" w:after="0" w:before="0"/>
-        <w:ind w:firstLine="709" w:left="0"/>
-        <w:jc w:val="both"/>
-      </w:pPr>
-      <w:r>
-        <w:rPr>
-          <w:rFonts w:ascii="Times New Roman" w:hAnsi="Times New Roman" w:eastAsia="Times New Roman" w:cs="Times New Roman"/>
-          <w:b w:val="0"/>
-          <w:i w:val="0"/>
-          <w:sz w:val="28"/>
-        </w:rPr>
-        <w:t>Сотрудник, который открывает и закрывает сутки обслуживания станции: отмечает готовность касс, платформ, зала ожидания и проходов (UC-9).</w:t>
-      </w:r>
-    </w:p>
-    <w:p>
-      <w:pPr>
-        <w:keepNext/>
-        <w:spacing w:lineRule="auto" w:line="360" w:after="40" w:before="160"/>
-        <w:ind w:firstLine="709" w:left="0"/>
-        <w:jc w:val="both"/>
-      </w:pPr>
-      <w:r>
-        <w:rPr>
-          <w:rFonts w:ascii="Times New Roman" w:hAnsi="Times New Roman" w:eastAsia="Times New Roman" w:cs="Times New Roman"/>
-          <w:b/>
-          <w:i w:val="0"/>
-          <w:sz w:val="28"/>
-        </w:rPr>
-        <w:t>Диспетчер расписания</w:t>
-      </w:r>
-    </w:p>
-    <w:p>
-      <w:pPr>
-        <w:spacing w:lineRule="auto" w:line="360" w:after="0" w:before="0"/>
-        <w:ind w:firstLine="709" w:left="0"/>
-        <w:jc w:val="both"/>
-      </w:pPr>
-      <w:r>
-        <w:rPr>
-          <w:rFonts w:ascii="Times New Roman" w:hAnsi="Times New Roman" w:eastAsia="Times New Roman" w:cs="Times New Roman"/>
-          <w:b w:val="0"/>
-          <w:i w:val="0"/>
-          <w:sz w:val="28"/>
-        </w:rPr>
-        <w:t>Сотрудник, который составляет маршрут (UC-7), публикует рейс (UC-1) и закрывает продажу при отмене рейса (UC-3).</w:t>
-      </w:r>
-    </w:p>
-    <w:p>
-      <w:pPr>
-        <w:keepNext/>
-        <w:spacing w:lineRule="auto" w:line="360" w:after="40" w:before="160"/>
-        <w:ind w:firstLine="709" w:left="0"/>
-        <w:jc w:val="both"/>
-      </w:pPr>
-      <w:r>
-        <w:rPr>
-          <w:rFonts w:ascii="Times New Roman" w:hAnsi="Times New Roman" w:eastAsia="Times New Roman" w:cs="Times New Roman"/>
-          <w:b/>
-          <w:i w:val="0"/>
-          <w:sz w:val="28"/>
-        </w:rPr>
-        <w:t>Зал ожидания</w:t>
-      </w:r>
-    </w:p>
-    <w:p>
-      <w:pPr>
-        <w:spacing w:lineRule="auto" w:line="360" w:after="0" w:before="0"/>
-        <w:ind w:firstLine="709" w:left="0"/>
-        <w:jc w:val="both"/>
-      </w:pPr>
-      <w:r>
-        <w:rPr>
-          <w:rFonts w:ascii="Times New Roman" w:hAnsi="Times New Roman" w:eastAsia="Times New Roman" w:cs="Times New Roman"/>
-          <w:b w:val="0"/>
-          <w:i w:val="0"/>
-          <w:sz w:val="28"/>
-        </w:rPr>
-        <w:t>Объект станции. Готовность зала дежурный отмечает в сутках обслуживания вместе с кассами, платформами и проходами.</w:t>
-      </w:r>
-    </w:p>
-    <w:p>
-      <w:pPr>
-        <w:keepNext/>
-        <w:spacing w:lineRule="auto" w:line="360" w:after="40" w:before="160"/>
-        <w:ind w:firstLine="709" w:left="0"/>
-        <w:jc w:val="both"/>
-      </w:pPr>
-      <w:r>
-        <w:rPr>
-          <w:rFonts w:ascii="Times New Roman" w:hAnsi="Times New Roman" w:eastAsia="Times New Roman" w:cs="Times New Roman"/>
-          <w:b/>
-          <w:i w:val="0"/>
-          <w:sz w:val="28"/>
-        </w:rPr>
-        <w:t>Заявка на ремонт</w:t>
-      </w:r>
-    </w:p>
-    <w:p>
-      <w:pPr>
-        <w:spacing w:lineRule="auto" w:line="360" w:after="0" w:before="0"/>
-        <w:ind w:firstLine="709" w:left="0"/>
-        <w:jc w:val="both"/>
-      </w:pPr>
-      <w:r>
-        <w:rPr>
-          <w:rFonts w:ascii="Times New Roman" w:hAnsi="Times New Roman" w:eastAsia="Times New Roman" w:cs="Times New Roman"/>
-          <w:b w:val="0"/>
-          <w:i w:val="0"/>
-          <w:sz w:val="28"/>
-        </w:rPr>
-        <w:t>Запись инженера по ремонту о неисправности объекта станции: объект, описание и статус. Закупка запчастей и складской контур в заявку не входят.</w:t>
-      </w:r>
-    </w:p>
-    <w:p>
-      <w:pPr>
-        <w:keepNext/>
-        <w:spacing w:lineRule="auto" w:line="360" w:after="40" w:before="160"/>
-        <w:ind w:firstLine="709" w:left="0"/>
-        <w:jc w:val="both"/>
-      </w:pPr>
-      <w:r>
-        <w:rPr>
-          <w:rFonts w:ascii="Times New Roman" w:hAnsi="Times New Roman" w:eastAsia="Times New Roman" w:cs="Times New Roman"/>
-          <w:b/>
-          <w:i w:val="0"/>
-          <w:sz w:val="28"/>
-        </w:rPr>
-        <w:t>Инвентаризация</w:t>
-      </w:r>
-    </w:p>
-    <w:p>
-      <w:pPr>
-        <w:spacing w:lineRule="auto" w:line="360" w:after="0" w:before="0"/>
-        <w:ind w:firstLine="709" w:left="0"/>
-        <w:jc w:val="both"/>
-      </w:pPr>
-      <w:r>
-        <w:rPr>
-          <w:rFonts w:ascii="Times New Roman" w:hAnsi="Times New Roman" w:eastAsia="Times New Roman" w:cs="Times New Roman"/>
-          <w:b w:val="0"/>
-          <w:i w:val="0"/>
-          <w:sz w:val="28"/>
-        </w:rPr>
-        <w:t>Сверка фактического наличия оборудования и имущества станции с учётным списком. По одной дате инвентаризация проводится один раз.</w:t>
-      </w:r>
-    </w:p>
-    <w:p>
-      <w:pPr>
-        <w:keepNext/>
-        <w:spacing w:lineRule="auto" w:line="360" w:after="40" w:before="160"/>
-        <w:ind w:firstLine="709" w:left="0"/>
-        <w:jc w:val="both"/>
-      </w:pPr>
-      <w:r>
-        <w:rPr>
-          <w:rFonts w:ascii="Times New Roman" w:hAnsi="Times New Roman" w:eastAsia="Times New Roman" w:cs="Times New Roman"/>
-          <w:b/>
-          <w:i w:val="0"/>
-          <w:sz w:val="28"/>
-        </w:rPr>
-        <w:t>Инженер по инвентаризации</w:t>
-      </w:r>
-    </w:p>
-    <w:p>
-      <w:pPr>
-        <w:spacing w:lineRule="auto" w:line="360" w:after="0" w:before="0"/>
-        <w:ind w:firstLine="709" w:left="0"/>
-        <w:jc w:val="both"/>
-      </w:pPr>
-      <w:r>
-        <w:rPr>
-          <w:rFonts w:ascii="Times New Roman" w:hAnsi="Times New Roman" w:eastAsia="Times New Roman" w:cs="Times New Roman"/>
-          <w:b w:val="0"/>
-          <w:i w:val="0"/>
-          <w:sz w:val="28"/>
-        </w:rPr>
-        <w:t>Сотрудник, который проводит инвентаризацию объектов станции. Найм этой ролью не оформляется.</w:t>
-      </w:r>
-    </w:p>
-    <w:p>
-      <w:pPr>
-        <w:keepNext/>
-        <w:spacing w:lineRule="auto" w:line="360" w:after="40" w:before="160"/>
-        <w:ind w:firstLine="709" w:left="0"/>
-        <w:jc w:val="both"/>
-      </w:pPr>
-      <w:r>
-        <w:rPr>
-          <w:rFonts w:ascii="Times New Roman" w:hAnsi="Times New Roman" w:eastAsia="Times New Roman" w:cs="Times New Roman"/>
-          <w:b/>
-          <w:i w:val="0"/>
-          <w:sz w:val="28"/>
-        </w:rPr>
-        <w:t>Инженер по ремонту</w:t>
-      </w:r>
-    </w:p>
-    <w:p>
-      <w:pPr>
-        <w:spacing w:lineRule="auto" w:line="360" w:after="0" w:before="0"/>
-        <w:ind w:firstLine="709" w:left="0"/>
-        <w:jc w:val="both"/>
-      </w:pPr>
-      <w:r>
-        <w:rPr>
-          <w:rFonts w:ascii="Times New Roman" w:hAnsi="Times New Roman" w:eastAsia="Times New Roman" w:cs="Times New Roman"/>
-          <w:b w:val="0"/>
-          <w:i w:val="0"/>
-          <w:sz w:val="28"/>
-        </w:rPr>
-        <w:t>Сотрудник, который регистрирует и закрывает заявки на ремонт объектов станции. Склада запчастей у роли нет.</w:t>
-      </w:r>
-    </w:p>
-    <w:p>
-      <w:pPr>
-        <w:keepNext/>
-        <w:spacing w:lineRule="auto" w:line="360" w:after="40" w:before="160"/>
-        <w:ind w:firstLine="709" w:left="0"/>
-        <w:jc w:val="both"/>
-      </w:pPr>
-      <w:r>
-        <w:rPr>
-          <w:rFonts w:ascii="Times New Roman" w:hAnsi="Times New Roman" w:eastAsia="Times New Roman" w:cs="Times New Roman"/>
-          <w:b/>
-          <w:i w:val="0"/>
-          <w:sz w:val="28"/>
-        </w:rPr>
-        <w:t>Касса</w:t>
-      </w:r>
-    </w:p>
-    <w:p>
-      <w:pPr>
-        <w:spacing w:lineRule="auto" w:line="360" w:after="0" w:before="0"/>
-        <w:ind w:firstLine="709" w:left="0"/>
-        <w:jc w:val="both"/>
-      </w:pPr>
-      <w:r>
-        <w:rPr>
-          <w:rFonts w:ascii="Times New Roman" w:hAnsi="Times New Roman" w:eastAsia="Times New Roman" w:cs="Times New Roman"/>
-          <w:b w:val="0"/>
-          <w:i w:val="0"/>
-          <w:sz w:val="28"/>
-        </w:rPr>
-        <w:t>Рабочее место продажи и возврата билетов. Готовность касс входит в обслуживание станции. Оплата фиксируется как факт в кассе, платёжный шлюз не используется.</w:t>
-      </w:r>
-    </w:p>
-    <w:p>
-      <w:pPr>
-        <w:keepNext/>
-        <w:spacing w:lineRule="auto" w:line="360" w:after="40" w:before="160"/>
-        <w:ind w:firstLine="709" w:left="0"/>
-        <w:jc w:val="both"/>
-      </w:pPr>
-      <w:r>
-        <w:rPr>
-          <w:rFonts w:ascii="Times New Roman" w:hAnsi="Times New Roman" w:eastAsia="Times New Roman" w:cs="Times New Roman"/>
-          <w:b/>
-          <w:i w:val="0"/>
-          <w:sz w:val="28"/>
-        </w:rPr>
-        <w:t>Кассир</w:t>
-      </w:r>
-    </w:p>
-    <w:p>
-      <w:pPr>
-        <w:spacing w:lineRule="auto" w:line="360" w:after="0" w:before="0"/>
-        <w:ind w:firstLine="709" w:left="0"/>
-        <w:jc w:val="both"/>
-      </w:pPr>
-      <w:r>
-        <w:rPr>
-          <w:rFonts w:ascii="Times New Roman" w:hAnsi="Times New Roman" w:eastAsia="Times New Roman" w:cs="Times New Roman"/>
-          <w:b w:val="0"/>
-          <w:i w:val="0"/>
-          <w:sz w:val="28"/>
-        </w:rPr>
-        <w:t>Сотрудник кассы. Продажа и возврат доступны при открытой смене кассира и открытом обслуживании станции.</w:t>
-      </w:r>
-    </w:p>
-    <w:p>
-      <w:pPr>
-        <w:keepNext/>
-        <w:spacing w:lineRule="auto" w:line="360" w:after="40" w:before="160"/>
-        <w:ind w:firstLine="709" w:left="0"/>
-        <w:jc w:val="both"/>
-      </w:pPr>
-      <w:r>
-        <w:rPr>
-          <w:rFonts w:ascii="Times New Roman" w:hAnsi="Times New Roman" w:eastAsia="Times New Roman" w:cs="Times New Roman"/>
-          <w:b/>
-          <w:i w:val="0"/>
-          <w:sz w:val="28"/>
-        </w:rPr>
-        <w:t>Контролёр</w:t>
-      </w:r>
-    </w:p>
-    <w:p>
-      <w:pPr>
-        <w:spacing w:lineRule="auto" w:line="360" w:after="0" w:before="0"/>
-        <w:ind w:firstLine="709" w:left="0"/>
-        <w:jc w:val="both"/>
-      </w:pPr>
-      <w:r>
-        <w:rPr>
-          <w:rFonts w:ascii="Times New Roman" w:hAnsi="Times New Roman" w:eastAsia="Times New Roman" w:cs="Times New Roman"/>
-          <w:b w:val="0"/>
-          <w:i w:val="0"/>
-          <w:sz w:val="28"/>
-        </w:rPr>
-        <w:t>Сотрудник посадки. По номеру билета или купону ставит одну отметку посадки и не меняет цену и расписание.</w:t>
-      </w:r>
-    </w:p>
-    <w:p>
-      <w:pPr>
-        <w:keepNext/>
-        <w:spacing w:lineRule="auto" w:line="360" w:after="40" w:before="160"/>
-        <w:ind w:firstLine="709" w:left="0"/>
-        <w:jc w:val="both"/>
-      </w:pPr>
-      <w:r>
-        <w:rPr>
-          <w:rFonts w:ascii="Times New Roman" w:hAnsi="Times New Roman" w:eastAsia="Times New Roman" w:cs="Times New Roman"/>
-          <w:b/>
-          <w:i w:val="0"/>
-          <w:sz w:val="28"/>
-        </w:rPr>
-        <w:t>Купон</w:t>
-      </w:r>
-    </w:p>
-    <w:p>
-      <w:pPr>
-        <w:spacing w:lineRule="auto" w:line="360" w:after="0" w:before="0"/>
-        <w:ind w:firstLine="709" w:left="0"/>
-        <w:jc w:val="both"/>
-      </w:pPr>
-      <w:r>
-        <w:rPr>
-          <w:rFonts w:ascii="Times New Roman" w:hAnsi="Times New Roman" w:eastAsia="Times New Roman" w:cs="Times New Roman"/>
-          <w:b w:val="0"/>
-          <w:i w:val="0"/>
-          <w:sz w:val="28"/>
-        </w:rPr>
-        <w:t>Бумажная копия проведённого билета. Купон печатает принтер кассы.</w:t>
-      </w:r>
-    </w:p>
-    <w:p>
-      <w:pPr>
-        <w:keepNext/>
-        <w:spacing w:lineRule="auto" w:line="360" w:after="40" w:before="160"/>
-        <w:ind w:firstLine="709" w:left="0"/>
-        <w:jc w:val="both"/>
-      </w:pPr>
-      <w:r>
-        <w:rPr>
-          <w:rFonts w:ascii="Times New Roman" w:hAnsi="Times New Roman" w:eastAsia="Times New Roman" w:cs="Times New Roman"/>
-          <w:b/>
-          <w:i w:val="0"/>
-          <w:sz w:val="28"/>
-        </w:rPr>
-        <w:t>Маршрут</w:t>
-      </w:r>
-    </w:p>
-    <w:p>
-      <w:pPr>
-        <w:spacing w:lineRule="auto" w:line="360" w:after="0" w:before="0"/>
-        <w:ind w:firstLine="709" w:left="0"/>
-        <w:jc w:val="both"/>
-      </w:pPr>
-      <w:r>
-        <w:rPr>
-          <w:rFonts w:ascii="Times New Roman" w:hAnsi="Times New Roman" w:eastAsia="Times New Roman" w:cs="Times New Roman"/>
-          <w:b w:val="0"/>
-          <w:i w:val="0"/>
-          <w:sz w:val="28"/>
-        </w:rPr>
-        <w:t>Упорядоченная цепочка станций пилотного участка и плановое время хода или стоянки между соседними станциями (UC-7). В цепочке не меньше двух станций, станция не повторяется. Станции берутся только из справочника.</w:t>
-      </w:r>
-    </w:p>
-    <w:p>
-      <w:pPr>
-        <w:keepNext/>
-        <w:spacing w:lineRule="auto" w:line="360" w:after="40" w:before="160"/>
-        <w:ind w:firstLine="709" w:left="0"/>
-        <w:jc w:val="both"/>
-      </w:pPr>
-      <w:r>
-        <w:rPr>
-          <w:rFonts w:ascii="Times New Roman" w:hAnsi="Times New Roman" w:eastAsia="Times New Roman" w:cs="Times New Roman"/>
-          <w:b/>
-          <w:i w:val="0"/>
-          <w:sz w:val="28"/>
-        </w:rPr>
-        <w:t>Место</w:t>
-      </w:r>
-    </w:p>
-    <w:p>
-      <w:pPr>
-        <w:spacing w:lineRule="auto" w:line="360" w:after="0" w:before="0"/>
-        <w:ind w:firstLine="709" w:left="0"/>
-        <w:jc w:val="both"/>
-      </w:pPr>
-      <w:r>
-        <w:rPr>
-          <w:rFonts w:ascii="Times New Roman" w:hAnsi="Times New Roman" w:eastAsia="Times New Roman" w:cs="Times New Roman"/>
-          <w:b w:val="0"/>
-          <w:i w:val="0"/>
-          <w:sz w:val="28"/>
-        </w:rPr>
-        <w:t>Место в вагоне рейса. Номера мест в схеме не повторяются. На место приходится не больше одного действующего билета.</w:t>
-      </w:r>
-    </w:p>
-    <w:p>
-      <w:pPr>
-        <w:keepNext/>
-        <w:spacing w:lineRule="auto" w:line="360" w:after="40" w:before="160"/>
-        <w:ind w:firstLine="709" w:left="0"/>
-        <w:jc w:val="both"/>
-      </w:pPr>
-      <w:r>
-        <w:rPr>
-          <w:rFonts w:ascii="Times New Roman" w:hAnsi="Times New Roman" w:eastAsia="Times New Roman" w:cs="Times New Roman"/>
-          <w:b/>
-          <w:i w:val="0"/>
-          <w:sz w:val="28"/>
-        </w:rPr>
-        <w:t>Обслуживание станции</w:t>
-      </w:r>
-    </w:p>
-    <w:p>
-      <w:pPr>
-        <w:spacing w:lineRule="auto" w:line="360" w:after="0" w:before="0"/>
-        <w:ind w:firstLine="709" w:left="0"/>
-        <w:jc w:val="both"/>
-      </w:pPr>
-      <w:r>
-        <w:rPr>
-          <w:rFonts w:ascii="Times New Roman" w:hAnsi="Times New Roman" w:eastAsia="Times New Roman" w:cs="Times New Roman"/>
-          <w:b w:val="0"/>
-          <w:i w:val="0"/>
-          <w:sz w:val="28"/>
-        </w:rPr>
-        <w:t>Сутки готовности станции. Пока сутки открыты, на станции можно открывать смены. Закрытие суток при открытых сменах запрещено.</w:t>
-      </w:r>
-    </w:p>
-    <w:p>
-      <w:pPr>
-        <w:keepNext/>
-        <w:spacing w:lineRule="auto" w:line="360" w:after="40" w:before="160"/>
-        <w:ind w:firstLine="709" w:left="0"/>
-        <w:jc w:val="both"/>
-      </w:pPr>
-      <w:r>
-        <w:rPr>
-          <w:rFonts w:ascii="Times New Roman" w:hAnsi="Times New Roman" w:eastAsia="Times New Roman" w:cs="Times New Roman"/>
-          <w:b/>
-          <w:i w:val="0"/>
-          <w:sz w:val="28"/>
-        </w:rPr>
-        <w:t>Отмена рейса</w:t>
-      </w:r>
-    </w:p>
-    <w:p>
-      <w:pPr>
-        <w:spacing w:lineRule="auto" w:line="360" w:after="0" w:before="0"/>
-        <w:ind w:firstLine="709" w:left="0"/>
-        <w:jc w:val="both"/>
-      </w:pPr>
-      <w:r>
-        <w:rPr>
-          <w:rFonts w:ascii="Times New Roman" w:hAnsi="Times New Roman" w:eastAsia="Times New Roman" w:cs="Times New Roman"/>
-          <w:b w:val="0"/>
-          <w:i w:val="0"/>
-          <w:sz w:val="28"/>
-        </w:rPr>
-        <w:t>Перевод рейса в статус «отменён» (UC-3): новые продажи закрыты, оформленные билеты помечены. Черновик в кассе не проводится. Массовую выплату отмена не выполняет. Срок закрытия продаж задаёт БЦ-3.</w:t>
-      </w:r>
-    </w:p>
-    <w:p>
-      <w:pPr>
-        <w:keepNext/>
-        <w:spacing w:lineRule="auto" w:line="360" w:after="40" w:before="160"/>
-        <w:ind w:firstLine="709" w:left="0"/>
-        <w:jc w:val="both"/>
-      </w:pPr>
-      <w:r>
-        <w:rPr>
-          <w:rFonts w:ascii="Times New Roman" w:hAnsi="Times New Roman" w:eastAsia="Times New Roman" w:cs="Times New Roman"/>
-          <w:b/>
-          <w:i w:val="0"/>
-          <w:sz w:val="28"/>
-        </w:rPr>
-        <w:t>Пассажир</w:t>
-      </w:r>
-    </w:p>
-    <w:p>
-      <w:pPr>
-        <w:spacing w:lineRule="auto" w:line="360" w:after="0" w:before="0"/>
-        <w:ind w:firstLine="709" w:left="0"/>
-        <w:jc w:val="both"/>
-      </w:pPr>
-      <w:r>
-        <w:rPr>
-          <w:rFonts w:ascii="Times New Roman" w:hAnsi="Times New Roman" w:eastAsia="Times New Roman" w:cs="Times New Roman"/>
-          <w:b w:val="0"/>
-          <w:i w:val="0"/>
-          <w:sz w:val="28"/>
-        </w:rPr>
-        <w:t>Человек, чьи фамилия и имя печатаются на купоне и проверяются при посадке. Рабочего места и публичной учётной записи у пассажира нет.</w:t>
-      </w:r>
-    </w:p>
-    <w:p>
-      <w:pPr>
-        <w:keepNext/>
-        <w:spacing w:lineRule="auto" w:line="360" w:after="40" w:before="160"/>
-        <w:ind w:firstLine="709" w:left="0"/>
-        <w:jc w:val="both"/>
-      </w:pPr>
-      <w:r>
-        <w:rPr>
-          <w:rFonts w:ascii="Times New Roman" w:hAnsi="Times New Roman" w:eastAsia="Times New Roman" w:cs="Times New Roman"/>
-          <w:b/>
-          <w:i w:val="0"/>
-          <w:sz w:val="28"/>
-        </w:rPr>
-        <w:t>Пилотный участок</w:t>
-      </w:r>
-    </w:p>
-    <w:p>
-      <w:pPr>
-        <w:spacing w:lineRule="auto" w:line="360" w:after="0" w:before="0"/>
-        <w:ind w:firstLine="709" w:left="0"/>
-        <w:jc w:val="both"/>
-      </w:pPr>
-      <w:r>
-        <w:rPr>
-          <w:rFonts w:ascii="Times New Roman" w:hAnsi="Times New Roman" w:eastAsia="Times New Roman" w:cs="Times New Roman"/>
-          <w:b w:val="0"/>
-          <w:i w:val="0"/>
-          <w:sz w:val="28"/>
-        </w:rPr>
-        <w:t>Ограниченный набор станций, маршрутов и рейсов первой версии одного перевозчика.</w:t>
-      </w:r>
-    </w:p>
-    <w:p>
-      <w:pPr>
-        <w:keepNext/>
-        <w:spacing w:lineRule="auto" w:line="360" w:after="40" w:before="160"/>
-        <w:ind w:firstLine="709" w:left="0"/>
-        <w:jc w:val="both"/>
-      </w:pPr>
-      <w:r>
-        <w:rPr>
-          <w:rFonts w:ascii="Times New Roman" w:hAnsi="Times New Roman" w:eastAsia="Times New Roman" w:cs="Times New Roman"/>
-          <w:b/>
-          <w:i w:val="0"/>
-          <w:sz w:val="28"/>
-        </w:rPr>
-        <w:t>Платформа</w:t>
-      </w:r>
-    </w:p>
-    <w:p>
-      <w:pPr>
-        <w:spacing w:lineRule="auto" w:line="360" w:after="0" w:before="0"/>
-        <w:ind w:firstLine="709" w:left="0"/>
-        <w:jc w:val="both"/>
-      </w:pPr>
-      <w:r>
-        <w:rPr>
-          <w:rFonts w:ascii="Times New Roman" w:hAnsi="Times New Roman" w:eastAsia="Times New Roman" w:cs="Times New Roman"/>
-          <w:b w:val="0"/>
-          <w:i w:val="0"/>
-          <w:sz w:val="28"/>
-        </w:rPr>
-        <w:t>Объект станции. Готовность платформы отмечает дежурный в сутках обслуживания.</w:t>
-      </w:r>
-    </w:p>
-    <w:p>
-      <w:pPr>
-        <w:keepNext/>
-        <w:spacing w:lineRule="auto" w:line="360" w:after="40" w:before="160"/>
-        <w:ind w:firstLine="709" w:left="0"/>
-        <w:jc w:val="both"/>
-      </w:pPr>
-      <w:r>
-        <w:rPr>
-          <w:rFonts w:ascii="Times New Roman" w:hAnsi="Times New Roman" w:eastAsia="Times New Roman" w:cs="Times New Roman"/>
-          <w:b/>
-          <w:i w:val="0"/>
-          <w:sz w:val="28"/>
-        </w:rPr>
-        <w:t>Посадка</w:t>
-      </w:r>
-    </w:p>
-    <w:p>
-      <w:pPr>
-        <w:spacing w:lineRule="auto" w:line="360" w:after="0" w:before="0"/>
-        <w:ind w:firstLine="709" w:left="0"/>
-        <w:jc w:val="both"/>
-      </w:pPr>
-      <w:r>
-        <w:rPr>
-          <w:rFonts w:ascii="Times New Roman" w:hAnsi="Times New Roman" w:eastAsia="Times New Roman" w:cs="Times New Roman"/>
-          <w:b w:val="0"/>
-          <w:i w:val="0"/>
-          <w:sz w:val="28"/>
-        </w:rPr>
-        <w:t>Одна отметка контролёра по действующему билету (UC-4). После отметки возврат закрыт. Повторная отметка, билет возврата, отменённый рейс и ненайденный билет отметку не создают.</w:t>
-      </w:r>
-    </w:p>
-    <w:p>
-      <w:pPr>
-        <w:keepNext/>
-        <w:spacing w:lineRule="auto" w:line="360" w:after="40" w:before="160"/>
-        <w:ind w:firstLine="709" w:left="0"/>
-        <w:jc w:val="both"/>
-      </w:pPr>
-      <w:r>
-        <w:rPr>
-          <w:rFonts w:ascii="Times New Roman" w:hAnsi="Times New Roman" w:eastAsia="Times New Roman" w:cs="Times New Roman"/>
-          <w:b/>
-          <w:i w:val="0"/>
-          <w:sz w:val="28"/>
-        </w:rPr>
-        <w:t>Прайс</w:t>
-      </w:r>
-    </w:p>
-    <w:p>
-      <w:pPr>
-        <w:spacing w:lineRule="auto" w:line="360" w:after="0" w:before="0"/>
-        <w:ind w:firstLine="709" w:left="0"/>
-        <w:jc w:val="both"/>
-      </w:pPr>
-      <w:r>
-        <w:rPr>
-          <w:rFonts w:ascii="Times New Roman" w:hAnsi="Times New Roman" w:eastAsia="Times New Roman" w:cs="Times New Roman"/>
-          <w:b w:val="0"/>
-          <w:i w:val="0"/>
-          <w:sz w:val="28"/>
-        </w:rPr>
-        <w:t>Источник цены места. Продажа без цены из прайса не проводится. Тариф первой версии берётся только из прайса.</w:t>
-      </w:r>
-    </w:p>
-    <w:p>
-      <w:pPr>
-        <w:keepNext/>
-        <w:spacing w:lineRule="auto" w:line="360" w:after="40" w:before="160"/>
-        <w:ind w:firstLine="709" w:left="0"/>
-        <w:jc w:val="both"/>
-      </w:pPr>
-      <w:r>
-        <w:rPr>
-          <w:rFonts w:ascii="Times New Roman" w:hAnsi="Times New Roman" w:eastAsia="Times New Roman" w:cs="Times New Roman"/>
-          <w:b/>
-          <w:i w:val="0"/>
-          <w:sz w:val="28"/>
-        </w:rPr>
-        <w:t>Проход</w:t>
-      </w:r>
-    </w:p>
-    <w:p>
-      <w:pPr>
-        <w:spacing w:lineRule="auto" w:line="360" w:after="0" w:before="0"/>
-        <w:ind w:firstLine="709" w:left="0"/>
-        <w:jc w:val="both"/>
-      </w:pPr>
-      <w:r>
-        <w:rPr>
-          <w:rFonts w:ascii="Times New Roman" w:hAnsi="Times New Roman" w:eastAsia="Times New Roman" w:cs="Times New Roman"/>
-          <w:b w:val="0"/>
-          <w:i w:val="0"/>
-          <w:sz w:val="28"/>
-        </w:rPr>
-        <w:t>Объект станции. Готовность прохода дежурный отмечает вместе с кассами, платформами и залом ожидания.</w:t>
-      </w:r>
-    </w:p>
-    <w:p>
-      <w:pPr>
-        <w:keepNext/>
-        <w:spacing w:lineRule="auto" w:line="360" w:after="40" w:before="160"/>
-        <w:ind w:firstLine="709" w:left="0"/>
-        <w:jc w:val="both"/>
-      </w:pPr>
-      <w:r>
-        <w:rPr>
-          <w:rFonts w:ascii="Times New Roman" w:hAnsi="Times New Roman" w:eastAsia="Times New Roman" w:cs="Times New Roman"/>
-          <w:b/>
-          <w:i w:val="0"/>
-          <w:sz w:val="28"/>
-        </w:rPr>
-        <w:t>Рейс</w:t>
-      </w:r>
-    </w:p>
-    <w:p>
-      <w:pPr>
-        <w:spacing w:lineRule="auto" w:line="360" w:after="0" w:before="0"/>
-        <w:ind w:firstLine="709" w:left="0"/>
-        <w:jc w:val="both"/>
-      </w:pPr>
-      <w:r>
-        <w:rPr>
-          <w:rFonts w:ascii="Times New Roman" w:hAnsi="Times New Roman" w:eastAsia="Times New Roman" w:cs="Times New Roman"/>
-          <w:b w:val="0"/>
-          <w:i w:val="0"/>
-          <w:sz w:val="28"/>
-        </w:rPr>
-        <w:t>Пассажирский рейс пилотного участка: номер, дата, маршрут, время отправления и прибытия, схема вагонов и один фонд мест. Без сохранённого маршрута и схемы рейс не публикуют. Повтор того же номера не создаёт второй фонд.</w:t>
-      </w:r>
-    </w:p>
-    <w:p>
-      <w:pPr>
-        <w:keepNext/>
-        <w:spacing w:lineRule="auto" w:line="360" w:after="40" w:before="160"/>
-        <w:ind w:firstLine="709" w:left="0"/>
-        <w:jc w:val="both"/>
-      </w:pPr>
-      <w:r>
-        <w:rPr>
-          <w:rFonts w:ascii="Times New Roman" w:hAnsi="Times New Roman" w:eastAsia="Times New Roman" w:cs="Times New Roman"/>
-          <w:b/>
-          <w:i w:val="0"/>
-          <w:sz w:val="28"/>
-        </w:rPr>
-        <w:t>Смена</w:t>
-      </w:r>
-    </w:p>
-    <w:p>
-      <w:pPr>
-        <w:spacing w:lineRule="auto" w:line="360" w:after="0" w:before="0"/>
-        <w:ind w:firstLine="709" w:left="0"/>
-        <w:jc w:val="both"/>
-      </w:pPr>
-      <w:r>
-        <w:rPr>
-          <w:rFonts w:ascii="Times New Roman" w:hAnsi="Times New Roman" w:eastAsia="Times New Roman" w:cs="Times New Roman"/>
-          <w:b w:val="0"/>
-          <w:i w:val="0"/>
-          <w:sz w:val="28"/>
-        </w:rPr>
-        <w:t>Интервал работы кассира или контролёра на рабочем месте (UC-8). Вторая открытая смена того же сотрудника не создаётся. Закрытие при черновике продажи останавливается. Без открытой смены продажа, возврат и посадка недоступны.</w:t>
-      </w:r>
-    </w:p>
-    <w:p>
-      <w:pPr>
-        <w:keepNext/>
-        <w:spacing w:lineRule="auto" w:line="360" w:after="40" w:before="160"/>
-        <w:ind w:firstLine="709" w:left="0"/>
-        <w:jc w:val="both"/>
-      </w:pPr>
-      <w:r>
-        <w:rPr>
-          <w:rFonts w:ascii="Times New Roman" w:hAnsi="Times New Roman" w:eastAsia="Times New Roman" w:cs="Times New Roman"/>
-          <w:b/>
-          <w:i w:val="0"/>
-          <w:sz w:val="28"/>
-        </w:rPr>
-        <w:t>Справочник</w:t>
-      </w:r>
-    </w:p>
-    <w:p>
-      <w:pPr>
-        <w:spacing w:lineRule="auto" w:line="360" w:after="0" w:before="0"/>
-        <w:ind w:firstLine="709" w:left="0"/>
-        <w:jc w:val="both"/>
-      </w:pPr>
-      <w:r>
-        <w:rPr>
-          <w:rFonts w:ascii="Times New Roman" w:hAnsi="Times New Roman" w:eastAsia="Times New Roman" w:cs="Times New Roman"/>
-          <w:b w:val="0"/>
-          <w:i w:val="0"/>
-          <w:sz w:val="28"/>
-        </w:rPr>
-        <w:t>Единый перечень станций или схем пассажирских вагонов (UC-6). Запись с повтором кода станции или номера места не сохраняется. Станцию или схему, которую использует открытый рейс или действующий маршрут, не удаляют.</w:t>
-      </w:r>
-    </w:p>
-    <w:p>
-      <w:pPr>
-        <w:keepNext/>
-        <w:spacing w:lineRule="auto" w:line="360" w:after="40" w:before="160"/>
-        <w:ind w:firstLine="709" w:left="0"/>
-        <w:jc w:val="both"/>
-      </w:pPr>
-      <w:r>
-        <w:rPr>
-          <w:rFonts w:ascii="Times New Roman" w:hAnsi="Times New Roman" w:eastAsia="Times New Roman" w:cs="Times New Roman"/>
-          <w:b/>
-          <w:i w:val="0"/>
-          <w:sz w:val="28"/>
-        </w:rPr>
-        <w:t>Станция</w:t>
-      </w:r>
-    </w:p>
-    <w:p>
-      <w:pPr>
-        <w:spacing w:lineRule="auto" w:line="360" w:after="0" w:before="0"/>
-        <w:ind w:firstLine="709" w:left="0"/>
-        <w:jc w:val="both"/>
-      </w:pPr>
-      <w:r>
-        <w:rPr>
-          <w:rFonts w:ascii="Times New Roman" w:hAnsi="Times New Roman" w:eastAsia="Times New Roman" w:cs="Times New Roman"/>
-          <w:b w:val="0"/>
-          <w:i w:val="0"/>
-          <w:sz w:val="28"/>
-        </w:rPr>
-        <w:t>Станция пилотного участка с кодом и названием. Маршрут собирается только из станций справочника.</w:t>
-      </w:r>
-    </w:p>
-    <w:p>
-      <w:pPr>
-        <w:keepNext/>
-        <w:spacing w:lineRule="auto" w:line="360" w:after="40" w:before="160"/>
-        <w:ind w:firstLine="709" w:left="0"/>
-        <w:jc w:val="both"/>
-      </w:pPr>
-      <w:r>
-        <w:rPr>
-          <w:rFonts w:ascii="Times New Roman" w:hAnsi="Times New Roman" w:eastAsia="Times New Roman" w:cs="Times New Roman"/>
-          <w:b/>
-          <w:i w:val="0"/>
-          <w:sz w:val="28"/>
-        </w:rPr>
-        <w:t>Схема вагона</w:t>
-      </w:r>
-    </w:p>
-    <w:p>
-      <w:pPr>
-        <w:spacing w:lineRule="auto" w:line="360" w:after="0" w:before="0"/>
-        <w:ind w:firstLine="709" w:left="0"/>
-        <w:jc w:val="both"/>
-      </w:pPr>
-      <w:r>
-        <w:rPr>
-          <w:rFonts w:ascii="Times New Roman" w:hAnsi="Times New Roman" w:eastAsia="Times New Roman" w:cs="Times New Roman"/>
-          <w:b w:val="0"/>
-          <w:i w:val="0"/>
-          <w:sz w:val="28"/>
-        </w:rPr>
-        <w:t>Тип пассажирского вагона и номера мест. При публикации рейса по схеме создаётся фонд мест.</w:t>
-      </w:r>
-    </w:p>
-    <w:p>
-      <w:pPr>
-        <w:keepNext/>
-        <w:spacing w:lineRule="auto" w:line="360" w:after="40" w:before="160"/>
-        <w:ind w:firstLine="709" w:left="0"/>
-        <w:jc w:val="both"/>
-      </w:pPr>
-      <w:r>
-        <w:rPr>
-          <w:rFonts w:ascii="Times New Roman" w:hAnsi="Times New Roman" w:eastAsia="Times New Roman" w:cs="Times New Roman"/>
-          <w:b/>
-          <w:i w:val="0"/>
-          <w:sz w:val="28"/>
-        </w:rPr>
-        <w:t>Фонд мест</w:t>
-      </w:r>
-    </w:p>
-    <w:p>
-      <w:pPr>
-        <w:spacing w:lineRule="auto" w:line="360" w:after="0" w:before="0"/>
-        <w:ind w:firstLine="709" w:left="0"/>
-        <w:jc w:val="both"/>
-      </w:pPr>
-      <w:r>
-        <w:rPr>
-          <w:rFonts w:ascii="Times New Roman" w:hAnsi="Times New Roman" w:eastAsia="Times New Roman" w:cs="Times New Roman"/>
-          <w:b w:val="0"/>
-          <w:i w:val="0"/>
-          <w:sz w:val="28"/>
-        </w:rPr>
-        <w:t>Места одного рейса, созданные по схеме вагонов без повторов номеров. У рейса один фонд.</w:t>
-      </w:r>
-    </w:p>
-    <w:p>
-      <w:pPr>
-        <w:keepNext/>
-        <w:spacing w:lineRule="auto" w:line="360" w:after="40" w:before="160"/>
-        <w:ind w:firstLine="709" w:left="0"/>
-        <w:jc w:val="both"/>
-      </w:pPr>
-      <w:r>
-        <w:rPr>
-          <w:rFonts w:ascii="Times New Roman" w:hAnsi="Times New Roman" w:eastAsia="Times New Roman" w:cs="Times New Roman"/>
-          <w:b/>
-          <w:i w:val="0"/>
-          <w:sz w:val="28"/>
-        </w:rPr>
-        <w:t>Черновик продажи</w:t>
-      </w:r>
-    </w:p>
-    <w:p>
-      <w:pPr>
-        <w:spacing w:lineRule="auto" w:line="360" w:after="0" w:before="0"/>
-        <w:ind w:firstLine="709" w:left="0"/>
-        <w:jc w:val="both"/>
-      </w:pPr>
-      <w:r>
-        <w:rPr>
-          <w:rFonts w:ascii="Times New Roman" w:hAnsi="Times New Roman" w:eastAsia="Times New Roman" w:cs="Times New Roman"/>
-          <w:b w:val="0"/>
-          <w:i w:val="0"/>
-          <w:sz w:val="28"/>
-        </w:rPr>
-        <w:t>Незавершённое оформление билета. Пока черновик есть, смену кассира не закрывают. Отмена рейса черновик не проводит.</w:t>
-      </w:r>
-    </w:p>
+    <w:tbl>
+      <w:tblPr>
+        <w:tblW w:type="dxa" w:w="9354"/>
+        <w:jc w:val="left"/>
+        <w:tblLayout w:type="fixed"/>
+        <w:tblLook w:firstColumn="1" w:firstRow="1" w:lastColumn="0" w:lastRow="0" w:noHBand="0" w:noVBand="1" w:val="04A0"/>
+        <w:tblInd w:w="0" w:type="dxa"/>
+      </w:tblPr>
+      <w:tblGrid>
+        <w:gridCol w:w="2381"/>
+        <w:gridCol w:w="6973"/>
+      </w:tblGrid>
+      <w:tr>
+        <w:tc>
+          <w:tcPr>
+            <w:tcW w:type="dxa" w:w="2381"/>
+            <w:tcBorders>
+              <w:top w:val="single" w:sz="4" w:space="0" w:color="000000"/>
+              <w:left w:val="single" w:sz="4" w:space="0" w:color="000000"/>
+              <w:bottom w:val="single" w:sz="4" w:space="0" w:color="000000"/>
+              <w:right w:val="single" w:sz="4" w:space="0" w:color="000000"/>
+            </w:tcBorders>
+            <w:vAlign w:val="top"/>
+          </w:tcPr>
+          <w:p>
+            <w:pPr>
+              <w:spacing w:line="240" w:lineRule="auto" w:after="0" w:before="0"/>
+              <w:ind w:firstLine="0" w:left="0"/>
+              <w:jc w:val="center"/>
+            </w:pPr>
+            <w:r/>
+            <w:r>
+              <w:rPr>
+                <w:rFonts w:ascii="Times New Roman" w:hAnsi="Times New Roman" w:eastAsia="Times New Roman" w:cs="Times New Roman"/>
+                <w:b/>
+                <w:i w:val="0"/>
+                <w:sz w:val="22"/>
+              </w:rPr>
+              <w:t>Термин</w:t>
+            </w:r>
+          </w:p>
+        </w:tc>
+        <w:tc>
+          <w:tcPr>
+            <w:tcW w:type="dxa" w:w="6973"/>
+            <w:tcBorders>
+              <w:top w:val="single" w:sz="4" w:space="0" w:color="000000"/>
+              <w:left w:val="single" w:sz="4" w:space="0" w:color="000000"/>
+              <w:bottom w:val="single" w:sz="4" w:space="0" w:color="000000"/>
+              <w:right w:val="single" w:sz="4" w:space="0" w:color="000000"/>
+            </w:tcBorders>
+            <w:vAlign w:val="top"/>
+          </w:tcPr>
+          <w:p>
+            <w:pPr>
+              <w:spacing w:line="240" w:lineRule="auto" w:after="0" w:before="0"/>
+              <w:ind w:firstLine="0" w:left="0"/>
+              <w:jc w:val="center"/>
+            </w:pPr>
+            <w:r/>
+            <w:r>
+              <w:rPr>
+                <w:rFonts w:ascii="Times New Roman" w:hAnsi="Times New Roman" w:eastAsia="Times New Roman" w:cs="Times New Roman"/>
+                <w:b/>
+                <w:i w:val="0"/>
+                <w:sz w:val="22"/>
+              </w:rPr>
+              <w:t>Определение</w:t>
+            </w:r>
+          </w:p>
+        </w:tc>
+      </w:tr>
+      <w:tr>
+        <w:tc>
+          <w:tcPr>
+            <w:tcW w:type="dxa" w:w="2381"/>
+            <w:tcBorders>
+              <w:top w:val="single" w:sz="4" w:space="0" w:color="000000"/>
+              <w:left w:val="single" w:sz="4" w:space="0" w:color="000000"/>
+              <w:bottom w:val="single" w:sz="4" w:space="0" w:color="000000"/>
+              <w:right w:val="single" w:sz="4" w:space="0" w:color="000000"/>
+            </w:tcBorders>
+            <w:vAlign w:val="top"/>
+          </w:tcPr>
+          <w:p>
+            <w:pPr>
+              <w:spacing w:line="240" w:lineRule="auto" w:after="0" w:before="0"/>
+              <w:ind w:firstLine="0" w:left="0"/>
+              <w:jc w:val="left"/>
+            </w:pPr>
+            <w:r/>
+            <w:r>
+              <w:rPr>
+                <w:rFonts w:ascii="Times New Roman" w:hAnsi="Times New Roman" w:eastAsia="Times New Roman" w:cs="Times New Roman"/>
+                <w:b/>
+                <w:i w:val="0"/>
+                <w:sz w:val="22"/>
+              </w:rPr>
+              <w:t>Администратор справочников</w:t>
+            </w:r>
+          </w:p>
+        </w:tc>
+        <w:tc>
+          <w:tcPr>
+            <w:tcW w:type="dxa" w:w="6973"/>
+            <w:tcBorders>
+              <w:top w:val="single" w:sz="4" w:space="0" w:color="000000"/>
+              <w:left w:val="single" w:sz="4" w:space="0" w:color="000000"/>
+              <w:bottom w:val="single" w:sz="4" w:space="0" w:color="000000"/>
+              <w:right w:val="single" w:sz="4" w:space="0" w:color="000000"/>
+            </w:tcBorders>
+            <w:vAlign w:val="top"/>
+          </w:tcPr>
+          <w:p>
+            <w:pPr>
+              <w:spacing w:line="240" w:lineRule="auto" w:after="0" w:before="0"/>
+              <w:ind w:firstLine="0" w:left="0"/>
+              <w:jc w:val="left"/>
+            </w:pPr>
+            <w:r/>
+            <w:r>
+              <w:rPr>
+                <w:rFonts w:ascii="Times New Roman" w:hAnsi="Times New Roman" w:eastAsia="Times New Roman" w:cs="Times New Roman"/>
+                <w:b w:val="0"/>
+                <w:i w:val="0"/>
+                <w:sz w:val="22"/>
+              </w:rPr>
+              <w:t>Сотрудник, который ведёт единые справочники станций и схем пассажирских вагонов пилотного участка (UC-6). Учётные записи персонала эта роль не заводит. Аварийное закрытие смены администратор может выполнить отдельно от ведения справочника.</w:t>
+            </w:r>
+          </w:p>
+        </w:tc>
+      </w:tr>
+      <w:tr>
+        <w:tc>
+          <w:tcPr>
+            <w:tcW w:type="dxa" w:w="2381"/>
+            <w:tcBorders>
+              <w:top w:val="single" w:sz="4" w:space="0" w:color="000000"/>
+              <w:left w:val="single" w:sz="4" w:space="0" w:color="000000"/>
+              <w:bottom w:val="single" w:sz="4" w:space="0" w:color="000000"/>
+              <w:right w:val="single" w:sz="4" w:space="0" w:color="000000"/>
+            </w:tcBorders>
+            <w:vAlign w:val="top"/>
+          </w:tcPr>
+          <w:p>
+            <w:pPr>
+              <w:spacing w:line="240" w:lineRule="auto" w:after="0" w:before="0"/>
+              <w:ind w:firstLine="0" w:left="0"/>
+              <w:jc w:val="left"/>
+            </w:pPr>
+            <w:r/>
+            <w:r>
+              <w:rPr>
+                <w:rFonts w:ascii="Times New Roman" w:hAnsi="Times New Roman" w:eastAsia="Times New Roman" w:cs="Times New Roman"/>
+                <w:b/>
+                <w:i w:val="0"/>
+                <w:sz w:val="22"/>
+              </w:rPr>
+              <w:t>АИС железной дороги</w:t>
+            </w:r>
+          </w:p>
+        </w:tc>
+        <w:tc>
+          <w:tcPr>
+            <w:tcW w:type="dxa" w:w="6973"/>
+            <w:tcBorders>
+              <w:top w:val="single" w:sz="4" w:space="0" w:color="000000"/>
+              <w:left w:val="single" w:sz="4" w:space="0" w:color="000000"/>
+              <w:bottom w:val="single" w:sz="4" w:space="0" w:color="000000"/>
+              <w:right w:val="single" w:sz="4" w:space="0" w:color="000000"/>
+            </w:tcBorders>
+            <w:vAlign w:val="top"/>
+          </w:tcPr>
+          <w:p>
+            <w:pPr>
+              <w:spacing w:line="240" w:lineRule="auto" w:after="0" w:before="0"/>
+              <w:ind w:firstLine="0" w:left="0"/>
+              <w:jc w:val="left"/>
+            </w:pPr>
+            <w:r/>
+            <w:r>
+              <w:rPr>
+                <w:rFonts w:ascii="Times New Roman" w:hAnsi="Times New Roman" w:eastAsia="Times New Roman" w:cs="Times New Roman"/>
+                <w:b w:val="0"/>
+                <w:i w:val="0"/>
+                <w:sz w:val="22"/>
+              </w:rPr>
+              <w:t>Автоматизированная информационная система пилотного участка одного перевозчика. Внутри границ: справочники, маршруты, рейсы, краткий билетный контур, смены, обслуживание станции, заявки на ремонт и инвентаризация.</w:t>
+            </w:r>
+          </w:p>
+        </w:tc>
+      </w:tr>
+      <w:tr>
+        <w:tc>
+          <w:tcPr>
+            <w:tcW w:type="dxa" w:w="2381"/>
+            <w:tcBorders>
+              <w:top w:val="single" w:sz="4" w:space="0" w:color="000000"/>
+              <w:left w:val="single" w:sz="4" w:space="0" w:color="000000"/>
+              <w:bottom w:val="single" w:sz="4" w:space="0" w:color="000000"/>
+              <w:right w:val="single" w:sz="4" w:space="0" w:color="000000"/>
+            </w:tcBorders>
+            <w:vAlign w:val="top"/>
+          </w:tcPr>
+          <w:p>
+            <w:pPr>
+              <w:spacing w:line="240" w:lineRule="auto" w:after="0" w:before="0"/>
+              <w:ind w:firstLine="0" w:left="0"/>
+              <w:jc w:val="left"/>
+            </w:pPr>
+            <w:r/>
+            <w:r>
+              <w:rPr>
+                <w:rFonts w:ascii="Times New Roman" w:hAnsi="Times New Roman" w:eastAsia="Times New Roman" w:cs="Times New Roman"/>
+                <w:b/>
+                <w:i w:val="0"/>
+                <w:sz w:val="22"/>
+              </w:rPr>
+              <w:t>Билет</w:t>
+            </w:r>
+          </w:p>
+        </w:tc>
+        <w:tc>
+          <w:tcPr>
+            <w:tcW w:type="dxa" w:w="6973"/>
+            <w:tcBorders>
+              <w:top w:val="single" w:sz="4" w:space="0" w:color="000000"/>
+              <w:left w:val="single" w:sz="4" w:space="0" w:color="000000"/>
+              <w:bottom w:val="single" w:sz="4" w:space="0" w:color="000000"/>
+              <w:right w:val="single" w:sz="4" w:space="0" w:color="000000"/>
+            </w:tcBorders>
+            <w:vAlign w:val="top"/>
+          </w:tcPr>
+          <w:p>
+            <w:pPr>
+              <w:spacing w:line="240" w:lineRule="auto" w:after="0" w:before="0"/>
+              <w:ind w:firstLine="0" w:left="0"/>
+              <w:jc w:val="left"/>
+            </w:pPr>
+            <w:r/>
+            <w:r>
+              <w:rPr>
+                <w:rFonts w:ascii="Times New Roman" w:hAnsi="Times New Roman" w:eastAsia="Times New Roman" w:cs="Times New Roman"/>
+                <w:b w:val="0"/>
+                <w:i w:val="0"/>
+                <w:sz w:val="22"/>
+              </w:rPr>
+              <w:t>Запись о проданном месте на рейсе. Действующий документ поездки — билет, проведённый в системе и напечатанный купоном. На одно место приходится не больше одного действующего билета.</w:t>
+            </w:r>
+          </w:p>
+        </w:tc>
+      </w:tr>
+      <w:tr>
+        <w:tc>
+          <w:tcPr>
+            <w:tcW w:type="dxa" w:w="2381"/>
+            <w:tcBorders>
+              <w:top w:val="single" w:sz="4" w:space="0" w:color="000000"/>
+              <w:left w:val="single" w:sz="4" w:space="0" w:color="000000"/>
+              <w:bottom w:val="single" w:sz="4" w:space="0" w:color="000000"/>
+              <w:right w:val="single" w:sz="4" w:space="0" w:color="000000"/>
+            </w:tcBorders>
+            <w:vAlign w:val="top"/>
+          </w:tcPr>
+          <w:p>
+            <w:pPr>
+              <w:spacing w:line="240" w:lineRule="auto" w:after="0" w:before="0"/>
+              <w:ind w:firstLine="0" w:left="0"/>
+              <w:jc w:val="left"/>
+            </w:pPr>
+            <w:r/>
+            <w:r>
+              <w:rPr>
+                <w:rFonts w:ascii="Times New Roman" w:hAnsi="Times New Roman" w:eastAsia="Times New Roman" w:cs="Times New Roman"/>
+                <w:b/>
+                <w:i w:val="0"/>
+                <w:sz w:val="22"/>
+              </w:rPr>
+              <w:t>БЦ-1</w:t>
+            </w:r>
+          </w:p>
+        </w:tc>
+        <w:tc>
+          <w:tcPr>
+            <w:tcW w:type="dxa" w:w="6973"/>
+            <w:tcBorders>
+              <w:top w:val="single" w:sz="4" w:space="0" w:color="000000"/>
+              <w:left w:val="single" w:sz="4" w:space="0" w:color="000000"/>
+              <w:bottom w:val="single" w:sz="4" w:space="0" w:color="000000"/>
+              <w:right w:val="single" w:sz="4" w:space="0" w:color="000000"/>
+            </w:tcBorders>
+            <w:vAlign w:val="top"/>
+          </w:tcPr>
+          <w:p>
+            <w:pPr>
+              <w:spacing w:line="240" w:lineRule="auto" w:after="0" w:before="0"/>
+              <w:ind w:firstLine="0" w:left="0"/>
+              <w:jc w:val="left"/>
+            </w:pPr>
+            <w:r/>
+            <w:r>
+              <w:rPr>
+                <w:rFonts w:ascii="Times New Roman" w:hAnsi="Times New Roman" w:eastAsia="Times New Roman" w:cs="Times New Roman"/>
+                <w:b w:val="0"/>
+                <w:i w:val="0"/>
+                <w:sz w:val="22"/>
+              </w:rPr>
+              <w:t>Бизнес-цель документа концепции: оформление билета занимает не более 3 минут в 90 % случаев за три месяца.</w:t>
+            </w:r>
+          </w:p>
+        </w:tc>
+      </w:tr>
+      <w:tr>
+        <w:tc>
+          <w:tcPr>
+            <w:tcW w:type="dxa" w:w="2381"/>
+            <w:tcBorders>
+              <w:top w:val="single" w:sz="4" w:space="0" w:color="000000"/>
+              <w:left w:val="single" w:sz="4" w:space="0" w:color="000000"/>
+              <w:bottom w:val="single" w:sz="4" w:space="0" w:color="000000"/>
+              <w:right w:val="single" w:sz="4" w:space="0" w:color="000000"/>
+            </w:tcBorders>
+            <w:vAlign w:val="top"/>
+          </w:tcPr>
+          <w:p>
+            <w:pPr>
+              <w:spacing w:line="240" w:lineRule="auto" w:after="0" w:before="0"/>
+              <w:ind w:firstLine="0" w:left="0"/>
+              <w:jc w:val="left"/>
+            </w:pPr>
+            <w:r/>
+            <w:r>
+              <w:rPr>
+                <w:rFonts w:ascii="Times New Roman" w:hAnsi="Times New Roman" w:eastAsia="Times New Roman" w:cs="Times New Roman"/>
+                <w:b/>
+                <w:i w:val="0"/>
+                <w:sz w:val="22"/>
+              </w:rPr>
+              <w:t>БЦ-2</w:t>
+            </w:r>
+          </w:p>
+        </w:tc>
+        <w:tc>
+          <w:tcPr>
+            <w:tcW w:type="dxa" w:w="6973"/>
+            <w:tcBorders>
+              <w:top w:val="single" w:sz="4" w:space="0" w:color="000000"/>
+              <w:left w:val="single" w:sz="4" w:space="0" w:color="000000"/>
+              <w:bottom w:val="single" w:sz="4" w:space="0" w:color="000000"/>
+              <w:right w:val="single" w:sz="4" w:space="0" w:color="000000"/>
+            </w:tcBorders>
+            <w:vAlign w:val="top"/>
+          </w:tcPr>
+          <w:p>
+            <w:pPr>
+              <w:spacing w:line="240" w:lineRule="auto" w:after="0" w:before="0"/>
+              <w:ind w:firstLine="0" w:left="0"/>
+              <w:jc w:val="left"/>
+            </w:pPr>
+            <w:r/>
+            <w:r>
+              <w:rPr>
+                <w:rFonts w:ascii="Times New Roman" w:hAnsi="Times New Roman" w:eastAsia="Times New Roman" w:cs="Times New Roman"/>
+                <w:b w:val="0"/>
+                <w:i w:val="0"/>
+                <w:sz w:val="22"/>
+              </w:rPr>
+              <w:t>Бизнес-цель документа концепции: не более одного инцидента двойной продажи одного места в месяц.</w:t>
+            </w:r>
+          </w:p>
+        </w:tc>
+      </w:tr>
+      <w:tr>
+        <w:tc>
+          <w:tcPr>
+            <w:tcW w:type="dxa" w:w="2381"/>
+            <w:tcBorders>
+              <w:top w:val="single" w:sz="4" w:space="0" w:color="000000"/>
+              <w:left w:val="single" w:sz="4" w:space="0" w:color="000000"/>
+              <w:bottom w:val="single" w:sz="4" w:space="0" w:color="000000"/>
+              <w:right w:val="single" w:sz="4" w:space="0" w:color="000000"/>
+            </w:tcBorders>
+            <w:vAlign w:val="top"/>
+          </w:tcPr>
+          <w:p>
+            <w:pPr>
+              <w:spacing w:line="240" w:lineRule="auto" w:after="0" w:before="0"/>
+              <w:ind w:firstLine="0" w:left="0"/>
+              <w:jc w:val="left"/>
+            </w:pPr>
+            <w:r/>
+            <w:r>
+              <w:rPr>
+                <w:rFonts w:ascii="Times New Roman" w:hAnsi="Times New Roman" w:eastAsia="Times New Roman" w:cs="Times New Roman"/>
+                <w:b/>
+                <w:i w:val="0"/>
+                <w:sz w:val="22"/>
+              </w:rPr>
+              <w:t>БЦ-3</w:t>
+            </w:r>
+          </w:p>
+        </w:tc>
+        <w:tc>
+          <w:tcPr>
+            <w:tcW w:type="dxa" w:w="6973"/>
+            <w:tcBorders>
+              <w:top w:val="single" w:sz="4" w:space="0" w:color="000000"/>
+              <w:left w:val="single" w:sz="4" w:space="0" w:color="000000"/>
+              <w:bottom w:val="single" w:sz="4" w:space="0" w:color="000000"/>
+              <w:right w:val="single" w:sz="4" w:space="0" w:color="000000"/>
+            </w:tcBorders>
+            <w:vAlign w:val="top"/>
+          </w:tcPr>
+          <w:p>
+            <w:pPr>
+              <w:spacing w:line="240" w:lineRule="auto" w:after="0" w:before="0"/>
+              <w:ind w:firstLine="0" w:left="0"/>
+              <w:jc w:val="left"/>
+            </w:pPr>
+            <w:r/>
+            <w:r>
+              <w:rPr>
+                <w:rFonts w:ascii="Times New Roman" w:hAnsi="Times New Roman" w:eastAsia="Times New Roman" w:cs="Times New Roman"/>
+                <w:b w:val="0"/>
+                <w:i w:val="0"/>
+                <w:sz w:val="22"/>
+              </w:rPr>
+              <w:t>Бизнес-цель документа концепции: после отмены рейса новые продажи закрыты не позднее чем через 5 минут в 95 % случаев.</w:t>
+            </w:r>
+          </w:p>
+        </w:tc>
+      </w:tr>
+      <w:tr>
+        <w:tc>
+          <w:tcPr>
+            <w:tcW w:type="dxa" w:w="2381"/>
+            <w:tcBorders>
+              <w:top w:val="single" w:sz="4" w:space="0" w:color="000000"/>
+              <w:left w:val="single" w:sz="4" w:space="0" w:color="000000"/>
+              <w:bottom w:val="single" w:sz="4" w:space="0" w:color="000000"/>
+              <w:right w:val="single" w:sz="4" w:space="0" w:color="000000"/>
+            </w:tcBorders>
+            <w:vAlign w:val="top"/>
+          </w:tcPr>
+          <w:p>
+            <w:pPr>
+              <w:spacing w:line="240" w:lineRule="auto" w:after="0" w:before="0"/>
+              <w:ind w:firstLine="0" w:left="0"/>
+              <w:jc w:val="left"/>
+            </w:pPr>
+            <w:r/>
+            <w:r>
+              <w:rPr>
+                <w:rFonts w:ascii="Times New Roman" w:hAnsi="Times New Roman" w:eastAsia="Times New Roman" w:cs="Times New Roman"/>
+                <w:b/>
+                <w:i w:val="0"/>
+                <w:sz w:val="22"/>
+              </w:rPr>
+              <w:t>Вагон</w:t>
+            </w:r>
+          </w:p>
+        </w:tc>
+        <w:tc>
+          <w:tcPr>
+            <w:tcW w:type="dxa" w:w="6973"/>
+            <w:tcBorders>
+              <w:top w:val="single" w:sz="4" w:space="0" w:color="000000"/>
+              <w:left w:val="single" w:sz="4" w:space="0" w:color="000000"/>
+              <w:bottom w:val="single" w:sz="4" w:space="0" w:color="000000"/>
+              <w:right w:val="single" w:sz="4" w:space="0" w:color="000000"/>
+            </w:tcBorders>
+            <w:vAlign w:val="top"/>
+          </w:tcPr>
+          <w:p>
+            <w:pPr>
+              <w:spacing w:line="240" w:lineRule="auto" w:after="0" w:before="0"/>
+              <w:ind w:firstLine="0" w:left="0"/>
+              <w:jc w:val="left"/>
+            </w:pPr>
+            <w:r/>
+            <w:r>
+              <w:rPr>
+                <w:rFonts w:ascii="Times New Roman" w:hAnsi="Times New Roman" w:eastAsia="Times New Roman" w:cs="Times New Roman"/>
+                <w:b w:val="0"/>
+                <w:i w:val="0"/>
+                <w:sz w:val="22"/>
+              </w:rPr>
+              <w:t>Пассажирский вагон рейса. Состав мест вагона задаёт схема вагона из справочника.</w:t>
+            </w:r>
+          </w:p>
+        </w:tc>
+      </w:tr>
+      <w:tr>
+        <w:tc>
+          <w:tcPr>
+            <w:tcW w:type="dxa" w:w="2381"/>
+            <w:tcBorders>
+              <w:top w:val="single" w:sz="4" w:space="0" w:color="000000"/>
+              <w:left w:val="single" w:sz="4" w:space="0" w:color="000000"/>
+              <w:bottom w:val="single" w:sz="4" w:space="0" w:color="000000"/>
+              <w:right w:val="single" w:sz="4" w:space="0" w:color="000000"/>
+            </w:tcBorders>
+            <w:vAlign w:val="top"/>
+          </w:tcPr>
+          <w:p>
+            <w:pPr>
+              <w:spacing w:line="240" w:lineRule="auto" w:after="0" w:before="0"/>
+              <w:ind w:firstLine="0" w:left="0"/>
+              <w:jc w:val="left"/>
+            </w:pPr>
+            <w:r/>
+            <w:r>
+              <w:rPr>
+                <w:rFonts w:ascii="Times New Roman" w:hAnsi="Times New Roman" w:eastAsia="Times New Roman" w:cs="Times New Roman"/>
+                <w:b/>
+                <w:i w:val="0"/>
+                <w:sz w:val="22"/>
+              </w:rPr>
+              <w:t>Возврат билета</w:t>
+            </w:r>
+          </w:p>
+        </w:tc>
+        <w:tc>
+          <w:tcPr>
+            <w:tcW w:type="dxa" w:w="6973"/>
+            <w:tcBorders>
+              <w:top w:val="single" w:sz="4" w:space="0" w:color="000000"/>
+              <w:left w:val="single" w:sz="4" w:space="0" w:color="000000"/>
+              <w:bottom w:val="single" w:sz="4" w:space="0" w:color="000000"/>
+              <w:right w:val="single" w:sz="4" w:space="0" w:color="000000"/>
+            </w:tcBorders>
+            <w:vAlign w:val="top"/>
+          </w:tcPr>
+          <w:p>
+            <w:pPr>
+              <w:spacing w:line="240" w:lineRule="auto" w:after="0" w:before="0"/>
+              <w:ind w:firstLine="0" w:left="0"/>
+              <w:jc w:val="left"/>
+            </w:pPr>
+            <w:r/>
+            <w:r>
+              <w:rPr>
+                <w:rFonts w:ascii="Times New Roman" w:hAnsi="Times New Roman" w:eastAsia="Times New Roman" w:cs="Times New Roman"/>
+                <w:b w:val="0"/>
+                <w:i w:val="0"/>
+                <w:sz w:val="22"/>
+              </w:rPr>
+              <w:t>Гашение билета кассиром до отправления и до отметки посадки (UC-5). Если рейс не отменён, место снова свободно. При отменённом рейсе место в продажу не возвращается. Массовая выплата в этот термин не входит.</w:t>
+            </w:r>
+          </w:p>
+        </w:tc>
+      </w:tr>
+      <w:tr>
+        <w:tc>
+          <w:tcPr>
+            <w:tcW w:type="dxa" w:w="2381"/>
+            <w:tcBorders>
+              <w:top w:val="single" w:sz="4" w:space="0" w:color="000000"/>
+              <w:left w:val="single" w:sz="4" w:space="0" w:color="000000"/>
+              <w:bottom w:val="single" w:sz="4" w:space="0" w:color="000000"/>
+              <w:right w:val="single" w:sz="4" w:space="0" w:color="000000"/>
+            </w:tcBorders>
+            <w:vAlign w:val="top"/>
+          </w:tcPr>
+          <w:p>
+            <w:pPr>
+              <w:spacing w:line="240" w:lineRule="auto" w:after="0" w:before="0"/>
+              <w:ind w:firstLine="0" w:left="0"/>
+              <w:jc w:val="left"/>
+            </w:pPr>
+            <w:r/>
+            <w:r>
+              <w:rPr>
+                <w:rFonts w:ascii="Times New Roman" w:hAnsi="Times New Roman" w:eastAsia="Times New Roman" w:cs="Times New Roman"/>
+                <w:b/>
+                <w:i w:val="0"/>
+                <w:sz w:val="22"/>
+              </w:rPr>
+              <w:t>Дежурный по станции</w:t>
+            </w:r>
+          </w:p>
+        </w:tc>
+        <w:tc>
+          <w:tcPr>
+            <w:tcW w:type="dxa" w:w="6973"/>
+            <w:tcBorders>
+              <w:top w:val="single" w:sz="4" w:space="0" w:color="000000"/>
+              <w:left w:val="single" w:sz="4" w:space="0" w:color="000000"/>
+              <w:bottom w:val="single" w:sz="4" w:space="0" w:color="000000"/>
+              <w:right w:val="single" w:sz="4" w:space="0" w:color="000000"/>
+            </w:tcBorders>
+            <w:vAlign w:val="top"/>
+          </w:tcPr>
+          <w:p>
+            <w:pPr>
+              <w:spacing w:line="240" w:lineRule="auto" w:after="0" w:before="0"/>
+              <w:ind w:firstLine="0" w:left="0"/>
+              <w:jc w:val="left"/>
+            </w:pPr>
+            <w:r/>
+            <w:r>
+              <w:rPr>
+                <w:rFonts w:ascii="Times New Roman" w:hAnsi="Times New Roman" w:eastAsia="Times New Roman" w:cs="Times New Roman"/>
+                <w:b w:val="0"/>
+                <w:i w:val="0"/>
+                <w:sz w:val="22"/>
+              </w:rPr>
+              <w:t>Сотрудник, который открывает и закрывает сутки обслуживания станции: отмечает готовность касс, платформ, зала ожидания и проходов (UC-9).</w:t>
+            </w:r>
+          </w:p>
+        </w:tc>
+      </w:tr>
+      <w:tr>
+        <w:tc>
+          <w:tcPr>
+            <w:tcW w:type="dxa" w:w="2381"/>
+            <w:tcBorders>
+              <w:top w:val="single" w:sz="4" w:space="0" w:color="000000"/>
+              <w:left w:val="single" w:sz="4" w:space="0" w:color="000000"/>
+              <w:bottom w:val="single" w:sz="4" w:space="0" w:color="000000"/>
+              <w:right w:val="single" w:sz="4" w:space="0" w:color="000000"/>
+            </w:tcBorders>
+            <w:vAlign w:val="top"/>
+          </w:tcPr>
+          <w:p>
+            <w:pPr>
+              <w:spacing w:line="240" w:lineRule="auto" w:after="0" w:before="0"/>
+              <w:ind w:firstLine="0" w:left="0"/>
+              <w:jc w:val="left"/>
+            </w:pPr>
+            <w:r/>
+            <w:r>
+              <w:rPr>
+                <w:rFonts w:ascii="Times New Roman" w:hAnsi="Times New Roman" w:eastAsia="Times New Roman" w:cs="Times New Roman"/>
+                <w:b/>
+                <w:i w:val="0"/>
+                <w:sz w:val="22"/>
+              </w:rPr>
+              <w:t>Диспетчер расписания</w:t>
+            </w:r>
+          </w:p>
+        </w:tc>
+        <w:tc>
+          <w:tcPr>
+            <w:tcW w:type="dxa" w:w="6973"/>
+            <w:tcBorders>
+              <w:top w:val="single" w:sz="4" w:space="0" w:color="000000"/>
+              <w:left w:val="single" w:sz="4" w:space="0" w:color="000000"/>
+              <w:bottom w:val="single" w:sz="4" w:space="0" w:color="000000"/>
+              <w:right w:val="single" w:sz="4" w:space="0" w:color="000000"/>
+            </w:tcBorders>
+            <w:vAlign w:val="top"/>
+          </w:tcPr>
+          <w:p>
+            <w:pPr>
+              <w:spacing w:line="240" w:lineRule="auto" w:after="0" w:before="0"/>
+              <w:ind w:firstLine="0" w:left="0"/>
+              <w:jc w:val="left"/>
+            </w:pPr>
+            <w:r/>
+            <w:r>
+              <w:rPr>
+                <w:rFonts w:ascii="Times New Roman" w:hAnsi="Times New Roman" w:eastAsia="Times New Roman" w:cs="Times New Roman"/>
+                <w:b w:val="0"/>
+                <w:i w:val="0"/>
+                <w:sz w:val="22"/>
+              </w:rPr>
+              <w:t>Сотрудник, который составляет маршрут (UC-7), публикует рейс (UC-1) и закрывает продажу при отмене рейса (UC-3).</w:t>
+            </w:r>
+          </w:p>
+        </w:tc>
+      </w:tr>
+      <w:tr>
+        <w:tc>
+          <w:tcPr>
+            <w:tcW w:type="dxa" w:w="2381"/>
+            <w:tcBorders>
+              <w:top w:val="single" w:sz="4" w:space="0" w:color="000000"/>
+              <w:left w:val="single" w:sz="4" w:space="0" w:color="000000"/>
+              <w:bottom w:val="single" w:sz="4" w:space="0" w:color="000000"/>
+              <w:right w:val="single" w:sz="4" w:space="0" w:color="000000"/>
+            </w:tcBorders>
+            <w:vAlign w:val="top"/>
+          </w:tcPr>
+          <w:p>
+            <w:pPr>
+              <w:spacing w:line="240" w:lineRule="auto" w:after="0" w:before="0"/>
+              <w:ind w:firstLine="0" w:left="0"/>
+              <w:jc w:val="left"/>
+            </w:pPr>
+            <w:r/>
+            <w:r>
+              <w:rPr>
+                <w:rFonts w:ascii="Times New Roman" w:hAnsi="Times New Roman" w:eastAsia="Times New Roman" w:cs="Times New Roman"/>
+                <w:b/>
+                <w:i w:val="0"/>
+                <w:sz w:val="22"/>
+              </w:rPr>
+              <w:t>Зал ожидания</w:t>
+            </w:r>
+          </w:p>
+        </w:tc>
+        <w:tc>
+          <w:tcPr>
+            <w:tcW w:type="dxa" w:w="6973"/>
+            <w:tcBorders>
+              <w:top w:val="single" w:sz="4" w:space="0" w:color="000000"/>
+              <w:left w:val="single" w:sz="4" w:space="0" w:color="000000"/>
+              <w:bottom w:val="single" w:sz="4" w:space="0" w:color="000000"/>
+              <w:right w:val="single" w:sz="4" w:space="0" w:color="000000"/>
+            </w:tcBorders>
+            <w:vAlign w:val="top"/>
+          </w:tcPr>
+          <w:p>
+            <w:pPr>
+              <w:spacing w:line="240" w:lineRule="auto" w:after="0" w:before="0"/>
+              <w:ind w:firstLine="0" w:left="0"/>
+              <w:jc w:val="left"/>
+            </w:pPr>
+            <w:r/>
+            <w:r>
+              <w:rPr>
+                <w:rFonts w:ascii="Times New Roman" w:hAnsi="Times New Roman" w:eastAsia="Times New Roman" w:cs="Times New Roman"/>
+                <w:b w:val="0"/>
+                <w:i w:val="0"/>
+                <w:sz w:val="22"/>
+              </w:rPr>
+              <w:t>Объект станции. Готовность зала дежурный отмечает в сутках обслуживания вместе с кассами, платформами и проходами.</w:t>
+            </w:r>
+          </w:p>
+        </w:tc>
+      </w:tr>
+      <w:tr>
+        <w:tc>
+          <w:tcPr>
+            <w:tcW w:type="dxa" w:w="2381"/>
+            <w:tcBorders>
+              <w:top w:val="single" w:sz="4" w:space="0" w:color="000000"/>
+              <w:left w:val="single" w:sz="4" w:space="0" w:color="000000"/>
+              <w:bottom w:val="single" w:sz="4" w:space="0" w:color="000000"/>
+              <w:right w:val="single" w:sz="4" w:space="0" w:color="000000"/>
+            </w:tcBorders>
+            <w:vAlign w:val="top"/>
+          </w:tcPr>
+          <w:p>
+            <w:pPr>
+              <w:spacing w:line="240" w:lineRule="auto" w:after="0" w:before="0"/>
+              <w:ind w:firstLine="0" w:left="0"/>
+              <w:jc w:val="left"/>
+            </w:pPr>
+            <w:r/>
+            <w:r>
+              <w:rPr>
+                <w:rFonts w:ascii="Times New Roman" w:hAnsi="Times New Roman" w:eastAsia="Times New Roman" w:cs="Times New Roman"/>
+                <w:b/>
+                <w:i w:val="0"/>
+                <w:sz w:val="22"/>
+              </w:rPr>
+              <w:t>Заявка на ремонт</w:t>
+            </w:r>
+          </w:p>
+        </w:tc>
+        <w:tc>
+          <w:tcPr>
+            <w:tcW w:type="dxa" w:w="6973"/>
+            <w:tcBorders>
+              <w:top w:val="single" w:sz="4" w:space="0" w:color="000000"/>
+              <w:left w:val="single" w:sz="4" w:space="0" w:color="000000"/>
+              <w:bottom w:val="single" w:sz="4" w:space="0" w:color="000000"/>
+              <w:right w:val="single" w:sz="4" w:space="0" w:color="000000"/>
+            </w:tcBorders>
+            <w:vAlign w:val="top"/>
+          </w:tcPr>
+          <w:p>
+            <w:pPr>
+              <w:spacing w:line="240" w:lineRule="auto" w:after="0" w:before="0"/>
+              <w:ind w:firstLine="0" w:left="0"/>
+              <w:jc w:val="left"/>
+            </w:pPr>
+            <w:r/>
+            <w:r>
+              <w:rPr>
+                <w:rFonts w:ascii="Times New Roman" w:hAnsi="Times New Roman" w:eastAsia="Times New Roman" w:cs="Times New Roman"/>
+                <w:b w:val="0"/>
+                <w:i w:val="0"/>
+                <w:sz w:val="22"/>
+              </w:rPr>
+              <w:t>Запись инженера по ремонту о неисправности объекта станции: объект, описание и статус. Закупка запчастей и складской контур в заявку не входят.</w:t>
+            </w:r>
+          </w:p>
+        </w:tc>
+      </w:tr>
+      <w:tr>
+        <w:tc>
+          <w:tcPr>
+            <w:tcW w:type="dxa" w:w="2381"/>
+            <w:tcBorders>
+              <w:top w:val="single" w:sz="4" w:space="0" w:color="000000"/>
+              <w:left w:val="single" w:sz="4" w:space="0" w:color="000000"/>
+              <w:bottom w:val="single" w:sz="4" w:space="0" w:color="000000"/>
+              <w:right w:val="single" w:sz="4" w:space="0" w:color="000000"/>
+            </w:tcBorders>
+            <w:vAlign w:val="top"/>
+          </w:tcPr>
+          <w:p>
+            <w:pPr>
+              <w:spacing w:line="240" w:lineRule="auto" w:after="0" w:before="0"/>
+              <w:ind w:firstLine="0" w:left="0"/>
+              <w:jc w:val="left"/>
+            </w:pPr>
+            <w:r/>
+            <w:r>
+              <w:rPr>
+                <w:rFonts w:ascii="Times New Roman" w:hAnsi="Times New Roman" w:eastAsia="Times New Roman" w:cs="Times New Roman"/>
+                <w:b/>
+                <w:i w:val="0"/>
+                <w:sz w:val="22"/>
+              </w:rPr>
+              <w:t>Инвентаризация</w:t>
+            </w:r>
+          </w:p>
+        </w:tc>
+        <w:tc>
+          <w:tcPr>
+            <w:tcW w:type="dxa" w:w="6973"/>
+            <w:tcBorders>
+              <w:top w:val="single" w:sz="4" w:space="0" w:color="000000"/>
+              <w:left w:val="single" w:sz="4" w:space="0" w:color="000000"/>
+              <w:bottom w:val="single" w:sz="4" w:space="0" w:color="000000"/>
+              <w:right w:val="single" w:sz="4" w:space="0" w:color="000000"/>
+            </w:tcBorders>
+            <w:vAlign w:val="top"/>
+          </w:tcPr>
+          <w:p>
+            <w:pPr>
+              <w:spacing w:line="240" w:lineRule="auto" w:after="0" w:before="0"/>
+              <w:ind w:firstLine="0" w:left="0"/>
+              <w:jc w:val="left"/>
+            </w:pPr>
+            <w:r/>
+            <w:r>
+              <w:rPr>
+                <w:rFonts w:ascii="Times New Roman" w:hAnsi="Times New Roman" w:eastAsia="Times New Roman" w:cs="Times New Roman"/>
+                <w:b w:val="0"/>
+                <w:i w:val="0"/>
+                <w:sz w:val="22"/>
+              </w:rPr>
+              <w:t>Сверка фактического наличия оборудования и имущества станции с учётным списком. По одной дате инвентаризация проводится один раз.</w:t>
+            </w:r>
+          </w:p>
+        </w:tc>
+      </w:tr>
+      <w:tr>
+        <w:tc>
+          <w:tcPr>
+            <w:tcW w:type="dxa" w:w="2381"/>
+            <w:tcBorders>
+              <w:top w:val="single" w:sz="4" w:space="0" w:color="000000"/>
+              <w:left w:val="single" w:sz="4" w:space="0" w:color="000000"/>
+              <w:bottom w:val="single" w:sz="4" w:space="0" w:color="000000"/>
+              <w:right w:val="single" w:sz="4" w:space="0" w:color="000000"/>
+            </w:tcBorders>
+            <w:vAlign w:val="top"/>
+          </w:tcPr>
+          <w:p>
+            <w:pPr>
+              <w:spacing w:line="240" w:lineRule="auto" w:after="0" w:before="0"/>
+              <w:ind w:firstLine="0" w:left="0"/>
+              <w:jc w:val="left"/>
+            </w:pPr>
+            <w:r/>
+            <w:r>
+              <w:rPr>
+                <w:rFonts w:ascii="Times New Roman" w:hAnsi="Times New Roman" w:eastAsia="Times New Roman" w:cs="Times New Roman"/>
+                <w:b/>
+                <w:i w:val="0"/>
+                <w:sz w:val="22"/>
+              </w:rPr>
+              <w:t>Инженер по инвентаризации</w:t>
+            </w:r>
+          </w:p>
+        </w:tc>
+        <w:tc>
+          <w:tcPr>
+            <w:tcW w:type="dxa" w:w="6973"/>
+            <w:tcBorders>
+              <w:top w:val="single" w:sz="4" w:space="0" w:color="000000"/>
+              <w:left w:val="single" w:sz="4" w:space="0" w:color="000000"/>
+              <w:bottom w:val="single" w:sz="4" w:space="0" w:color="000000"/>
+              <w:right w:val="single" w:sz="4" w:space="0" w:color="000000"/>
+            </w:tcBorders>
+            <w:vAlign w:val="top"/>
+          </w:tcPr>
+          <w:p>
+            <w:pPr>
+              <w:spacing w:line="240" w:lineRule="auto" w:after="0" w:before="0"/>
+              <w:ind w:firstLine="0" w:left="0"/>
+              <w:jc w:val="left"/>
+            </w:pPr>
+            <w:r/>
+            <w:r>
+              <w:rPr>
+                <w:rFonts w:ascii="Times New Roman" w:hAnsi="Times New Roman" w:eastAsia="Times New Roman" w:cs="Times New Roman"/>
+                <w:b w:val="0"/>
+                <w:i w:val="0"/>
+                <w:sz w:val="22"/>
+              </w:rPr>
+              <w:t>Сотрудник, который проводит инвентаризацию объектов станции. Найм этой ролью не оформляется.</w:t>
+            </w:r>
+          </w:p>
+        </w:tc>
+      </w:tr>
+      <w:tr>
+        <w:tc>
+          <w:tcPr>
+            <w:tcW w:type="dxa" w:w="2381"/>
+            <w:tcBorders>
+              <w:top w:val="single" w:sz="4" w:space="0" w:color="000000"/>
+              <w:left w:val="single" w:sz="4" w:space="0" w:color="000000"/>
+              <w:bottom w:val="single" w:sz="4" w:space="0" w:color="000000"/>
+              <w:right w:val="single" w:sz="4" w:space="0" w:color="000000"/>
+            </w:tcBorders>
+            <w:vAlign w:val="top"/>
+          </w:tcPr>
+          <w:p>
+            <w:pPr>
+              <w:spacing w:line="240" w:lineRule="auto" w:after="0" w:before="0"/>
+              <w:ind w:firstLine="0" w:left="0"/>
+              <w:jc w:val="left"/>
+            </w:pPr>
+            <w:r/>
+            <w:r>
+              <w:rPr>
+                <w:rFonts w:ascii="Times New Roman" w:hAnsi="Times New Roman" w:eastAsia="Times New Roman" w:cs="Times New Roman"/>
+                <w:b/>
+                <w:i w:val="0"/>
+                <w:sz w:val="22"/>
+              </w:rPr>
+              <w:t>Инженер по ремонту</w:t>
+            </w:r>
+          </w:p>
+        </w:tc>
+        <w:tc>
+          <w:tcPr>
+            <w:tcW w:type="dxa" w:w="6973"/>
+            <w:tcBorders>
+              <w:top w:val="single" w:sz="4" w:space="0" w:color="000000"/>
+              <w:left w:val="single" w:sz="4" w:space="0" w:color="000000"/>
+              <w:bottom w:val="single" w:sz="4" w:space="0" w:color="000000"/>
+              <w:right w:val="single" w:sz="4" w:space="0" w:color="000000"/>
+            </w:tcBorders>
+            <w:vAlign w:val="top"/>
+          </w:tcPr>
+          <w:p>
+            <w:pPr>
+              <w:spacing w:line="240" w:lineRule="auto" w:after="0" w:before="0"/>
+              <w:ind w:firstLine="0" w:left="0"/>
+              <w:jc w:val="left"/>
+            </w:pPr>
+            <w:r/>
+            <w:r>
+              <w:rPr>
+                <w:rFonts w:ascii="Times New Roman" w:hAnsi="Times New Roman" w:eastAsia="Times New Roman" w:cs="Times New Roman"/>
+                <w:b w:val="0"/>
+                <w:i w:val="0"/>
+                <w:sz w:val="22"/>
+              </w:rPr>
+              <w:t>Сотрудник, который регистрирует и закрывает заявки на ремонт объектов станции. Склада запчастей у роли нет.</w:t>
+            </w:r>
+          </w:p>
+        </w:tc>
+      </w:tr>
+      <w:tr>
+        <w:tc>
+          <w:tcPr>
+            <w:tcW w:type="dxa" w:w="2381"/>
+            <w:tcBorders>
+              <w:top w:val="single" w:sz="4" w:space="0" w:color="000000"/>
+              <w:left w:val="single" w:sz="4" w:space="0" w:color="000000"/>
+              <w:bottom w:val="single" w:sz="4" w:space="0" w:color="000000"/>
+              <w:right w:val="single" w:sz="4" w:space="0" w:color="000000"/>
+            </w:tcBorders>
+            <w:vAlign w:val="top"/>
+          </w:tcPr>
+          <w:p>
+            <w:pPr>
+              <w:spacing w:line="240" w:lineRule="auto" w:after="0" w:before="0"/>
+              <w:ind w:firstLine="0" w:left="0"/>
+              <w:jc w:val="left"/>
+            </w:pPr>
+            <w:r/>
+            <w:r>
+              <w:rPr>
+                <w:rFonts w:ascii="Times New Roman" w:hAnsi="Times New Roman" w:eastAsia="Times New Roman" w:cs="Times New Roman"/>
+                <w:b/>
+                <w:i w:val="0"/>
+                <w:sz w:val="22"/>
+              </w:rPr>
+              <w:t>Касса</w:t>
+            </w:r>
+          </w:p>
+        </w:tc>
+        <w:tc>
+          <w:tcPr>
+            <w:tcW w:type="dxa" w:w="6973"/>
+            <w:tcBorders>
+              <w:top w:val="single" w:sz="4" w:space="0" w:color="000000"/>
+              <w:left w:val="single" w:sz="4" w:space="0" w:color="000000"/>
+              <w:bottom w:val="single" w:sz="4" w:space="0" w:color="000000"/>
+              <w:right w:val="single" w:sz="4" w:space="0" w:color="000000"/>
+            </w:tcBorders>
+            <w:vAlign w:val="top"/>
+          </w:tcPr>
+          <w:p>
+            <w:pPr>
+              <w:spacing w:line="240" w:lineRule="auto" w:after="0" w:before="0"/>
+              <w:ind w:firstLine="0" w:left="0"/>
+              <w:jc w:val="left"/>
+            </w:pPr>
+            <w:r/>
+            <w:r>
+              <w:rPr>
+                <w:rFonts w:ascii="Times New Roman" w:hAnsi="Times New Roman" w:eastAsia="Times New Roman" w:cs="Times New Roman"/>
+                <w:b w:val="0"/>
+                <w:i w:val="0"/>
+                <w:sz w:val="22"/>
+              </w:rPr>
+              <w:t>Рабочее место продажи и возврата билетов. Готовность касс входит в обслуживание станции. Оплата фиксируется как факт в кассе, платёжный шлюз не используется.</w:t>
+            </w:r>
+          </w:p>
+        </w:tc>
+      </w:tr>
+      <w:tr>
+        <w:tc>
+          <w:tcPr>
+            <w:tcW w:type="dxa" w:w="2381"/>
+            <w:tcBorders>
+              <w:top w:val="single" w:sz="4" w:space="0" w:color="000000"/>
+              <w:left w:val="single" w:sz="4" w:space="0" w:color="000000"/>
+              <w:bottom w:val="single" w:sz="4" w:space="0" w:color="000000"/>
+              <w:right w:val="single" w:sz="4" w:space="0" w:color="000000"/>
+            </w:tcBorders>
+            <w:vAlign w:val="top"/>
+          </w:tcPr>
+          <w:p>
+            <w:pPr>
+              <w:spacing w:line="240" w:lineRule="auto" w:after="0" w:before="0"/>
+              <w:ind w:firstLine="0" w:left="0"/>
+              <w:jc w:val="left"/>
+            </w:pPr>
+            <w:r/>
+            <w:r>
+              <w:rPr>
+                <w:rFonts w:ascii="Times New Roman" w:hAnsi="Times New Roman" w:eastAsia="Times New Roman" w:cs="Times New Roman"/>
+                <w:b/>
+                <w:i w:val="0"/>
+                <w:sz w:val="22"/>
+              </w:rPr>
+              <w:t>Кассир</w:t>
+            </w:r>
+          </w:p>
+        </w:tc>
+        <w:tc>
+          <w:tcPr>
+            <w:tcW w:type="dxa" w:w="6973"/>
+            <w:tcBorders>
+              <w:top w:val="single" w:sz="4" w:space="0" w:color="000000"/>
+              <w:left w:val="single" w:sz="4" w:space="0" w:color="000000"/>
+              <w:bottom w:val="single" w:sz="4" w:space="0" w:color="000000"/>
+              <w:right w:val="single" w:sz="4" w:space="0" w:color="000000"/>
+            </w:tcBorders>
+            <w:vAlign w:val="top"/>
+          </w:tcPr>
+          <w:p>
+            <w:pPr>
+              <w:spacing w:line="240" w:lineRule="auto" w:after="0" w:before="0"/>
+              <w:ind w:firstLine="0" w:left="0"/>
+              <w:jc w:val="left"/>
+            </w:pPr>
+            <w:r/>
+            <w:r>
+              <w:rPr>
+                <w:rFonts w:ascii="Times New Roman" w:hAnsi="Times New Roman" w:eastAsia="Times New Roman" w:cs="Times New Roman"/>
+                <w:b w:val="0"/>
+                <w:i w:val="0"/>
+                <w:sz w:val="22"/>
+              </w:rPr>
+              <w:t>Сотрудник кассы. Продажа и возврат доступны при открытой смене кассира и открытом обслуживании станции.</w:t>
+            </w:r>
+          </w:p>
+        </w:tc>
+      </w:tr>
+      <w:tr>
+        <w:tc>
+          <w:tcPr>
+            <w:tcW w:type="dxa" w:w="2381"/>
+            <w:tcBorders>
+              <w:top w:val="single" w:sz="4" w:space="0" w:color="000000"/>
+              <w:left w:val="single" w:sz="4" w:space="0" w:color="000000"/>
+              <w:bottom w:val="single" w:sz="4" w:space="0" w:color="000000"/>
+              <w:right w:val="single" w:sz="4" w:space="0" w:color="000000"/>
+            </w:tcBorders>
+            <w:vAlign w:val="top"/>
+          </w:tcPr>
+          <w:p>
+            <w:pPr>
+              <w:spacing w:line="240" w:lineRule="auto" w:after="0" w:before="0"/>
+              <w:ind w:firstLine="0" w:left="0"/>
+              <w:jc w:val="left"/>
+            </w:pPr>
+            <w:r/>
+            <w:r>
+              <w:rPr>
+                <w:rFonts w:ascii="Times New Roman" w:hAnsi="Times New Roman" w:eastAsia="Times New Roman" w:cs="Times New Roman"/>
+                <w:b/>
+                <w:i w:val="0"/>
+                <w:sz w:val="22"/>
+              </w:rPr>
+              <w:t>Контролёр</w:t>
+            </w:r>
+          </w:p>
+        </w:tc>
+        <w:tc>
+          <w:tcPr>
+            <w:tcW w:type="dxa" w:w="6973"/>
+            <w:tcBorders>
+              <w:top w:val="single" w:sz="4" w:space="0" w:color="000000"/>
+              <w:left w:val="single" w:sz="4" w:space="0" w:color="000000"/>
+              <w:bottom w:val="single" w:sz="4" w:space="0" w:color="000000"/>
+              <w:right w:val="single" w:sz="4" w:space="0" w:color="000000"/>
+            </w:tcBorders>
+            <w:vAlign w:val="top"/>
+          </w:tcPr>
+          <w:p>
+            <w:pPr>
+              <w:spacing w:line="240" w:lineRule="auto" w:after="0" w:before="0"/>
+              <w:ind w:firstLine="0" w:left="0"/>
+              <w:jc w:val="left"/>
+            </w:pPr>
+            <w:r/>
+            <w:r>
+              <w:rPr>
+                <w:rFonts w:ascii="Times New Roman" w:hAnsi="Times New Roman" w:eastAsia="Times New Roman" w:cs="Times New Roman"/>
+                <w:b w:val="0"/>
+                <w:i w:val="0"/>
+                <w:sz w:val="22"/>
+              </w:rPr>
+              <w:t>Сотрудник посадки. По номеру билета или купону ставит одну отметку посадки и не меняет цену и расписание.</w:t>
+            </w:r>
+          </w:p>
+        </w:tc>
+      </w:tr>
+      <w:tr>
+        <w:tc>
+          <w:tcPr>
+            <w:tcW w:type="dxa" w:w="2381"/>
+            <w:tcBorders>
+              <w:top w:val="single" w:sz="4" w:space="0" w:color="000000"/>
+              <w:left w:val="single" w:sz="4" w:space="0" w:color="000000"/>
+              <w:bottom w:val="single" w:sz="4" w:space="0" w:color="000000"/>
+              <w:right w:val="single" w:sz="4" w:space="0" w:color="000000"/>
+            </w:tcBorders>
+            <w:vAlign w:val="top"/>
+          </w:tcPr>
+          <w:p>
+            <w:pPr>
+              <w:spacing w:line="240" w:lineRule="auto" w:after="0" w:before="0"/>
+              <w:ind w:firstLine="0" w:left="0"/>
+              <w:jc w:val="left"/>
+            </w:pPr>
+            <w:r/>
+            <w:r>
+              <w:rPr>
+                <w:rFonts w:ascii="Times New Roman" w:hAnsi="Times New Roman" w:eastAsia="Times New Roman" w:cs="Times New Roman"/>
+                <w:b/>
+                <w:i w:val="0"/>
+                <w:sz w:val="22"/>
+              </w:rPr>
+              <w:t>Купон</w:t>
+            </w:r>
+          </w:p>
+        </w:tc>
+        <w:tc>
+          <w:tcPr>
+            <w:tcW w:type="dxa" w:w="6973"/>
+            <w:tcBorders>
+              <w:top w:val="single" w:sz="4" w:space="0" w:color="000000"/>
+              <w:left w:val="single" w:sz="4" w:space="0" w:color="000000"/>
+              <w:bottom w:val="single" w:sz="4" w:space="0" w:color="000000"/>
+              <w:right w:val="single" w:sz="4" w:space="0" w:color="000000"/>
+            </w:tcBorders>
+            <w:vAlign w:val="top"/>
+          </w:tcPr>
+          <w:p>
+            <w:pPr>
+              <w:spacing w:line="240" w:lineRule="auto" w:after="0" w:before="0"/>
+              <w:ind w:firstLine="0" w:left="0"/>
+              <w:jc w:val="left"/>
+            </w:pPr>
+            <w:r/>
+            <w:r>
+              <w:rPr>
+                <w:rFonts w:ascii="Times New Roman" w:hAnsi="Times New Roman" w:eastAsia="Times New Roman" w:cs="Times New Roman"/>
+                <w:b w:val="0"/>
+                <w:i w:val="0"/>
+                <w:sz w:val="22"/>
+              </w:rPr>
+              <w:t>Бумажная копия проведённого билета. Купон печатает принтер кассы.</w:t>
+            </w:r>
+          </w:p>
+        </w:tc>
+      </w:tr>
+      <w:tr>
+        <w:tc>
+          <w:tcPr>
+            <w:tcW w:type="dxa" w:w="2381"/>
+            <w:tcBorders>
+              <w:top w:val="single" w:sz="4" w:space="0" w:color="000000"/>
+              <w:left w:val="single" w:sz="4" w:space="0" w:color="000000"/>
+              <w:bottom w:val="single" w:sz="4" w:space="0" w:color="000000"/>
+              <w:right w:val="single" w:sz="4" w:space="0" w:color="000000"/>
+            </w:tcBorders>
+            <w:vAlign w:val="top"/>
+          </w:tcPr>
+          <w:p>
+            <w:pPr>
+              <w:spacing w:line="240" w:lineRule="auto" w:after="0" w:before="0"/>
+              <w:ind w:firstLine="0" w:left="0"/>
+              <w:jc w:val="left"/>
+            </w:pPr>
+            <w:r/>
+            <w:r>
+              <w:rPr>
+                <w:rFonts w:ascii="Times New Roman" w:hAnsi="Times New Roman" w:eastAsia="Times New Roman" w:cs="Times New Roman"/>
+                <w:b/>
+                <w:i w:val="0"/>
+                <w:sz w:val="22"/>
+              </w:rPr>
+              <w:t>Маршрут</w:t>
+            </w:r>
+          </w:p>
+        </w:tc>
+        <w:tc>
+          <w:tcPr>
+            <w:tcW w:type="dxa" w:w="6973"/>
+            <w:tcBorders>
+              <w:top w:val="single" w:sz="4" w:space="0" w:color="000000"/>
+              <w:left w:val="single" w:sz="4" w:space="0" w:color="000000"/>
+              <w:bottom w:val="single" w:sz="4" w:space="0" w:color="000000"/>
+              <w:right w:val="single" w:sz="4" w:space="0" w:color="000000"/>
+            </w:tcBorders>
+            <w:vAlign w:val="top"/>
+          </w:tcPr>
+          <w:p>
+            <w:pPr>
+              <w:spacing w:line="240" w:lineRule="auto" w:after="0" w:before="0"/>
+              <w:ind w:firstLine="0" w:left="0"/>
+              <w:jc w:val="left"/>
+            </w:pPr>
+            <w:r/>
+            <w:r>
+              <w:rPr>
+                <w:rFonts w:ascii="Times New Roman" w:hAnsi="Times New Roman" w:eastAsia="Times New Roman" w:cs="Times New Roman"/>
+                <w:b w:val="0"/>
+                <w:i w:val="0"/>
+                <w:sz w:val="22"/>
+              </w:rPr>
+              <w:t>Упорядоченная цепочка станций пилотного участка и плановое время хода или стоянки между соседними станциями (UC-7). В цепочке не меньше двух станций, станция не повторяется. Станции берутся только из справочника.</w:t>
+            </w:r>
+          </w:p>
+        </w:tc>
+      </w:tr>
+      <w:tr>
+        <w:tc>
+          <w:tcPr>
+            <w:tcW w:type="dxa" w:w="2381"/>
+            <w:tcBorders>
+              <w:top w:val="single" w:sz="4" w:space="0" w:color="000000"/>
+              <w:left w:val="single" w:sz="4" w:space="0" w:color="000000"/>
+              <w:bottom w:val="single" w:sz="4" w:space="0" w:color="000000"/>
+              <w:right w:val="single" w:sz="4" w:space="0" w:color="000000"/>
+            </w:tcBorders>
+            <w:vAlign w:val="top"/>
+          </w:tcPr>
+          <w:p>
+            <w:pPr>
+              <w:spacing w:line="240" w:lineRule="auto" w:after="0" w:before="0"/>
+              <w:ind w:firstLine="0" w:left="0"/>
+              <w:jc w:val="left"/>
+            </w:pPr>
+            <w:r/>
+            <w:r>
+              <w:rPr>
+                <w:rFonts w:ascii="Times New Roman" w:hAnsi="Times New Roman" w:eastAsia="Times New Roman" w:cs="Times New Roman"/>
+                <w:b/>
+                <w:i w:val="0"/>
+                <w:sz w:val="22"/>
+              </w:rPr>
+              <w:t>Место</w:t>
+            </w:r>
+          </w:p>
+        </w:tc>
+        <w:tc>
+          <w:tcPr>
+            <w:tcW w:type="dxa" w:w="6973"/>
+            <w:tcBorders>
+              <w:top w:val="single" w:sz="4" w:space="0" w:color="000000"/>
+              <w:left w:val="single" w:sz="4" w:space="0" w:color="000000"/>
+              <w:bottom w:val="single" w:sz="4" w:space="0" w:color="000000"/>
+              <w:right w:val="single" w:sz="4" w:space="0" w:color="000000"/>
+            </w:tcBorders>
+            <w:vAlign w:val="top"/>
+          </w:tcPr>
+          <w:p>
+            <w:pPr>
+              <w:spacing w:line="240" w:lineRule="auto" w:after="0" w:before="0"/>
+              <w:ind w:firstLine="0" w:left="0"/>
+              <w:jc w:val="left"/>
+            </w:pPr>
+            <w:r/>
+            <w:r>
+              <w:rPr>
+                <w:rFonts w:ascii="Times New Roman" w:hAnsi="Times New Roman" w:eastAsia="Times New Roman" w:cs="Times New Roman"/>
+                <w:b w:val="0"/>
+                <w:i w:val="0"/>
+                <w:sz w:val="22"/>
+              </w:rPr>
+              <w:t>Место в вагоне рейса. Номера мест в схеме не повторяются. На место приходится не больше одного действующего билета.</w:t>
+            </w:r>
+          </w:p>
+        </w:tc>
+      </w:tr>
+      <w:tr>
+        <w:tc>
+          <w:tcPr>
+            <w:tcW w:type="dxa" w:w="2381"/>
+            <w:tcBorders>
+              <w:top w:val="single" w:sz="4" w:space="0" w:color="000000"/>
+              <w:left w:val="single" w:sz="4" w:space="0" w:color="000000"/>
+              <w:bottom w:val="single" w:sz="4" w:space="0" w:color="000000"/>
+              <w:right w:val="single" w:sz="4" w:space="0" w:color="000000"/>
+            </w:tcBorders>
+            <w:vAlign w:val="top"/>
+          </w:tcPr>
+          <w:p>
+            <w:pPr>
+              <w:spacing w:line="240" w:lineRule="auto" w:after="0" w:before="0"/>
+              <w:ind w:firstLine="0" w:left="0"/>
+              <w:jc w:val="left"/>
+            </w:pPr>
+            <w:r/>
+            <w:r>
+              <w:rPr>
+                <w:rFonts w:ascii="Times New Roman" w:hAnsi="Times New Roman" w:eastAsia="Times New Roman" w:cs="Times New Roman"/>
+                <w:b/>
+                <w:i w:val="0"/>
+                <w:sz w:val="22"/>
+              </w:rPr>
+              <w:t>Обслуживание станции</w:t>
+            </w:r>
+          </w:p>
+        </w:tc>
+        <w:tc>
+          <w:tcPr>
+            <w:tcW w:type="dxa" w:w="6973"/>
+            <w:tcBorders>
+              <w:top w:val="single" w:sz="4" w:space="0" w:color="000000"/>
+              <w:left w:val="single" w:sz="4" w:space="0" w:color="000000"/>
+              <w:bottom w:val="single" w:sz="4" w:space="0" w:color="000000"/>
+              <w:right w:val="single" w:sz="4" w:space="0" w:color="000000"/>
+            </w:tcBorders>
+            <w:vAlign w:val="top"/>
+          </w:tcPr>
+          <w:p>
+            <w:pPr>
+              <w:spacing w:line="240" w:lineRule="auto" w:after="0" w:before="0"/>
+              <w:ind w:firstLine="0" w:left="0"/>
+              <w:jc w:val="left"/>
+            </w:pPr>
+            <w:r/>
+            <w:r>
+              <w:rPr>
+                <w:rFonts w:ascii="Times New Roman" w:hAnsi="Times New Roman" w:eastAsia="Times New Roman" w:cs="Times New Roman"/>
+                <w:b w:val="0"/>
+                <w:i w:val="0"/>
+                <w:sz w:val="22"/>
+              </w:rPr>
+              <w:t>Сутки готовности станции. Пока сутки открыты, на станции можно открывать смены. Закрытие суток при открытых сменах запрещено.</w:t>
+            </w:r>
+          </w:p>
+        </w:tc>
+      </w:tr>
+      <w:tr>
+        <w:tc>
+          <w:tcPr>
+            <w:tcW w:type="dxa" w:w="2381"/>
+            <w:tcBorders>
+              <w:top w:val="single" w:sz="4" w:space="0" w:color="000000"/>
+              <w:left w:val="single" w:sz="4" w:space="0" w:color="000000"/>
+              <w:bottom w:val="single" w:sz="4" w:space="0" w:color="000000"/>
+              <w:right w:val="single" w:sz="4" w:space="0" w:color="000000"/>
+            </w:tcBorders>
+            <w:vAlign w:val="top"/>
+          </w:tcPr>
+          <w:p>
+            <w:pPr>
+              <w:spacing w:line="240" w:lineRule="auto" w:after="0" w:before="0"/>
+              <w:ind w:firstLine="0" w:left="0"/>
+              <w:jc w:val="left"/>
+            </w:pPr>
+            <w:r/>
+            <w:r>
+              <w:rPr>
+                <w:rFonts w:ascii="Times New Roman" w:hAnsi="Times New Roman" w:eastAsia="Times New Roman" w:cs="Times New Roman"/>
+                <w:b/>
+                <w:i w:val="0"/>
+                <w:sz w:val="22"/>
+              </w:rPr>
+              <w:t>Отмена рейса</w:t>
+            </w:r>
+          </w:p>
+        </w:tc>
+        <w:tc>
+          <w:tcPr>
+            <w:tcW w:type="dxa" w:w="6973"/>
+            <w:tcBorders>
+              <w:top w:val="single" w:sz="4" w:space="0" w:color="000000"/>
+              <w:left w:val="single" w:sz="4" w:space="0" w:color="000000"/>
+              <w:bottom w:val="single" w:sz="4" w:space="0" w:color="000000"/>
+              <w:right w:val="single" w:sz="4" w:space="0" w:color="000000"/>
+            </w:tcBorders>
+            <w:vAlign w:val="top"/>
+          </w:tcPr>
+          <w:p>
+            <w:pPr>
+              <w:spacing w:line="240" w:lineRule="auto" w:after="0" w:before="0"/>
+              <w:ind w:firstLine="0" w:left="0"/>
+              <w:jc w:val="left"/>
+            </w:pPr>
+            <w:r/>
+            <w:r>
+              <w:rPr>
+                <w:rFonts w:ascii="Times New Roman" w:hAnsi="Times New Roman" w:eastAsia="Times New Roman" w:cs="Times New Roman"/>
+                <w:b w:val="0"/>
+                <w:i w:val="0"/>
+                <w:sz w:val="22"/>
+              </w:rPr>
+              <w:t>Перевод рейса в статус «отменён» (UC-3): новые продажи закрыты, оформленные билеты помечены. Черновик в кассе не проводится. Массовую выплату отмена не выполняет. Срок закрытия продаж задаёт БЦ-3.</w:t>
+            </w:r>
+          </w:p>
+        </w:tc>
+      </w:tr>
+      <w:tr>
+        <w:tc>
+          <w:tcPr>
+            <w:tcW w:type="dxa" w:w="2381"/>
+            <w:tcBorders>
+              <w:top w:val="single" w:sz="4" w:space="0" w:color="000000"/>
+              <w:left w:val="single" w:sz="4" w:space="0" w:color="000000"/>
+              <w:bottom w:val="single" w:sz="4" w:space="0" w:color="000000"/>
+              <w:right w:val="single" w:sz="4" w:space="0" w:color="000000"/>
+            </w:tcBorders>
+            <w:vAlign w:val="top"/>
+          </w:tcPr>
+          <w:p>
+            <w:pPr>
+              <w:spacing w:line="240" w:lineRule="auto" w:after="0" w:before="0"/>
+              <w:ind w:firstLine="0" w:left="0"/>
+              <w:jc w:val="left"/>
+            </w:pPr>
+            <w:r/>
+            <w:r>
+              <w:rPr>
+                <w:rFonts w:ascii="Times New Roman" w:hAnsi="Times New Roman" w:eastAsia="Times New Roman" w:cs="Times New Roman"/>
+                <w:b/>
+                <w:i w:val="0"/>
+                <w:sz w:val="22"/>
+              </w:rPr>
+              <w:t>Пассажир</w:t>
+            </w:r>
+          </w:p>
+        </w:tc>
+        <w:tc>
+          <w:tcPr>
+            <w:tcW w:type="dxa" w:w="6973"/>
+            <w:tcBorders>
+              <w:top w:val="single" w:sz="4" w:space="0" w:color="000000"/>
+              <w:left w:val="single" w:sz="4" w:space="0" w:color="000000"/>
+              <w:bottom w:val="single" w:sz="4" w:space="0" w:color="000000"/>
+              <w:right w:val="single" w:sz="4" w:space="0" w:color="000000"/>
+            </w:tcBorders>
+            <w:vAlign w:val="top"/>
+          </w:tcPr>
+          <w:p>
+            <w:pPr>
+              <w:spacing w:line="240" w:lineRule="auto" w:after="0" w:before="0"/>
+              <w:ind w:firstLine="0" w:left="0"/>
+              <w:jc w:val="left"/>
+            </w:pPr>
+            <w:r/>
+            <w:r>
+              <w:rPr>
+                <w:rFonts w:ascii="Times New Roman" w:hAnsi="Times New Roman" w:eastAsia="Times New Roman" w:cs="Times New Roman"/>
+                <w:b w:val="0"/>
+                <w:i w:val="0"/>
+                <w:sz w:val="22"/>
+              </w:rPr>
+              <w:t>Человек, чьи фамилия и имя печатаются на купоне и проверяются при посадке. Рабочего места и публичной учётной записи у пассажира нет.</w:t>
+            </w:r>
+          </w:p>
+        </w:tc>
+      </w:tr>
+      <w:tr>
+        <w:tc>
+          <w:tcPr>
+            <w:tcW w:type="dxa" w:w="2381"/>
+            <w:tcBorders>
+              <w:top w:val="single" w:sz="4" w:space="0" w:color="000000"/>
+              <w:left w:val="single" w:sz="4" w:space="0" w:color="000000"/>
+              <w:bottom w:val="single" w:sz="4" w:space="0" w:color="000000"/>
+              <w:right w:val="single" w:sz="4" w:space="0" w:color="000000"/>
+            </w:tcBorders>
+            <w:vAlign w:val="top"/>
+          </w:tcPr>
+          <w:p>
+            <w:pPr>
+              <w:spacing w:line="240" w:lineRule="auto" w:after="0" w:before="0"/>
+              <w:ind w:firstLine="0" w:left="0"/>
+              <w:jc w:val="left"/>
+            </w:pPr>
+            <w:r/>
+            <w:r>
+              <w:rPr>
+                <w:rFonts w:ascii="Times New Roman" w:hAnsi="Times New Roman" w:eastAsia="Times New Roman" w:cs="Times New Roman"/>
+                <w:b/>
+                <w:i w:val="0"/>
+                <w:sz w:val="22"/>
+              </w:rPr>
+              <w:t>Пилотный участок</w:t>
+            </w:r>
+          </w:p>
+        </w:tc>
+        <w:tc>
+          <w:tcPr>
+            <w:tcW w:type="dxa" w:w="6973"/>
+            <w:tcBorders>
+              <w:top w:val="single" w:sz="4" w:space="0" w:color="000000"/>
+              <w:left w:val="single" w:sz="4" w:space="0" w:color="000000"/>
+              <w:bottom w:val="single" w:sz="4" w:space="0" w:color="000000"/>
+              <w:right w:val="single" w:sz="4" w:space="0" w:color="000000"/>
+            </w:tcBorders>
+            <w:vAlign w:val="top"/>
+          </w:tcPr>
+          <w:p>
+            <w:pPr>
+              <w:spacing w:line="240" w:lineRule="auto" w:after="0" w:before="0"/>
+              <w:ind w:firstLine="0" w:left="0"/>
+              <w:jc w:val="left"/>
+            </w:pPr>
+            <w:r/>
+            <w:r>
+              <w:rPr>
+                <w:rFonts w:ascii="Times New Roman" w:hAnsi="Times New Roman" w:eastAsia="Times New Roman" w:cs="Times New Roman"/>
+                <w:b w:val="0"/>
+                <w:i w:val="0"/>
+                <w:sz w:val="22"/>
+              </w:rPr>
+              <w:t>Ограниченный набор станций, маршрутов и рейсов первой версии одного перевозчика.</w:t>
+            </w:r>
+          </w:p>
+        </w:tc>
+      </w:tr>
+      <w:tr>
+        <w:tc>
+          <w:tcPr>
+            <w:tcW w:type="dxa" w:w="2381"/>
+            <w:tcBorders>
+              <w:top w:val="single" w:sz="4" w:space="0" w:color="000000"/>
+              <w:left w:val="single" w:sz="4" w:space="0" w:color="000000"/>
+              <w:bottom w:val="single" w:sz="4" w:space="0" w:color="000000"/>
+              <w:right w:val="single" w:sz="4" w:space="0" w:color="000000"/>
+            </w:tcBorders>
+            <w:vAlign w:val="top"/>
+          </w:tcPr>
+          <w:p>
+            <w:pPr>
+              <w:spacing w:line="240" w:lineRule="auto" w:after="0" w:before="0"/>
+              <w:ind w:firstLine="0" w:left="0"/>
+              <w:jc w:val="left"/>
+            </w:pPr>
+            <w:r/>
+            <w:r>
+              <w:rPr>
+                <w:rFonts w:ascii="Times New Roman" w:hAnsi="Times New Roman" w:eastAsia="Times New Roman" w:cs="Times New Roman"/>
+                <w:b/>
+                <w:i w:val="0"/>
+                <w:sz w:val="22"/>
+              </w:rPr>
+              <w:t>Платформа</w:t>
+            </w:r>
+          </w:p>
+        </w:tc>
+        <w:tc>
+          <w:tcPr>
+            <w:tcW w:type="dxa" w:w="6973"/>
+            <w:tcBorders>
+              <w:top w:val="single" w:sz="4" w:space="0" w:color="000000"/>
+              <w:left w:val="single" w:sz="4" w:space="0" w:color="000000"/>
+              <w:bottom w:val="single" w:sz="4" w:space="0" w:color="000000"/>
+              <w:right w:val="single" w:sz="4" w:space="0" w:color="000000"/>
+            </w:tcBorders>
+            <w:vAlign w:val="top"/>
+          </w:tcPr>
+          <w:p>
+            <w:pPr>
+              <w:spacing w:line="240" w:lineRule="auto" w:after="0" w:before="0"/>
+              <w:ind w:firstLine="0" w:left="0"/>
+              <w:jc w:val="left"/>
+            </w:pPr>
+            <w:r/>
+            <w:r>
+              <w:rPr>
+                <w:rFonts w:ascii="Times New Roman" w:hAnsi="Times New Roman" w:eastAsia="Times New Roman" w:cs="Times New Roman"/>
+                <w:b w:val="0"/>
+                <w:i w:val="0"/>
+                <w:sz w:val="22"/>
+              </w:rPr>
+              <w:t>Объект станции. Готовность платформы отмечает дежурный в сутках обслуживания.</w:t>
+            </w:r>
+          </w:p>
+        </w:tc>
+      </w:tr>
+      <w:tr>
+        <w:tc>
+          <w:tcPr>
+            <w:tcW w:type="dxa" w:w="2381"/>
+            <w:tcBorders>
+              <w:top w:val="single" w:sz="4" w:space="0" w:color="000000"/>
+              <w:left w:val="single" w:sz="4" w:space="0" w:color="000000"/>
+              <w:bottom w:val="single" w:sz="4" w:space="0" w:color="000000"/>
+              <w:right w:val="single" w:sz="4" w:space="0" w:color="000000"/>
+            </w:tcBorders>
+            <w:vAlign w:val="top"/>
+          </w:tcPr>
+          <w:p>
+            <w:pPr>
+              <w:spacing w:line="240" w:lineRule="auto" w:after="0" w:before="0"/>
+              <w:ind w:firstLine="0" w:left="0"/>
+              <w:jc w:val="left"/>
+            </w:pPr>
+            <w:r/>
+            <w:r>
+              <w:rPr>
+                <w:rFonts w:ascii="Times New Roman" w:hAnsi="Times New Roman" w:eastAsia="Times New Roman" w:cs="Times New Roman"/>
+                <w:b/>
+                <w:i w:val="0"/>
+                <w:sz w:val="22"/>
+              </w:rPr>
+              <w:t>Посадка</w:t>
+            </w:r>
+          </w:p>
+        </w:tc>
+        <w:tc>
+          <w:tcPr>
+            <w:tcW w:type="dxa" w:w="6973"/>
+            <w:tcBorders>
+              <w:top w:val="single" w:sz="4" w:space="0" w:color="000000"/>
+              <w:left w:val="single" w:sz="4" w:space="0" w:color="000000"/>
+              <w:bottom w:val="single" w:sz="4" w:space="0" w:color="000000"/>
+              <w:right w:val="single" w:sz="4" w:space="0" w:color="000000"/>
+            </w:tcBorders>
+            <w:vAlign w:val="top"/>
+          </w:tcPr>
+          <w:p>
+            <w:pPr>
+              <w:spacing w:line="240" w:lineRule="auto" w:after="0" w:before="0"/>
+              <w:ind w:firstLine="0" w:left="0"/>
+              <w:jc w:val="left"/>
+            </w:pPr>
+            <w:r/>
+            <w:r>
+              <w:rPr>
+                <w:rFonts w:ascii="Times New Roman" w:hAnsi="Times New Roman" w:eastAsia="Times New Roman" w:cs="Times New Roman"/>
+                <w:b w:val="0"/>
+                <w:i w:val="0"/>
+                <w:sz w:val="22"/>
+              </w:rPr>
+              <w:t>Одна отметка контролёра по действующему билету (UC-4). После отметки возврат закрыт. Повторная отметка, билет возврата, отменённый рейс и ненайденный билет отметку не создают.</w:t>
+            </w:r>
+          </w:p>
+        </w:tc>
+      </w:tr>
+      <w:tr>
+        <w:tc>
+          <w:tcPr>
+            <w:tcW w:type="dxa" w:w="2381"/>
+            <w:tcBorders>
+              <w:top w:val="single" w:sz="4" w:space="0" w:color="000000"/>
+              <w:left w:val="single" w:sz="4" w:space="0" w:color="000000"/>
+              <w:bottom w:val="single" w:sz="4" w:space="0" w:color="000000"/>
+              <w:right w:val="single" w:sz="4" w:space="0" w:color="000000"/>
+            </w:tcBorders>
+            <w:vAlign w:val="top"/>
+          </w:tcPr>
+          <w:p>
+            <w:pPr>
+              <w:spacing w:line="240" w:lineRule="auto" w:after="0" w:before="0"/>
+              <w:ind w:firstLine="0" w:left="0"/>
+              <w:jc w:val="left"/>
+            </w:pPr>
+            <w:r/>
+            <w:r>
+              <w:rPr>
+                <w:rFonts w:ascii="Times New Roman" w:hAnsi="Times New Roman" w:eastAsia="Times New Roman" w:cs="Times New Roman"/>
+                <w:b/>
+                <w:i w:val="0"/>
+                <w:sz w:val="22"/>
+              </w:rPr>
+              <w:t>Прайс</w:t>
+            </w:r>
+          </w:p>
+        </w:tc>
+        <w:tc>
+          <w:tcPr>
+            <w:tcW w:type="dxa" w:w="6973"/>
+            <w:tcBorders>
+              <w:top w:val="single" w:sz="4" w:space="0" w:color="000000"/>
+              <w:left w:val="single" w:sz="4" w:space="0" w:color="000000"/>
+              <w:bottom w:val="single" w:sz="4" w:space="0" w:color="000000"/>
+              <w:right w:val="single" w:sz="4" w:space="0" w:color="000000"/>
+            </w:tcBorders>
+            <w:vAlign w:val="top"/>
+          </w:tcPr>
+          <w:p>
+            <w:pPr>
+              <w:spacing w:line="240" w:lineRule="auto" w:after="0" w:before="0"/>
+              <w:ind w:firstLine="0" w:left="0"/>
+              <w:jc w:val="left"/>
+            </w:pPr>
+            <w:r/>
+            <w:r>
+              <w:rPr>
+                <w:rFonts w:ascii="Times New Roman" w:hAnsi="Times New Roman" w:eastAsia="Times New Roman" w:cs="Times New Roman"/>
+                <w:b w:val="0"/>
+                <w:i w:val="0"/>
+                <w:sz w:val="22"/>
+              </w:rPr>
+              <w:t>Источник цены места. Продажа без цены из прайса не проводится. Тариф первой версии берётся только из прайса.</w:t>
+            </w:r>
+          </w:p>
+        </w:tc>
+      </w:tr>
+      <w:tr>
+        <w:tc>
+          <w:tcPr>
+            <w:tcW w:type="dxa" w:w="2381"/>
+            <w:tcBorders>
+              <w:top w:val="single" w:sz="4" w:space="0" w:color="000000"/>
+              <w:left w:val="single" w:sz="4" w:space="0" w:color="000000"/>
+              <w:bottom w:val="single" w:sz="4" w:space="0" w:color="000000"/>
+              <w:right w:val="single" w:sz="4" w:space="0" w:color="000000"/>
+            </w:tcBorders>
+            <w:vAlign w:val="top"/>
+          </w:tcPr>
+          <w:p>
+            <w:pPr>
+              <w:spacing w:line="240" w:lineRule="auto" w:after="0" w:before="0"/>
+              <w:ind w:firstLine="0" w:left="0"/>
+              <w:jc w:val="left"/>
+            </w:pPr>
+            <w:r/>
+            <w:r>
+              <w:rPr>
+                <w:rFonts w:ascii="Times New Roman" w:hAnsi="Times New Roman" w:eastAsia="Times New Roman" w:cs="Times New Roman"/>
+                <w:b/>
+                <w:i w:val="0"/>
+                <w:sz w:val="22"/>
+              </w:rPr>
+              <w:t>Проход</w:t>
+            </w:r>
+          </w:p>
+        </w:tc>
+        <w:tc>
+          <w:tcPr>
+            <w:tcW w:type="dxa" w:w="6973"/>
+            <w:tcBorders>
+              <w:top w:val="single" w:sz="4" w:space="0" w:color="000000"/>
+              <w:left w:val="single" w:sz="4" w:space="0" w:color="000000"/>
+              <w:bottom w:val="single" w:sz="4" w:space="0" w:color="000000"/>
+              <w:right w:val="single" w:sz="4" w:space="0" w:color="000000"/>
+            </w:tcBorders>
+            <w:vAlign w:val="top"/>
+          </w:tcPr>
+          <w:p>
+            <w:pPr>
+              <w:spacing w:line="240" w:lineRule="auto" w:after="0" w:before="0"/>
+              <w:ind w:firstLine="0" w:left="0"/>
+              <w:jc w:val="left"/>
+            </w:pPr>
+            <w:r/>
+            <w:r>
+              <w:rPr>
+                <w:rFonts w:ascii="Times New Roman" w:hAnsi="Times New Roman" w:eastAsia="Times New Roman" w:cs="Times New Roman"/>
+                <w:b w:val="0"/>
+                <w:i w:val="0"/>
+                <w:sz w:val="22"/>
+              </w:rPr>
+              <w:t>Объект станции. Готовность прохода дежурный отмечает вместе с кассами, платформами и залом ожидания.</w:t>
+            </w:r>
+          </w:p>
+        </w:tc>
+      </w:tr>
+      <w:tr>
+        <w:tc>
+          <w:tcPr>
+            <w:tcW w:type="dxa" w:w="2381"/>
+            <w:tcBorders>
+              <w:top w:val="single" w:sz="4" w:space="0" w:color="000000"/>
+              <w:left w:val="single" w:sz="4" w:space="0" w:color="000000"/>
+              <w:bottom w:val="single" w:sz="4" w:space="0" w:color="000000"/>
+              <w:right w:val="single" w:sz="4" w:space="0" w:color="000000"/>
+            </w:tcBorders>
+            <w:vAlign w:val="top"/>
+          </w:tcPr>
+          <w:p>
+            <w:pPr>
+              <w:spacing w:line="240" w:lineRule="auto" w:after="0" w:before="0"/>
+              <w:ind w:firstLine="0" w:left="0"/>
+              <w:jc w:val="left"/>
+            </w:pPr>
+            <w:r/>
+            <w:r>
+              <w:rPr>
+                <w:rFonts w:ascii="Times New Roman" w:hAnsi="Times New Roman" w:eastAsia="Times New Roman" w:cs="Times New Roman"/>
+                <w:b/>
+                <w:i w:val="0"/>
+                <w:sz w:val="22"/>
+              </w:rPr>
+              <w:t>Рейс</w:t>
+            </w:r>
+          </w:p>
+        </w:tc>
+        <w:tc>
+          <w:tcPr>
+            <w:tcW w:type="dxa" w:w="6973"/>
+            <w:tcBorders>
+              <w:top w:val="single" w:sz="4" w:space="0" w:color="000000"/>
+              <w:left w:val="single" w:sz="4" w:space="0" w:color="000000"/>
+              <w:bottom w:val="single" w:sz="4" w:space="0" w:color="000000"/>
+              <w:right w:val="single" w:sz="4" w:space="0" w:color="000000"/>
+            </w:tcBorders>
+            <w:vAlign w:val="top"/>
+          </w:tcPr>
+          <w:p>
+            <w:pPr>
+              <w:spacing w:line="240" w:lineRule="auto" w:after="0" w:before="0"/>
+              <w:ind w:firstLine="0" w:left="0"/>
+              <w:jc w:val="left"/>
+            </w:pPr>
+            <w:r/>
+            <w:r>
+              <w:rPr>
+                <w:rFonts w:ascii="Times New Roman" w:hAnsi="Times New Roman" w:eastAsia="Times New Roman" w:cs="Times New Roman"/>
+                <w:b w:val="0"/>
+                <w:i w:val="0"/>
+                <w:sz w:val="22"/>
+              </w:rPr>
+              <w:t>Пассажирский рейс пилотного участка: номер, дата, маршрут, время отправления и прибытия, схема вагонов и один фонд мест. Без сохранённого маршрута и схемы рейс не публикуют. Повтор того же номера не создаёт второй фонд.</w:t>
+            </w:r>
+          </w:p>
+        </w:tc>
+      </w:tr>
+      <w:tr>
+        <w:tc>
+          <w:tcPr>
+            <w:tcW w:type="dxa" w:w="2381"/>
+            <w:tcBorders>
+              <w:top w:val="single" w:sz="4" w:space="0" w:color="000000"/>
+              <w:left w:val="single" w:sz="4" w:space="0" w:color="000000"/>
+              <w:bottom w:val="single" w:sz="4" w:space="0" w:color="000000"/>
+              <w:right w:val="single" w:sz="4" w:space="0" w:color="000000"/>
+            </w:tcBorders>
+            <w:vAlign w:val="top"/>
+          </w:tcPr>
+          <w:p>
+            <w:pPr>
+              <w:spacing w:line="240" w:lineRule="auto" w:after="0" w:before="0"/>
+              <w:ind w:firstLine="0" w:left="0"/>
+              <w:jc w:val="left"/>
+            </w:pPr>
+            <w:r/>
+            <w:r>
+              <w:rPr>
+                <w:rFonts w:ascii="Times New Roman" w:hAnsi="Times New Roman" w:eastAsia="Times New Roman" w:cs="Times New Roman"/>
+                <w:b/>
+                <w:i w:val="0"/>
+                <w:sz w:val="22"/>
+              </w:rPr>
+              <w:t>Смена</w:t>
+            </w:r>
+          </w:p>
+        </w:tc>
+        <w:tc>
+          <w:tcPr>
+            <w:tcW w:type="dxa" w:w="6973"/>
+            <w:tcBorders>
+              <w:top w:val="single" w:sz="4" w:space="0" w:color="000000"/>
+              <w:left w:val="single" w:sz="4" w:space="0" w:color="000000"/>
+              <w:bottom w:val="single" w:sz="4" w:space="0" w:color="000000"/>
+              <w:right w:val="single" w:sz="4" w:space="0" w:color="000000"/>
+            </w:tcBorders>
+            <w:vAlign w:val="top"/>
+          </w:tcPr>
+          <w:p>
+            <w:pPr>
+              <w:spacing w:line="240" w:lineRule="auto" w:after="0" w:before="0"/>
+              <w:ind w:firstLine="0" w:left="0"/>
+              <w:jc w:val="left"/>
+            </w:pPr>
+            <w:r/>
+            <w:r>
+              <w:rPr>
+                <w:rFonts w:ascii="Times New Roman" w:hAnsi="Times New Roman" w:eastAsia="Times New Roman" w:cs="Times New Roman"/>
+                <w:b w:val="0"/>
+                <w:i w:val="0"/>
+                <w:sz w:val="22"/>
+              </w:rPr>
+              <w:t>Интервал работы кассира или контролёра на рабочем месте (UC-8). Вторая открытая смена того же сотрудника не создаётся. Закрытие при черновике продажи останавливается. Без открытой смены продажа, возврат и посадка недоступны.</w:t>
+            </w:r>
+          </w:p>
+        </w:tc>
+      </w:tr>
+      <w:tr>
+        <w:tc>
+          <w:tcPr>
+            <w:tcW w:type="dxa" w:w="2381"/>
+            <w:tcBorders>
+              <w:top w:val="single" w:sz="4" w:space="0" w:color="000000"/>
+              <w:left w:val="single" w:sz="4" w:space="0" w:color="000000"/>
+              <w:bottom w:val="single" w:sz="4" w:space="0" w:color="000000"/>
+              <w:right w:val="single" w:sz="4" w:space="0" w:color="000000"/>
+            </w:tcBorders>
+            <w:vAlign w:val="top"/>
+          </w:tcPr>
+          <w:p>
+            <w:pPr>
+              <w:spacing w:line="240" w:lineRule="auto" w:after="0" w:before="0"/>
+              <w:ind w:firstLine="0" w:left="0"/>
+              <w:jc w:val="left"/>
+            </w:pPr>
+            <w:r/>
+            <w:r>
+              <w:rPr>
+                <w:rFonts w:ascii="Times New Roman" w:hAnsi="Times New Roman" w:eastAsia="Times New Roman" w:cs="Times New Roman"/>
+                <w:b/>
+                <w:i w:val="0"/>
+                <w:sz w:val="22"/>
+              </w:rPr>
+              <w:t>Справочник</w:t>
+            </w:r>
+          </w:p>
+        </w:tc>
+        <w:tc>
+          <w:tcPr>
+            <w:tcW w:type="dxa" w:w="6973"/>
+            <w:tcBorders>
+              <w:top w:val="single" w:sz="4" w:space="0" w:color="000000"/>
+              <w:left w:val="single" w:sz="4" w:space="0" w:color="000000"/>
+              <w:bottom w:val="single" w:sz="4" w:space="0" w:color="000000"/>
+              <w:right w:val="single" w:sz="4" w:space="0" w:color="000000"/>
+            </w:tcBorders>
+            <w:vAlign w:val="top"/>
+          </w:tcPr>
+          <w:p>
+            <w:pPr>
+              <w:spacing w:line="240" w:lineRule="auto" w:after="0" w:before="0"/>
+              <w:ind w:firstLine="0" w:left="0"/>
+              <w:jc w:val="left"/>
+            </w:pPr>
+            <w:r/>
+            <w:r>
+              <w:rPr>
+                <w:rFonts w:ascii="Times New Roman" w:hAnsi="Times New Roman" w:eastAsia="Times New Roman" w:cs="Times New Roman"/>
+                <w:b w:val="0"/>
+                <w:i w:val="0"/>
+                <w:sz w:val="22"/>
+              </w:rPr>
+              <w:t>Единый перечень станций или схем пассажирских вагонов (UC-6). Запись с повтором кода станции или номера места не сохраняется. Станцию или схему, которую использует открытый рейс или действующий маршрут, не удаляют.</w:t>
+            </w:r>
+          </w:p>
+        </w:tc>
+      </w:tr>
+      <w:tr>
+        <w:tc>
+          <w:tcPr>
+            <w:tcW w:type="dxa" w:w="2381"/>
+            <w:tcBorders>
+              <w:top w:val="single" w:sz="4" w:space="0" w:color="000000"/>
+              <w:left w:val="single" w:sz="4" w:space="0" w:color="000000"/>
+              <w:bottom w:val="single" w:sz="4" w:space="0" w:color="000000"/>
+              <w:right w:val="single" w:sz="4" w:space="0" w:color="000000"/>
+            </w:tcBorders>
+            <w:vAlign w:val="top"/>
+          </w:tcPr>
+          <w:p>
+            <w:pPr>
+              <w:spacing w:line="240" w:lineRule="auto" w:after="0" w:before="0"/>
+              <w:ind w:firstLine="0" w:left="0"/>
+              <w:jc w:val="left"/>
+            </w:pPr>
+            <w:r/>
+            <w:r>
+              <w:rPr>
+                <w:rFonts w:ascii="Times New Roman" w:hAnsi="Times New Roman" w:eastAsia="Times New Roman" w:cs="Times New Roman"/>
+                <w:b/>
+                <w:i w:val="0"/>
+                <w:sz w:val="22"/>
+              </w:rPr>
+              <w:t>Станция</w:t>
+            </w:r>
+          </w:p>
+        </w:tc>
+        <w:tc>
+          <w:tcPr>
+            <w:tcW w:type="dxa" w:w="6973"/>
+            <w:tcBorders>
+              <w:top w:val="single" w:sz="4" w:space="0" w:color="000000"/>
+              <w:left w:val="single" w:sz="4" w:space="0" w:color="000000"/>
+              <w:bottom w:val="single" w:sz="4" w:space="0" w:color="000000"/>
+              <w:right w:val="single" w:sz="4" w:space="0" w:color="000000"/>
+            </w:tcBorders>
+            <w:vAlign w:val="top"/>
+          </w:tcPr>
+          <w:p>
+            <w:pPr>
+              <w:spacing w:line="240" w:lineRule="auto" w:after="0" w:before="0"/>
+              <w:ind w:firstLine="0" w:left="0"/>
+              <w:jc w:val="left"/>
+            </w:pPr>
+            <w:r/>
+            <w:r>
+              <w:rPr>
+                <w:rFonts w:ascii="Times New Roman" w:hAnsi="Times New Roman" w:eastAsia="Times New Roman" w:cs="Times New Roman"/>
+                <w:b w:val="0"/>
+                <w:i w:val="0"/>
+                <w:sz w:val="22"/>
+              </w:rPr>
+              <w:t>Станция пилотного участка с кодом и названием. Маршрут собирается только из станций справочника.</w:t>
+            </w:r>
+          </w:p>
+        </w:tc>
+      </w:tr>
+      <w:tr>
+        <w:tc>
+          <w:tcPr>
+            <w:tcW w:type="dxa" w:w="2381"/>
+            <w:tcBorders>
+              <w:top w:val="single" w:sz="4" w:space="0" w:color="000000"/>
+              <w:left w:val="single" w:sz="4" w:space="0" w:color="000000"/>
+              <w:bottom w:val="single" w:sz="4" w:space="0" w:color="000000"/>
+              <w:right w:val="single" w:sz="4" w:space="0" w:color="000000"/>
+            </w:tcBorders>
+            <w:vAlign w:val="top"/>
+          </w:tcPr>
+          <w:p>
+            <w:pPr>
+              <w:spacing w:line="240" w:lineRule="auto" w:after="0" w:before="0"/>
+              <w:ind w:firstLine="0" w:left="0"/>
+              <w:jc w:val="left"/>
+            </w:pPr>
+            <w:r/>
+            <w:r>
+              <w:rPr>
+                <w:rFonts w:ascii="Times New Roman" w:hAnsi="Times New Roman" w:eastAsia="Times New Roman" w:cs="Times New Roman"/>
+                <w:b/>
+                <w:i w:val="0"/>
+                <w:sz w:val="22"/>
+              </w:rPr>
+              <w:t>Схема вагона</w:t>
+            </w:r>
+          </w:p>
+        </w:tc>
+        <w:tc>
+          <w:tcPr>
+            <w:tcW w:type="dxa" w:w="6973"/>
+            <w:tcBorders>
+              <w:top w:val="single" w:sz="4" w:space="0" w:color="000000"/>
+              <w:left w:val="single" w:sz="4" w:space="0" w:color="000000"/>
+              <w:bottom w:val="single" w:sz="4" w:space="0" w:color="000000"/>
+              <w:right w:val="single" w:sz="4" w:space="0" w:color="000000"/>
+            </w:tcBorders>
+            <w:vAlign w:val="top"/>
+          </w:tcPr>
+          <w:p>
+            <w:pPr>
+              <w:spacing w:line="240" w:lineRule="auto" w:after="0" w:before="0"/>
+              <w:ind w:firstLine="0" w:left="0"/>
+              <w:jc w:val="left"/>
+            </w:pPr>
+            <w:r/>
+            <w:r>
+              <w:rPr>
+                <w:rFonts w:ascii="Times New Roman" w:hAnsi="Times New Roman" w:eastAsia="Times New Roman" w:cs="Times New Roman"/>
+                <w:b w:val="0"/>
+                <w:i w:val="0"/>
+                <w:sz w:val="22"/>
+              </w:rPr>
+              <w:t>Тип пассажирского вагона и номера мест. При публикации рейса по схеме создаётся фонд мест.</w:t>
+            </w:r>
+          </w:p>
+        </w:tc>
+      </w:tr>
+      <w:tr>
+        <w:tc>
+          <w:tcPr>
+            <w:tcW w:type="dxa" w:w="2381"/>
+            <w:tcBorders>
+              <w:top w:val="single" w:sz="4" w:space="0" w:color="000000"/>
+              <w:left w:val="single" w:sz="4" w:space="0" w:color="000000"/>
+              <w:bottom w:val="single" w:sz="4" w:space="0" w:color="000000"/>
+              <w:right w:val="single" w:sz="4" w:space="0" w:color="000000"/>
+            </w:tcBorders>
+            <w:vAlign w:val="top"/>
+          </w:tcPr>
+          <w:p>
+            <w:pPr>
+              <w:spacing w:line="240" w:lineRule="auto" w:after="0" w:before="0"/>
+              <w:ind w:firstLine="0" w:left="0"/>
+              <w:jc w:val="left"/>
+            </w:pPr>
+            <w:r/>
+            <w:r>
+              <w:rPr>
+                <w:rFonts w:ascii="Times New Roman" w:hAnsi="Times New Roman" w:eastAsia="Times New Roman" w:cs="Times New Roman"/>
+                <w:b/>
+                <w:i w:val="0"/>
+                <w:sz w:val="22"/>
+              </w:rPr>
+              <w:t>Фонд мест</w:t>
+            </w:r>
+          </w:p>
+        </w:tc>
+        <w:tc>
+          <w:tcPr>
+            <w:tcW w:type="dxa" w:w="6973"/>
+            <w:tcBorders>
+              <w:top w:val="single" w:sz="4" w:space="0" w:color="000000"/>
+              <w:left w:val="single" w:sz="4" w:space="0" w:color="000000"/>
+              <w:bottom w:val="single" w:sz="4" w:space="0" w:color="000000"/>
+              <w:right w:val="single" w:sz="4" w:space="0" w:color="000000"/>
+            </w:tcBorders>
+            <w:vAlign w:val="top"/>
+          </w:tcPr>
+          <w:p>
+            <w:pPr>
+              <w:spacing w:line="240" w:lineRule="auto" w:after="0" w:before="0"/>
+              <w:ind w:firstLine="0" w:left="0"/>
+              <w:jc w:val="left"/>
+            </w:pPr>
+            <w:r/>
+            <w:r>
+              <w:rPr>
+                <w:rFonts w:ascii="Times New Roman" w:hAnsi="Times New Roman" w:eastAsia="Times New Roman" w:cs="Times New Roman"/>
+                <w:b w:val="0"/>
+                <w:i w:val="0"/>
+                <w:sz w:val="22"/>
+              </w:rPr>
+              <w:t>Места одного рейса, созданные по схеме вагонов без повторов номеров. У рейса один фонд.</w:t>
+            </w:r>
+          </w:p>
+        </w:tc>
+      </w:tr>
+      <w:tr>
+        <w:tc>
+          <w:tcPr>
+            <w:tcW w:type="dxa" w:w="2381"/>
+            <w:tcBorders>
+              <w:top w:val="single" w:sz="4" w:space="0" w:color="000000"/>
+              <w:left w:val="single" w:sz="4" w:space="0" w:color="000000"/>
+              <w:bottom w:val="single" w:sz="4" w:space="0" w:color="000000"/>
+              <w:right w:val="single" w:sz="4" w:space="0" w:color="000000"/>
+            </w:tcBorders>
+            <w:vAlign w:val="top"/>
+          </w:tcPr>
+          <w:p>
+            <w:pPr>
+              <w:spacing w:line="240" w:lineRule="auto" w:after="0" w:before="0"/>
+              <w:ind w:firstLine="0" w:left="0"/>
+              <w:jc w:val="left"/>
+            </w:pPr>
+            <w:r/>
+            <w:r>
+              <w:rPr>
+                <w:rFonts w:ascii="Times New Roman" w:hAnsi="Times New Roman" w:eastAsia="Times New Roman" w:cs="Times New Roman"/>
+                <w:b/>
+                <w:i w:val="0"/>
+                <w:sz w:val="22"/>
+              </w:rPr>
+              <w:t>Черновик продажи</w:t>
+            </w:r>
+          </w:p>
+        </w:tc>
+        <w:tc>
+          <w:tcPr>
+            <w:tcW w:type="dxa" w:w="6973"/>
+            <w:tcBorders>
+              <w:top w:val="single" w:sz="4" w:space="0" w:color="000000"/>
+              <w:left w:val="single" w:sz="4" w:space="0" w:color="000000"/>
+              <w:bottom w:val="single" w:sz="4" w:space="0" w:color="000000"/>
+              <w:right w:val="single" w:sz="4" w:space="0" w:color="000000"/>
+            </w:tcBorders>
+            <w:vAlign w:val="top"/>
+          </w:tcPr>
+          <w:p>
+            <w:pPr>
+              <w:spacing w:line="240" w:lineRule="auto" w:after="0" w:before="0"/>
+              <w:ind w:firstLine="0" w:left="0"/>
+              <w:jc w:val="left"/>
+            </w:pPr>
+            <w:r/>
+            <w:r>
+              <w:rPr>
+                <w:rFonts w:ascii="Times New Roman" w:hAnsi="Times New Roman" w:eastAsia="Times New Roman" w:cs="Times New Roman"/>
+                <w:b w:val="0"/>
+                <w:i w:val="0"/>
+                <w:sz w:val="22"/>
+              </w:rPr>
+              <w:t>Незавершённое оформление билета. Пока черновик есть, смену кассира не закрывают. Отмена рейса черновик не проводит.</w:t>
+            </w:r>
+          </w:p>
+        </w:tc>
+      </w:tr>
+    </w:tbl>
     <w:p>
       <w:r>
         <w:br w:type="page"/>
@@ -2653,7 +6038,7 @@
           <w:i w:val="0"/>
           <w:sz w:val="28"/>
         </w:rPr>
-        <w:t>Глоссарий собрал термины АИС железной дороги в одном алфавитном списке. Рядом с кассой и рейсом определены маршрут, обслуживание станции, смена, заявка на ремонт и инвентаризация. Пороги БЦ-1, БЦ-2 и БЦ-3 совпадают с документом концепции. Пассажир остаётся лицом на купоне. Груз, найм, склад запчастей и интернет-магазин в термины не вошли.</w:t>
+        <w:t>Глоссарий сведён в таблицу «термин — определение» и согласован с моделью данных рисунка 1. Покрыты касса, рейс, маршрут, обслуживание станции, смена, ремонт и инвентаризация. Пороги БЦ-1–БЦ-3 совпадают с концепцией. Пассажир — лицо на купоне. Груз, найм, склад и интернет-магазин не включены.</w:t>
       </w:r>
     </w:p>
     <w:sectPr>
